--- a/uk-cca-app-api/src/main/resources/templates/ca/england/CCA3 variation acknowledgement letter.docx
+++ b/uk-cca-app-api/src/main/resources/templates/ca/england/CCA3 variation acknowledgement letter.docx
@@ -1,6 +1,6 @@
 
 <file path=word/document.xml><?xml version="1.0" encoding="utf-8"?>
-<w:document xmlns:wpc="http://schemas.microsoft.com/office/word/2010/wordprocessingCanvas" xmlns:cx="http://schemas.microsoft.com/office/drawing/2014/chartex" xmlns:cx1="http://schemas.microsoft.com/office/drawing/2015/9/8/chartex" xmlns:cx2="http://schemas.microsoft.com/office/drawing/2015/10/21/chartex" xmlns:cx3="http://schemas.microsoft.com/office/drawing/2016/5/9/chartex" xmlns:cx4="http://schemas.microsoft.com/office/drawing/2016/5/10/chartex" xmlns:cx5="http://schemas.microsoft.com/office/drawing/2016/5/11/chartex" xmlns:cx6="http://schemas.microsoft.com/office/drawing/2016/5/12/chartex" xmlns:cx7="http://schemas.microsoft.com/office/drawing/2016/5/13/chartex" xmlns:cx8="http://schemas.microsoft.com/office/drawing/2016/5/14/chartex" xmlns:mc="http://schemas.openxmlformats.org/markup-compatibility/2006" xmlns:aink="http://schemas.microsoft.com/office/drawing/2016/ink" xmlns:am3d="http://schemas.microsoft.com/office/drawing/2017/model3d" xmlns:o="urn:schemas-microsoft-com:office:office" xmlns:oel="http://schemas.microsoft.com/office/2019/extlst" xmlns:r="http://schemas.openxmlformats.org/officeDocument/2006/relationships" xmlns:m="http://schemas.openxmlformats.org/officeDocument/2006/math" xmlns:v="urn:schemas-microsoft-com:vml" xmlns:wp14="http://schemas.microsoft.com/office/word/2010/wordprocessingDrawing" xmlns:wp="http://schemas.openxmlformats.org/drawingml/2006/wordprocessingDrawing" xmlns:w10="urn:schemas-microsoft-com:office:word" xmlns:w="http://schemas.openxmlformats.org/wordprocessingml/2006/main" xmlns:w14="http://schemas.microsoft.com/office/word/2010/wordml" xmlns:w15="http://schemas.microsoft.com/office/word/2012/wordml" xmlns:w16cex="http://schemas.microsoft.com/office/word/2018/wordml/cex" xmlns:w16cid="http://schemas.microsoft.com/office/word/2016/wordml/cid" xmlns:w16="http://schemas.microsoft.com/office/word/2018/wordml" xmlns:w16du="http://schemas.microsoft.com/office/word/2023/wordml/word16du" xmlns:w16sdtdh="http://schemas.microsoft.com/office/word/2020/wordml/sdtdatahash" xmlns:w16sdtfl="http://schemas.microsoft.com/office/word/2024/wordml/sdtformatlock" xmlns:w16se="http://schemas.microsoft.com/office/word/2015/wordml/symex" xmlns:wpg="http://schemas.microsoft.com/office/word/2010/wordprocessingGroup" xmlns:wpi="http://schemas.microsoft.com/office/word/2010/wordprocessingInk" xmlns:wne="http://schemas.microsoft.com/office/word/2006/wordml" xmlns:wps="http://schemas.microsoft.com/office/word/2010/wordprocessingShape" mc:Ignorable="w14 w15 w16se w16cid w16 w16cex w16sdtdh w16sdtfl w16du wp14">
+<w:document xmlns:wpc="http://schemas.microsoft.com/office/word/2010/wordprocessingCanvas" xmlns:cx="http://schemas.microsoft.com/office/drawing/2014/chartex" xmlns:cx1="http://schemas.microsoft.com/office/drawing/2015/9/8/chartex" xmlns:cx2="http://schemas.microsoft.com/office/drawing/2015/10/21/chartex" xmlns:cx3="http://schemas.microsoft.com/office/drawing/2016/5/9/chartex" xmlns:cx4="http://schemas.microsoft.com/office/drawing/2016/5/10/chartex" xmlns:cx5="http://schemas.microsoft.com/office/drawing/2016/5/11/chartex" xmlns:cx6="http://schemas.microsoft.com/office/drawing/2016/5/12/chartex" xmlns:cx7="http://schemas.microsoft.com/office/drawing/2016/5/13/chartex" xmlns:cx8="http://schemas.microsoft.com/office/drawing/2016/5/14/chartex" xmlns:mc="http://schemas.openxmlformats.org/markup-compatibility/2006" xmlns:aink="http://schemas.microsoft.com/office/drawing/2016/ink" xmlns:am3d="http://schemas.microsoft.com/office/drawing/2017/model3d" xmlns:o="urn:schemas-microsoft-com:office:office" xmlns:oel="http://schemas.microsoft.com/office/2019/extlst" xmlns:r="http://schemas.openxmlformats.org/officeDocument/2006/relationships" xmlns:m="http://schemas.openxmlformats.org/officeDocument/2006/math" xmlns:v="urn:schemas-microsoft-com:vml" xmlns:wp14="http://schemas.microsoft.com/office/word/2010/wordprocessingDrawing" xmlns:wp="http://schemas.openxmlformats.org/drawingml/2006/wordprocessingDrawing" xmlns:w10="urn:schemas-microsoft-com:office:word" xmlns:w="http://schemas.openxmlformats.org/wordprocessingml/2006/main" xmlns:w14="http://schemas.microsoft.com/office/word/2010/wordml" xmlns:w15="http://schemas.microsoft.com/office/word/2012/wordml" xmlns:w16cei="http://schemas.microsoft.com/office/word/2026/wordml/cei" xmlns:w16cex="http://schemas.microsoft.com/office/word/2018/wordml/cex" xmlns:w16cid="http://schemas.microsoft.com/office/word/2016/wordml/cid" xmlns:w16="http://schemas.microsoft.com/office/word/2018/wordml" xmlns:w16du="http://schemas.microsoft.com/office/word/2023/wordml/word16du" xmlns:w16sdtdh="http://schemas.microsoft.com/office/word/2020/wordml/sdtdatahash" xmlns:w16sdtfl="http://schemas.microsoft.com/office/word/2024/wordml/sdtformatlock" xmlns:w16se="http://schemas.microsoft.com/office/word/2015/wordml/symex" xmlns:wpg="http://schemas.microsoft.com/office/word/2010/wordprocessingGroup" xmlns:wpi="http://schemas.microsoft.com/office/word/2010/wordprocessingInk" xmlns:wne="http://schemas.microsoft.com/office/word/2006/wordml" xmlns:wps="http://schemas.microsoft.com/office/word/2010/wordprocessingShape" mc:Ignorable="w14 w15 w16se w16cid w16 w16cex w16sdtdh w16sdtfl w16du wp14">
   <w:body>
     <w:p>
       <w:pPr>
@@ -53,12 +53,21 @@
           <w:szCs w:val="24"/>
         </w:rPr>
       </w:pPr>
-      <w:r>
-        <w:rPr>
-          <w:sz w:val="24"/>
-          <w:szCs w:val="24"/>
-        </w:rPr>
-        <w:t xml:space="preserve">MyCCA reference: </w:t>
+      <w:proofErr w:type="spellStart"/>
+      <w:r>
+        <w:rPr>
+          <w:sz w:val="24"/>
+          <w:szCs w:val="24"/>
+        </w:rPr>
+        <w:t>MyCCA</w:t>
+      </w:r>
+      <w:proofErr w:type="spellEnd"/>
+      <w:r>
+        <w:rPr>
+          <w:sz w:val="24"/>
+          <w:szCs w:val="24"/>
+        </w:rPr>
+        <w:t xml:space="preserve"> reference: </w:t>
       </w:r>
       <w:r>
         <w:rPr>
@@ -414,16 +423,7 @@
           <w:sz w:val="24"/>
           <w:szCs w:val="24"/>
         </w:rPr>
-        <w:t>Electronically</w:t>
-      </w:r>
-      <w:r>
-        <w:rPr>
-          <w:rFonts w:cs="Arial"/>
-          <w:bCs/>
-          <w:sz w:val="24"/>
-          <w:szCs w:val="24"/>
-        </w:rPr>
-        <w:t>:</w:t>
+        <w:t>Electronically:</w:t>
       </w:r>
     </w:p>
     <w:p>
@@ -493,13 +493,7 @@
         <w:rPr>
           <w:sz w:val="24"/>
         </w:rPr>
-        <w:t xml:space="preserve">The Climate Change Agreements (Administration) Regulations 2012 (As amended) </w:t>
-      </w:r>
-      <w:r>
-        <w:rPr>
-          <w:sz w:val="24"/>
-        </w:rPr>
-        <w:t>(“THE REGULATIONS”)</w:t>
+        <w:t>The Climate Change Agreements (Administration) Regulations 2012 (As amended) (“THE REGULATIONS”)</w:t>
       </w:r>
     </w:p>
     <w:p>
@@ -636,14 +630,7 @@
           <w:sz w:val="24"/>
           <w:szCs w:val="24"/>
         </w:rPr>
-        <w:t xml:space="preserve"> (“you”) that </w:t>
-      </w:r>
-      <w:r>
-        <w:rPr>
-          <w:sz w:val="24"/>
-          <w:szCs w:val="24"/>
-        </w:rPr>
-        <w:t>we</w:t>
+        <w:t xml:space="preserve"> (“you”) that we</w:t>
       </w:r>
       <w:r>
         <w:rPr>
@@ -804,70 +791,7 @@
           <w:sz w:val="24"/>
           <w:szCs w:val="24"/>
         </w:rPr>
-        <w:t xml:space="preserve">the </w:t>
-      </w:r>
-      <w:r>
-        <w:rPr>
-          <w:sz w:val="24"/>
-          <w:szCs w:val="24"/>
-        </w:rPr>
-        <w:t xml:space="preserve">following changes </w:t>
-      </w:r>
-      <w:r>
-        <w:rPr>
-          <w:sz w:val="24"/>
-          <w:szCs w:val="24"/>
-        </w:rPr>
-        <w:t xml:space="preserve">to </w:t>
-      </w:r>
-      <w:r>
-        <w:rPr>
-          <w:sz w:val="24"/>
-          <w:szCs w:val="24"/>
-        </w:rPr>
-        <w:t xml:space="preserve">the </w:t>
-      </w:r>
-      <w:r>
-        <w:rPr>
-          <w:sz w:val="24"/>
-          <w:szCs w:val="24"/>
-        </w:rPr>
-        <w:t xml:space="preserve">information </w:t>
-      </w:r>
-      <w:r>
-        <w:rPr>
-          <w:sz w:val="24"/>
-          <w:szCs w:val="24"/>
-        </w:rPr>
-        <w:t xml:space="preserve">we hold </w:t>
-      </w:r>
-      <w:r>
-        <w:rPr>
-          <w:sz w:val="24"/>
-          <w:szCs w:val="24"/>
-        </w:rPr>
-        <w:t xml:space="preserve">about </w:t>
-      </w:r>
-      <w:r>
-        <w:rPr>
-          <w:sz w:val="24"/>
-          <w:szCs w:val="24"/>
-        </w:rPr>
-        <w:t>your underlying agreement</w:t>
-      </w:r>
-      <w:r>
-        <w:rPr>
-          <w:sz w:val="24"/>
-          <w:szCs w:val="24"/>
-        </w:rPr>
-        <w:t>(s)</w:t>
-      </w:r>
-      <w:r>
-        <w:rPr>
-          <w:sz w:val="24"/>
-          <w:szCs w:val="24"/>
-        </w:rPr>
-        <w:t xml:space="preserve"> on </w:t>
+        <w:t xml:space="preserve">the following changes to the information we hold about your underlying agreement(s) on </w:t>
       </w:r>
       <w:r>
         <w:rPr>
@@ -972,56 +896,7 @@
           <w:sz w:val="24"/>
           <w:szCs w:val="24"/>
         </w:rPr>
-        <w:t>This</w:t>
-      </w:r>
-      <w:r>
-        <w:rPr>
-          <w:sz w:val="24"/>
-          <w:szCs w:val="24"/>
-        </w:rPr>
-        <w:t xml:space="preserve"> </w:t>
-      </w:r>
-      <w:r>
-        <w:rPr>
-          <w:sz w:val="24"/>
-          <w:szCs w:val="24"/>
-        </w:rPr>
-        <w:t xml:space="preserve">relates to the following </w:t>
-      </w:r>
-      <w:r>
-        <w:rPr>
-          <w:sz w:val="24"/>
-          <w:szCs w:val="24"/>
-        </w:rPr>
-        <w:t xml:space="preserve">underlying </w:t>
-      </w:r>
-      <w:r>
-        <w:rPr>
-          <w:sz w:val="24"/>
-          <w:szCs w:val="24"/>
-        </w:rPr>
-        <w:t>agreement</w:t>
-      </w:r>
-      <w:r>
-        <w:rPr>
-          <w:sz w:val="24"/>
-          <w:szCs w:val="24"/>
-        </w:rPr>
-        <w:t>(s)</w:t>
-      </w:r>
-      <w:r>
-        <w:rPr>
-          <w:sz w:val="24"/>
-          <w:szCs w:val="24"/>
-        </w:rPr>
-        <w:t xml:space="preserve"> and account reference</w:t>
-      </w:r>
-      <w:r>
-        <w:rPr>
-          <w:sz w:val="24"/>
-          <w:szCs w:val="24"/>
-        </w:rPr>
-        <w:t>:</w:t>
+        <w:t>This relates to the following underlying agreement(s) and account reference:</w:t>
       </w:r>
     </w:p>
     <w:tbl>
@@ -1036,8 +911,8 @@
         <w:tblLook w:val="04A0" w:firstRow="1" w:lastRow="0" w:firstColumn="1" w:lastColumn="0" w:noHBand="0" w:noVBand="1"/>
       </w:tblPr>
       <w:tblGrid>
-        <w:gridCol w:w="3970"/>
-        <w:gridCol w:w="5614"/>
+        <w:gridCol w:w="3989"/>
+        <w:gridCol w:w="5642"/>
       </w:tblGrid>
       <w:tr>
         <w:tc>
@@ -1089,23 +964,7 @@
                 <w:sz w:val="24"/>
                 <w:szCs w:val="24"/>
               </w:rPr>
-              <w:t>dentifier</w:t>
-            </w:r>
-            <w:r>
-              <w:rPr>
-                <w:rFonts w:cs="Arial"/>
-                <w:sz w:val="24"/>
-                <w:szCs w:val="24"/>
-              </w:rPr>
-              <w:t>(s)</w:t>
-            </w:r>
-            <w:r>
-              <w:rPr>
-                <w:rFonts w:cs="Arial"/>
-                <w:sz w:val="24"/>
-                <w:szCs w:val="24"/>
-              </w:rPr>
-              <w:t>:</w:t>
+              <w:t>dentifier(s):</w:t>
             </w:r>
           </w:p>
         </w:tc>
@@ -1727,14 +1586,7 @@
           <w:sz w:val="24"/>
           <w:szCs w:val="24"/>
         </w:rPr>
-        <w:t xml:space="preserve">As </w:t>
-      </w:r>
-      <w:r>
-        <w:rPr>
-          <w:sz w:val="24"/>
-          <w:szCs w:val="24"/>
-        </w:rPr>
-        <w:t xml:space="preserve">this </w:t>
+        <w:t xml:space="preserve">As this </w:t>
       </w:r>
       <w:r>
         <w:rPr>
@@ -1748,49 +1600,7 @@
           <w:sz w:val="24"/>
           <w:szCs w:val="24"/>
         </w:rPr>
-        <w:t>do</w:t>
-      </w:r>
-      <w:r>
-        <w:rPr>
-          <w:sz w:val="24"/>
-          <w:szCs w:val="24"/>
-        </w:rPr>
-        <w:t>es</w:t>
-      </w:r>
-      <w:r>
-        <w:rPr>
-          <w:sz w:val="24"/>
-          <w:szCs w:val="24"/>
-        </w:rPr>
-        <w:t xml:space="preserve"> not change </w:t>
-      </w:r>
-      <w:r>
-        <w:rPr>
-          <w:sz w:val="24"/>
-          <w:szCs w:val="24"/>
-        </w:rPr>
-        <w:t xml:space="preserve">any of </w:t>
-      </w:r>
-      <w:r>
-        <w:rPr>
-          <w:sz w:val="24"/>
-          <w:szCs w:val="24"/>
-        </w:rPr>
-        <w:t xml:space="preserve">the information in </w:t>
-      </w:r>
-      <w:r>
-        <w:rPr>
-          <w:sz w:val="24"/>
-          <w:szCs w:val="24"/>
-        </w:rPr>
-        <w:t xml:space="preserve">the existing version of </w:t>
-      </w:r>
-      <w:r>
-        <w:rPr>
-          <w:sz w:val="24"/>
-          <w:szCs w:val="24"/>
-        </w:rPr>
-        <w:t>your underlying agreement</w:t>
+        <w:t>does not change any of the information in the existing version of your underlying agreement</w:t>
       </w:r>
       <w:r>
         <w:rPr>
@@ -1804,49 +1614,21 @@
           <w:sz w:val="24"/>
           <w:szCs w:val="24"/>
         </w:rPr>
-        <w:t xml:space="preserve">, we </w:t>
-      </w:r>
-      <w:r>
-        <w:rPr>
-          <w:sz w:val="24"/>
-          <w:szCs w:val="24"/>
-        </w:rPr>
-        <w:t xml:space="preserve">are </w:t>
-      </w:r>
-      <w:r>
-        <w:rPr>
-          <w:sz w:val="24"/>
-          <w:szCs w:val="24"/>
-        </w:rPr>
-        <w:t xml:space="preserve">not </w:t>
-      </w:r>
-      <w:r>
-        <w:rPr>
-          <w:sz w:val="24"/>
-          <w:szCs w:val="24"/>
-        </w:rPr>
-        <w:t xml:space="preserve">updating these </w:t>
-      </w:r>
-      <w:r>
-        <w:rPr>
-          <w:sz w:val="24"/>
-          <w:szCs w:val="24"/>
-        </w:rPr>
-        <w:t xml:space="preserve">and do not need </w:t>
-      </w:r>
-      <w:r>
-        <w:rPr>
-          <w:sz w:val="24"/>
-          <w:szCs w:val="24"/>
-        </w:rPr>
-        <w:t xml:space="preserve">you to provide </w:t>
-      </w:r>
-      <w:r>
-        <w:rPr>
-          <w:sz w:val="24"/>
-          <w:szCs w:val="24"/>
-        </w:rPr>
-        <w:t xml:space="preserve">your </w:t>
+        <w:t xml:space="preserve">, we are </w:t>
+      </w:r>
+      <w:r>
+        <w:rPr>
+          <w:sz w:val="24"/>
+          <w:szCs w:val="24"/>
+        </w:rPr>
+        <w:t xml:space="preserve">not updating these </w:t>
+      </w:r>
+      <w:r>
+        <w:rPr>
+          <w:sz w:val="24"/>
+          <w:szCs w:val="24"/>
+        </w:rPr>
+        <w:t xml:space="preserve">and do not need you to provide your </w:t>
       </w:r>
       <w:r>
         <w:rPr>
@@ -1882,10 +1664,6 @@
     <w:p>
       <w:pPr>
         <w:spacing w:before="120"/>
-        <w:rPr>
-          <w:sz w:val="24"/>
-          <w:szCs w:val="24"/>
-        </w:rPr>
       </w:pPr>
       <w:r>
         <w:rPr>
@@ -1909,12 +1687,14 @@
       <w:pPr>
         <w:spacing w:before="120"/>
         <w:rPr>
-          <w:sz w:val="24"/>
-          <w:szCs w:val="24"/>
-        </w:rPr>
-      </w:pPr>
-      <w:r>
-        <w:rPr>
+          <w:rFonts w:cs="Arial"/>
+          <w:sz w:val="24"/>
+          <w:szCs w:val="24"/>
+        </w:rPr>
+      </w:pPr>
+      <w:r>
+        <w:rPr>
+          <w:rFonts w:cs="Arial"/>
           <w:sz w:val="24"/>
           <w:szCs w:val="24"/>
         </w:rPr>
@@ -1924,21 +1704,23 @@
     <w:p>
       <w:pPr>
         <w:rPr>
-          <w:sz w:val="24"/>
-          <w:szCs w:val="24"/>
-        </w:rPr>
-      </w:pPr>
-      <w:r>
-        <w:rPr>
+          <w:rFonts w:cs="Arial"/>
+          <w:sz w:val="24"/>
+          <w:szCs w:val="24"/>
+        </w:rPr>
+      </w:pPr>
+      <w:r>
+        <w:rPr>
+          <w:rFonts w:cs="Arial"/>
           <w:noProof/>
           <w:sz w:val="24"/>
           <w:szCs w:val="24"/>
         </w:rPr>
         <w:drawing>
-          <wp:inline distT="0" distB="0" distL="0" distR="0" wp14:anchorId="7C204DFA" wp14:editId="57432B80">
+          <wp:inline distT="0" distB="0" distL="0" distR="0" wp14:anchorId="58D7CD2E" wp14:editId="78E73B26">
             <wp:extent cx="1889760" cy="899160"/>
             <wp:effectExtent l="0" t="0" r="0" b="0"/>
-            <wp:docPr id="1" name="Picture 1" descr="A logo for climate change agreement&#10;&#10;AI-generated content may be incorrect."/>
+            <wp:docPr id="1" name="Picture 1"/>
             <wp:cNvGraphicFramePr>
               <a:graphicFrameLocks xmlns:a="http://schemas.openxmlformats.org/drawingml/2006/main" noChangeAspect="1"/>
             </wp:cNvGraphicFramePr>
@@ -1946,7 +1728,7 @@
               <a:graphicData uri="http://schemas.openxmlformats.org/drawingml/2006/picture">
                 <pic:pic xmlns:pic="http://schemas.openxmlformats.org/drawingml/2006/picture">
                   <pic:nvPicPr>
-                    <pic:cNvPr id="1" name="Picture 1" descr="A logo for climate change agreement&#10;&#10;AI-generated content may be incorrect."/>
+                    <pic:cNvPr id="0" name="Picture 1"/>
                     <pic:cNvPicPr>
                       <a:picLocks noChangeAspect="1" noChangeArrowheads="1"/>
                     </pic:cNvPicPr>
@@ -1987,12 +1769,14 @@
     <w:p>
       <w:pPr>
         <w:rPr>
-          <w:sz w:val="24"/>
-          <w:szCs w:val="24"/>
-        </w:rPr>
-      </w:pPr>
-      <w:r>
-        <w:rPr>
+          <w:rFonts w:cs="Arial"/>
+          <w:sz w:val="24"/>
+          <w:szCs w:val="24"/>
+        </w:rPr>
+      </w:pPr>
+      <w:r>
+        <w:rPr>
+          <w:rFonts w:cs="Arial"/>
           <w:sz w:val="24"/>
           <w:szCs w:val="24"/>
         </w:rPr>
@@ -2003,6 +1787,7 @@
     <w:p>
       <w:pPr>
         <w:rPr>
+          <w:rFonts w:cs="Arial"/>
           <w:sz w:val="24"/>
           <w:szCs w:val="24"/>
         </w:rPr>
@@ -2011,6 +1796,7 @@
     <w:p>
       <w:pPr>
         <w:rPr>
+          <w:rFonts w:cs="Arial"/>
           <w:sz w:val="24"/>
           <w:szCs w:val="24"/>
         </w:rPr>
@@ -2019,6 +1805,7 @@
       <w:bookmarkStart w:id="1" w:name="OLE_LINK2"/>
       <w:r>
         <w:rPr>
+          <w:rFonts w:cs="Arial"/>
           <w:sz w:val="24"/>
           <w:szCs w:val="24"/>
         </w:rPr>
@@ -2150,16 +1937,15 @@
       <w:bookmarkEnd w:id="2"/>
     </w:p>
     <w:sectPr>
-      <w:headerReference w:type="default" r:id="rId13"/>
-      <w:footerReference w:type="even" r:id="rId14"/>
-      <w:footerReference w:type="default" r:id="rId15"/>
-      <w:headerReference w:type="first" r:id="rId16"/>
-      <w:footerReference w:type="first" r:id="rId17"/>
+      <w:footerReference w:type="even" r:id="rId13"/>
+      <w:footerReference w:type="default" r:id="rId14"/>
+      <w:headerReference w:type="first" r:id="rId15"/>
+      <w:footerReference w:type="first" r:id="rId16"/>
       <w:endnotePr>
         <w:numFmt w:val="decimal"/>
       </w:endnotePr>
       <w:pgSz w:w="11906" w:h="16838"/>
-      <w:pgMar w:top="1440" w:right="1440" w:bottom="993" w:left="1440" w:header="142" w:footer="278" w:gutter="0"/>
+      <w:pgMar w:top="1134" w:right="1418" w:bottom="1134" w:left="1418" w:header="142" w:footer="278" w:gutter="0"/>
       <w:cols w:space="720"/>
       <w:noEndnote/>
       <w:titlePg/>
@@ -2170,7 +1956,7 @@
 </file>
 
 <file path=word/endnotes.xml><?xml version="1.0" encoding="utf-8"?>
-<w:endnotes xmlns:wpc="http://schemas.microsoft.com/office/word/2010/wordprocessingCanvas" xmlns:cx="http://schemas.microsoft.com/office/drawing/2014/chartex" xmlns:cx1="http://schemas.microsoft.com/office/drawing/2015/9/8/chartex" xmlns:cx2="http://schemas.microsoft.com/office/drawing/2015/10/21/chartex" xmlns:cx3="http://schemas.microsoft.com/office/drawing/2016/5/9/chartex" xmlns:cx4="http://schemas.microsoft.com/office/drawing/2016/5/10/chartex" xmlns:cx5="http://schemas.microsoft.com/office/drawing/2016/5/11/chartex" xmlns:cx6="http://schemas.microsoft.com/office/drawing/2016/5/12/chartex" xmlns:cx7="http://schemas.microsoft.com/office/drawing/2016/5/13/chartex" xmlns:cx8="http://schemas.microsoft.com/office/drawing/2016/5/14/chartex" xmlns:mc="http://schemas.openxmlformats.org/markup-compatibility/2006" xmlns:aink="http://schemas.microsoft.com/office/drawing/2016/ink" xmlns:am3d="http://schemas.microsoft.com/office/drawing/2017/model3d" xmlns:o="urn:schemas-microsoft-com:office:office" xmlns:oel="http://schemas.microsoft.com/office/2019/extlst" xmlns:r="http://schemas.openxmlformats.org/officeDocument/2006/relationships" xmlns:m="http://schemas.openxmlformats.org/officeDocument/2006/math" xmlns:v="urn:schemas-microsoft-com:vml" xmlns:wp14="http://schemas.microsoft.com/office/word/2010/wordprocessingDrawing" xmlns:wp="http://schemas.openxmlformats.org/drawingml/2006/wordprocessingDrawing" xmlns:w10="urn:schemas-microsoft-com:office:word" xmlns:w="http://schemas.openxmlformats.org/wordprocessingml/2006/main" xmlns:w14="http://schemas.microsoft.com/office/word/2010/wordml" xmlns:w15="http://schemas.microsoft.com/office/word/2012/wordml" xmlns:w16cex="http://schemas.microsoft.com/office/word/2018/wordml/cex" xmlns:w16cid="http://schemas.microsoft.com/office/word/2016/wordml/cid" xmlns:w16="http://schemas.microsoft.com/office/word/2018/wordml" xmlns:w16du="http://schemas.microsoft.com/office/word/2023/wordml/word16du" xmlns:w16sdtdh="http://schemas.microsoft.com/office/word/2020/wordml/sdtdatahash" xmlns:w16sdtfl="http://schemas.microsoft.com/office/word/2024/wordml/sdtformatlock" xmlns:w16se="http://schemas.microsoft.com/office/word/2015/wordml/symex" xmlns:wpg="http://schemas.microsoft.com/office/word/2010/wordprocessingGroup" xmlns:wpi="http://schemas.microsoft.com/office/word/2010/wordprocessingInk" xmlns:wne="http://schemas.microsoft.com/office/word/2006/wordml" xmlns:wps="http://schemas.microsoft.com/office/word/2010/wordprocessingShape" mc:Ignorable="w14 w15 w16se w16cid w16 w16cex w16sdtdh w16sdtfl w16du wp14">
+<w:endnotes xmlns:wpc="http://schemas.microsoft.com/office/word/2010/wordprocessingCanvas" xmlns:cx="http://schemas.microsoft.com/office/drawing/2014/chartex" xmlns:cx1="http://schemas.microsoft.com/office/drawing/2015/9/8/chartex" xmlns:cx2="http://schemas.microsoft.com/office/drawing/2015/10/21/chartex" xmlns:cx3="http://schemas.microsoft.com/office/drawing/2016/5/9/chartex" xmlns:cx4="http://schemas.microsoft.com/office/drawing/2016/5/10/chartex" xmlns:cx5="http://schemas.microsoft.com/office/drawing/2016/5/11/chartex" xmlns:cx6="http://schemas.microsoft.com/office/drawing/2016/5/12/chartex" xmlns:cx7="http://schemas.microsoft.com/office/drawing/2016/5/13/chartex" xmlns:cx8="http://schemas.microsoft.com/office/drawing/2016/5/14/chartex" xmlns:mc="http://schemas.openxmlformats.org/markup-compatibility/2006" xmlns:aink="http://schemas.microsoft.com/office/drawing/2016/ink" xmlns:am3d="http://schemas.microsoft.com/office/drawing/2017/model3d" xmlns:o="urn:schemas-microsoft-com:office:office" xmlns:oel="http://schemas.microsoft.com/office/2019/extlst" xmlns:r="http://schemas.openxmlformats.org/officeDocument/2006/relationships" xmlns:m="http://schemas.openxmlformats.org/officeDocument/2006/math" xmlns:v="urn:schemas-microsoft-com:vml" xmlns:wp14="http://schemas.microsoft.com/office/word/2010/wordprocessingDrawing" xmlns:wp="http://schemas.openxmlformats.org/drawingml/2006/wordprocessingDrawing" xmlns:w10="urn:schemas-microsoft-com:office:word" xmlns:w="http://schemas.openxmlformats.org/wordprocessingml/2006/main" xmlns:w14="http://schemas.microsoft.com/office/word/2010/wordml" xmlns:w15="http://schemas.microsoft.com/office/word/2012/wordml" xmlns:w16cei="http://schemas.microsoft.com/office/word/2026/wordml/cei" xmlns:w16cex="http://schemas.microsoft.com/office/word/2018/wordml/cex" xmlns:w16cid="http://schemas.microsoft.com/office/word/2016/wordml/cid" xmlns:w16="http://schemas.microsoft.com/office/word/2018/wordml" xmlns:w16du="http://schemas.microsoft.com/office/word/2023/wordml/word16du" xmlns:w16sdtdh="http://schemas.microsoft.com/office/word/2020/wordml/sdtdatahash" xmlns:w16sdtfl="http://schemas.microsoft.com/office/word/2024/wordml/sdtformatlock" xmlns:w16se="http://schemas.microsoft.com/office/word/2015/wordml/symex" xmlns:wpg="http://schemas.microsoft.com/office/word/2010/wordprocessingGroup" xmlns:wpi="http://schemas.microsoft.com/office/word/2010/wordprocessingInk" xmlns:wne="http://schemas.microsoft.com/office/word/2006/wordml" xmlns:wps="http://schemas.microsoft.com/office/word/2010/wordprocessingShape" mc:Ignorable="w14 w15 w16se w16cid w16 w16cex w16sdtdh w16sdtfl w16du wp14">
   <w:endnote w:type="separator" w:id="-1">
     <w:p>
       <w:r>
@@ -2189,7 +1975,7 @@
 </file>
 
 <file path=word/footer1.xml><?xml version="1.0" encoding="utf-8"?>
-<w:ftr xmlns:wpc="http://schemas.microsoft.com/office/word/2010/wordprocessingCanvas" xmlns:cx="http://schemas.microsoft.com/office/drawing/2014/chartex" xmlns:cx1="http://schemas.microsoft.com/office/drawing/2015/9/8/chartex" xmlns:cx2="http://schemas.microsoft.com/office/drawing/2015/10/21/chartex" xmlns:cx3="http://schemas.microsoft.com/office/drawing/2016/5/9/chartex" xmlns:cx4="http://schemas.microsoft.com/office/drawing/2016/5/10/chartex" xmlns:cx5="http://schemas.microsoft.com/office/drawing/2016/5/11/chartex" xmlns:cx6="http://schemas.microsoft.com/office/drawing/2016/5/12/chartex" xmlns:cx7="http://schemas.microsoft.com/office/drawing/2016/5/13/chartex" xmlns:cx8="http://schemas.microsoft.com/office/drawing/2016/5/14/chartex" xmlns:mc="http://schemas.openxmlformats.org/markup-compatibility/2006" xmlns:aink="http://schemas.microsoft.com/office/drawing/2016/ink" xmlns:am3d="http://schemas.microsoft.com/office/drawing/2017/model3d" xmlns:o="urn:schemas-microsoft-com:office:office" xmlns:oel="http://schemas.microsoft.com/office/2019/extlst" xmlns:r="http://schemas.openxmlformats.org/officeDocument/2006/relationships" xmlns:m="http://schemas.openxmlformats.org/officeDocument/2006/math" xmlns:v="urn:schemas-microsoft-com:vml" xmlns:wp14="http://schemas.microsoft.com/office/word/2010/wordprocessingDrawing" xmlns:wp="http://schemas.openxmlformats.org/drawingml/2006/wordprocessingDrawing" xmlns:w10="urn:schemas-microsoft-com:office:word" xmlns:w="http://schemas.openxmlformats.org/wordprocessingml/2006/main" xmlns:w14="http://schemas.microsoft.com/office/word/2010/wordml" xmlns:w15="http://schemas.microsoft.com/office/word/2012/wordml" xmlns:w16cex="http://schemas.microsoft.com/office/word/2018/wordml/cex" xmlns:w16cid="http://schemas.microsoft.com/office/word/2016/wordml/cid" xmlns:w16="http://schemas.microsoft.com/office/word/2018/wordml" xmlns:w16du="http://schemas.microsoft.com/office/word/2023/wordml/word16du" xmlns:w16sdtdh="http://schemas.microsoft.com/office/word/2020/wordml/sdtdatahash" xmlns:w16sdtfl="http://schemas.microsoft.com/office/word/2024/wordml/sdtformatlock" xmlns:w16se="http://schemas.microsoft.com/office/word/2015/wordml/symex" xmlns:wpg="http://schemas.microsoft.com/office/word/2010/wordprocessingGroup" xmlns:wpi="http://schemas.microsoft.com/office/word/2010/wordprocessingInk" xmlns:wne="http://schemas.microsoft.com/office/word/2006/wordml" xmlns:wps="http://schemas.microsoft.com/office/word/2010/wordprocessingShape" mc:Ignorable="w14 w15 w16se w16cid w16 w16cex w16sdtdh w16sdtfl w16du wp14">
+<w:ftr xmlns:wpc="http://schemas.microsoft.com/office/word/2010/wordprocessingCanvas" xmlns:cx="http://schemas.microsoft.com/office/drawing/2014/chartex" xmlns:cx1="http://schemas.microsoft.com/office/drawing/2015/9/8/chartex" xmlns:cx2="http://schemas.microsoft.com/office/drawing/2015/10/21/chartex" xmlns:cx3="http://schemas.microsoft.com/office/drawing/2016/5/9/chartex" xmlns:cx4="http://schemas.microsoft.com/office/drawing/2016/5/10/chartex" xmlns:cx5="http://schemas.microsoft.com/office/drawing/2016/5/11/chartex" xmlns:cx6="http://schemas.microsoft.com/office/drawing/2016/5/12/chartex" xmlns:cx7="http://schemas.microsoft.com/office/drawing/2016/5/13/chartex" xmlns:cx8="http://schemas.microsoft.com/office/drawing/2016/5/14/chartex" xmlns:mc="http://schemas.openxmlformats.org/markup-compatibility/2006" xmlns:aink="http://schemas.microsoft.com/office/drawing/2016/ink" xmlns:am3d="http://schemas.microsoft.com/office/drawing/2017/model3d" xmlns:o="urn:schemas-microsoft-com:office:office" xmlns:oel="http://schemas.microsoft.com/office/2019/extlst" xmlns:r="http://schemas.openxmlformats.org/officeDocument/2006/relationships" xmlns:m="http://schemas.openxmlformats.org/officeDocument/2006/math" xmlns:v="urn:schemas-microsoft-com:vml" xmlns:wp14="http://schemas.microsoft.com/office/word/2010/wordprocessingDrawing" xmlns:wp="http://schemas.openxmlformats.org/drawingml/2006/wordprocessingDrawing" xmlns:w10="urn:schemas-microsoft-com:office:word" xmlns:w="http://schemas.openxmlformats.org/wordprocessingml/2006/main" xmlns:w14="http://schemas.microsoft.com/office/word/2010/wordml" xmlns:w15="http://schemas.microsoft.com/office/word/2012/wordml" xmlns:w16cei="http://schemas.microsoft.com/office/word/2026/wordml/cei" xmlns:w16cex="http://schemas.microsoft.com/office/word/2018/wordml/cex" xmlns:w16cid="http://schemas.microsoft.com/office/word/2016/wordml/cid" xmlns:w16="http://schemas.microsoft.com/office/word/2018/wordml" xmlns:w16du="http://schemas.microsoft.com/office/word/2023/wordml/word16du" xmlns:w16sdtdh="http://schemas.microsoft.com/office/word/2020/wordml/sdtdatahash" xmlns:w16sdtfl="http://schemas.microsoft.com/office/word/2024/wordml/sdtformatlock" xmlns:w16se="http://schemas.microsoft.com/office/word/2015/wordml/symex" xmlns:wpg="http://schemas.microsoft.com/office/word/2010/wordprocessingGroup" xmlns:wpi="http://schemas.microsoft.com/office/word/2010/wordprocessingInk" xmlns:wne="http://schemas.microsoft.com/office/word/2006/wordml" xmlns:wps="http://schemas.microsoft.com/office/word/2010/wordprocessingShape" mc:Ignorable="w14 w15 w16se w16cid w16 w16cex w16sdtdh w16sdtfl w16du wp14">
   <w:p>
     <w:pPr>
       <w:pStyle w:val="Footer"/>
@@ -2233,7 +2019,7 @@
         <w:noProof/>
         <w:sz w:val="20"/>
       </w:rPr>
-      <w:t>2</w:t>
+      <w:t>1</w:t>
     </w:r>
     <w:r>
       <w:rPr>
@@ -2269,21 +2055,49 @@
 </file>
 
 <file path=word/footer2.xml><?xml version="1.0" encoding="utf-8"?>
-<w:ftr xmlns:wpc="http://schemas.microsoft.com/office/word/2010/wordprocessingCanvas" xmlns:cx="http://schemas.microsoft.com/office/drawing/2014/chartex" xmlns:cx1="http://schemas.microsoft.com/office/drawing/2015/9/8/chartex" xmlns:cx2="http://schemas.microsoft.com/office/drawing/2015/10/21/chartex" xmlns:cx3="http://schemas.microsoft.com/office/drawing/2016/5/9/chartex" xmlns:cx4="http://schemas.microsoft.com/office/drawing/2016/5/10/chartex" xmlns:cx5="http://schemas.microsoft.com/office/drawing/2016/5/11/chartex" xmlns:cx6="http://schemas.microsoft.com/office/drawing/2016/5/12/chartex" xmlns:cx7="http://schemas.microsoft.com/office/drawing/2016/5/13/chartex" xmlns:cx8="http://schemas.microsoft.com/office/drawing/2016/5/14/chartex" xmlns:mc="http://schemas.openxmlformats.org/markup-compatibility/2006" xmlns:aink="http://schemas.microsoft.com/office/drawing/2016/ink" xmlns:am3d="http://schemas.microsoft.com/office/drawing/2017/model3d" xmlns:o="urn:schemas-microsoft-com:office:office" xmlns:oel="http://schemas.microsoft.com/office/2019/extlst" xmlns:r="http://schemas.openxmlformats.org/officeDocument/2006/relationships" xmlns:m="http://schemas.openxmlformats.org/officeDocument/2006/math" xmlns:v="urn:schemas-microsoft-com:vml" xmlns:wp14="http://schemas.microsoft.com/office/word/2010/wordprocessingDrawing" xmlns:wp="http://schemas.openxmlformats.org/drawingml/2006/wordprocessingDrawing" xmlns:w10="urn:schemas-microsoft-com:office:word" xmlns:w="http://schemas.openxmlformats.org/wordprocessingml/2006/main" xmlns:w14="http://schemas.microsoft.com/office/word/2010/wordml" xmlns:w15="http://schemas.microsoft.com/office/word/2012/wordml" xmlns:w16cex="http://schemas.microsoft.com/office/word/2018/wordml/cex" xmlns:w16cid="http://schemas.microsoft.com/office/word/2016/wordml/cid" xmlns:w16="http://schemas.microsoft.com/office/word/2018/wordml" xmlns:w16du="http://schemas.microsoft.com/office/word/2023/wordml/word16du" xmlns:w16sdtdh="http://schemas.microsoft.com/office/word/2020/wordml/sdtdatahash" xmlns:w16sdtfl="http://schemas.microsoft.com/office/word/2024/wordml/sdtformatlock" xmlns:w16se="http://schemas.microsoft.com/office/word/2015/wordml/symex" xmlns:wpg="http://schemas.microsoft.com/office/word/2010/wordprocessingGroup" xmlns:wpi="http://schemas.microsoft.com/office/word/2010/wordprocessingInk" xmlns:wne="http://schemas.microsoft.com/office/word/2006/wordml" xmlns:wps="http://schemas.microsoft.com/office/word/2010/wordprocessingShape" mc:Ignorable="w14 w15 w16se w16cid w16 w16cex w16sdtdh w16sdtfl w16du wp14">
+<w:ftr xmlns:wpc="http://schemas.microsoft.com/office/word/2010/wordprocessingCanvas" xmlns:cx="http://schemas.microsoft.com/office/drawing/2014/chartex" xmlns:cx1="http://schemas.microsoft.com/office/drawing/2015/9/8/chartex" xmlns:cx2="http://schemas.microsoft.com/office/drawing/2015/10/21/chartex" xmlns:cx3="http://schemas.microsoft.com/office/drawing/2016/5/9/chartex" xmlns:cx4="http://schemas.microsoft.com/office/drawing/2016/5/10/chartex" xmlns:cx5="http://schemas.microsoft.com/office/drawing/2016/5/11/chartex" xmlns:cx6="http://schemas.microsoft.com/office/drawing/2016/5/12/chartex" xmlns:cx7="http://schemas.microsoft.com/office/drawing/2016/5/13/chartex" xmlns:cx8="http://schemas.microsoft.com/office/drawing/2016/5/14/chartex" xmlns:mc="http://schemas.openxmlformats.org/markup-compatibility/2006" xmlns:aink="http://schemas.microsoft.com/office/drawing/2016/ink" xmlns:am3d="http://schemas.microsoft.com/office/drawing/2017/model3d" xmlns:o="urn:schemas-microsoft-com:office:office" xmlns:oel="http://schemas.microsoft.com/office/2019/extlst" xmlns:r="http://schemas.openxmlformats.org/officeDocument/2006/relationships" xmlns:m="http://schemas.openxmlformats.org/officeDocument/2006/math" xmlns:v="urn:schemas-microsoft-com:vml" xmlns:wp14="http://schemas.microsoft.com/office/word/2010/wordprocessingDrawing" xmlns:wp="http://schemas.openxmlformats.org/drawingml/2006/wordprocessingDrawing" xmlns:w10="urn:schemas-microsoft-com:office:word" xmlns:w="http://schemas.openxmlformats.org/wordprocessingml/2006/main" xmlns:w14="http://schemas.microsoft.com/office/word/2010/wordml" xmlns:w15="http://schemas.microsoft.com/office/word/2012/wordml" xmlns:w16cei="http://schemas.microsoft.com/office/word/2026/wordml/cei" xmlns:w16cex="http://schemas.microsoft.com/office/word/2018/wordml/cex" xmlns:w16cid="http://schemas.microsoft.com/office/word/2016/wordml/cid" xmlns:w16="http://schemas.microsoft.com/office/word/2018/wordml" xmlns:w16du="http://schemas.microsoft.com/office/word/2023/wordml/word16du" xmlns:w16sdtdh="http://schemas.microsoft.com/office/word/2020/wordml/sdtdatahash" xmlns:w16sdtfl="http://schemas.microsoft.com/office/word/2024/wordml/sdtformatlock" xmlns:w16se="http://schemas.microsoft.com/office/word/2015/wordml/symex" xmlns:wpg="http://schemas.microsoft.com/office/word/2010/wordprocessingGroup" xmlns:wpi="http://schemas.microsoft.com/office/word/2010/wordprocessingInk" xmlns:wne="http://schemas.microsoft.com/office/word/2006/wordml" xmlns:wps="http://schemas.microsoft.com/office/word/2010/wordprocessingShape" mc:Ignorable="w14 w15 w16se w16cid w16 w16cex w16sdtdh w16sdtfl w16du wp14">
   <w:p>
     <w:pPr>
       <w:pStyle w:val="Footer"/>
       <w:rPr>
         <w:rFonts w:cs="Arial"/>
-        <w:szCs w:val="22"/>
+        <w:sz w:val="20"/>
       </w:rPr>
     </w:pPr>
     <w:r>
       <w:rPr>
         <w:rFonts w:cs="Arial"/>
-        <w:szCs w:val="22"/>
-      </w:rPr>
-      <w:t>Environment Agency, Richard Fairclough House, Knutsford Road, Warrington, WA4 1HT</w:t>
+        <w:sz w:val="20"/>
+      </w:rPr>
+      <w:t xml:space="preserve">Environment Agency, Richard Fairclough House, </w:t>
+    </w:r>
+    <w:r>
+      <w:rPr>
+        <w:rFonts w:cs="Arial"/>
+        <w:sz w:val="20"/>
+      </w:rPr>
+      <w:t>Wash Lane</w:t>
+    </w:r>
+    <w:r>
+      <w:rPr>
+        <w:rFonts w:cs="Arial"/>
+        <w:sz w:val="20"/>
+      </w:rPr>
+      <w:t>, Warrington</w:t>
+    </w:r>
+    <w:r>
+      <w:rPr>
+        <w:rFonts w:cs="Arial"/>
+        <w:sz w:val="20"/>
+      </w:rPr>
+      <w:t xml:space="preserve"> </w:t>
+    </w:r>
+    <w:r>
+      <w:rPr>
+        <w:rFonts w:cs="Arial"/>
+        <w:sz w:val="20"/>
+      </w:rPr>
+      <w:t>WA4 1HT</w:t>
     </w:r>
   </w:p>
   <w:p>
@@ -2291,12 +2105,13 @@
       <w:pStyle w:val="Footer"/>
       <w:rPr>
         <w:rFonts w:cs="Arial"/>
-        <w:szCs w:val="22"/>
+        <w:sz w:val="18"/>
+        <w:szCs w:val="18"/>
       </w:rPr>
     </w:pPr>
     <w:r>
       <w:rPr>
-        <w:szCs w:val="22"/>
+        <w:sz w:val="20"/>
       </w:rPr>
       <w:t>Tel: 03708 506 506</w:t>
     </w:r>
@@ -2305,48 +2120,78 @@
 </file>
 
 <file path=word/footer3.xml><?xml version="1.0" encoding="utf-8"?>
-<w:ftr xmlns:wpc="http://schemas.microsoft.com/office/word/2010/wordprocessingCanvas" xmlns:cx="http://schemas.microsoft.com/office/drawing/2014/chartex" xmlns:cx1="http://schemas.microsoft.com/office/drawing/2015/9/8/chartex" xmlns:cx2="http://schemas.microsoft.com/office/drawing/2015/10/21/chartex" xmlns:cx3="http://schemas.microsoft.com/office/drawing/2016/5/9/chartex" xmlns:cx4="http://schemas.microsoft.com/office/drawing/2016/5/10/chartex" xmlns:cx5="http://schemas.microsoft.com/office/drawing/2016/5/11/chartex" xmlns:cx6="http://schemas.microsoft.com/office/drawing/2016/5/12/chartex" xmlns:cx7="http://schemas.microsoft.com/office/drawing/2016/5/13/chartex" xmlns:cx8="http://schemas.microsoft.com/office/drawing/2016/5/14/chartex" xmlns:mc="http://schemas.openxmlformats.org/markup-compatibility/2006" xmlns:aink="http://schemas.microsoft.com/office/drawing/2016/ink" xmlns:am3d="http://schemas.microsoft.com/office/drawing/2017/model3d" xmlns:o="urn:schemas-microsoft-com:office:office" xmlns:oel="http://schemas.microsoft.com/office/2019/extlst" xmlns:r="http://schemas.openxmlformats.org/officeDocument/2006/relationships" xmlns:m="http://schemas.openxmlformats.org/officeDocument/2006/math" xmlns:v="urn:schemas-microsoft-com:vml" xmlns:wp14="http://schemas.microsoft.com/office/word/2010/wordprocessingDrawing" xmlns:wp="http://schemas.openxmlformats.org/drawingml/2006/wordprocessingDrawing" xmlns:w10="urn:schemas-microsoft-com:office:word" xmlns:w="http://schemas.openxmlformats.org/wordprocessingml/2006/main" xmlns:w14="http://schemas.microsoft.com/office/word/2010/wordml" xmlns:w15="http://schemas.microsoft.com/office/word/2012/wordml" xmlns:w16cex="http://schemas.microsoft.com/office/word/2018/wordml/cex" xmlns:w16cid="http://schemas.microsoft.com/office/word/2016/wordml/cid" xmlns:w16="http://schemas.microsoft.com/office/word/2018/wordml" xmlns:w16du="http://schemas.microsoft.com/office/word/2023/wordml/word16du" xmlns:w16sdtdh="http://schemas.microsoft.com/office/word/2020/wordml/sdtdatahash" xmlns:w16sdtfl="http://schemas.microsoft.com/office/word/2024/wordml/sdtformatlock" xmlns:w16se="http://schemas.microsoft.com/office/word/2015/wordml/symex" xmlns:wpg="http://schemas.microsoft.com/office/word/2010/wordprocessingGroup" xmlns:wpi="http://schemas.microsoft.com/office/word/2010/wordprocessingInk" xmlns:wne="http://schemas.microsoft.com/office/word/2006/wordml" xmlns:wps="http://schemas.microsoft.com/office/word/2010/wordprocessingShape" mc:Ignorable="w14 w15 w16se w16cid w16 w16cex w16sdtdh w16sdtfl w16du wp14">
+<w:ftr xmlns:wpc="http://schemas.microsoft.com/office/word/2010/wordprocessingCanvas" xmlns:cx="http://schemas.microsoft.com/office/drawing/2014/chartex" xmlns:cx1="http://schemas.microsoft.com/office/drawing/2015/9/8/chartex" xmlns:cx2="http://schemas.microsoft.com/office/drawing/2015/10/21/chartex" xmlns:cx3="http://schemas.microsoft.com/office/drawing/2016/5/9/chartex" xmlns:cx4="http://schemas.microsoft.com/office/drawing/2016/5/10/chartex" xmlns:cx5="http://schemas.microsoft.com/office/drawing/2016/5/11/chartex" xmlns:cx6="http://schemas.microsoft.com/office/drawing/2016/5/12/chartex" xmlns:cx7="http://schemas.microsoft.com/office/drawing/2016/5/13/chartex" xmlns:cx8="http://schemas.microsoft.com/office/drawing/2016/5/14/chartex" xmlns:mc="http://schemas.openxmlformats.org/markup-compatibility/2006" xmlns:aink="http://schemas.microsoft.com/office/drawing/2016/ink" xmlns:am3d="http://schemas.microsoft.com/office/drawing/2017/model3d" xmlns:o="urn:schemas-microsoft-com:office:office" xmlns:oel="http://schemas.microsoft.com/office/2019/extlst" xmlns:r="http://schemas.openxmlformats.org/officeDocument/2006/relationships" xmlns:m="http://schemas.openxmlformats.org/officeDocument/2006/math" xmlns:v="urn:schemas-microsoft-com:vml" xmlns:wp14="http://schemas.microsoft.com/office/word/2010/wordprocessingDrawing" xmlns:wp="http://schemas.openxmlformats.org/drawingml/2006/wordprocessingDrawing" xmlns:w10="urn:schemas-microsoft-com:office:word" xmlns:w="http://schemas.openxmlformats.org/wordprocessingml/2006/main" xmlns:w14="http://schemas.microsoft.com/office/word/2010/wordml" xmlns:w15="http://schemas.microsoft.com/office/word/2012/wordml" xmlns:w16cei="http://schemas.microsoft.com/office/word/2026/wordml/cei" xmlns:w16cex="http://schemas.microsoft.com/office/word/2018/wordml/cex" xmlns:w16cid="http://schemas.microsoft.com/office/word/2016/wordml/cid" xmlns:w16="http://schemas.microsoft.com/office/word/2018/wordml" xmlns:w16du="http://schemas.microsoft.com/office/word/2023/wordml/word16du" xmlns:w16sdtdh="http://schemas.microsoft.com/office/word/2020/wordml/sdtdatahash" xmlns:w16sdtfl="http://schemas.microsoft.com/office/word/2024/wordml/sdtformatlock" xmlns:w16se="http://schemas.microsoft.com/office/word/2015/wordml/symex" xmlns:wpg="http://schemas.microsoft.com/office/word/2010/wordprocessingGroup" xmlns:wpi="http://schemas.microsoft.com/office/word/2010/wordprocessingInk" xmlns:wne="http://schemas.microsoft.com/office/word/2006/wordml" xmlns:wps="http://schemas.microsoft.com/office/word/2010/wordprocessingShape" mc:Ignorable="w14 w15 w16se w16cid w16 w16cex w16sdtdh w16sdtfl w16du wp14">
   <w:p>
     <w:pPr>
       <w:pStyle w:val="Footer"/>
       <w:rPr>
         <w:rFonts w:cs="Arial"/>
-        <w:szCs w:val="22"/>
+        <w:sz w:val="20"/>
       </w:rPr>
     </w:pPr>
+    <w:bookmarkStart w:id="3" w:name="_Hlk219387645"/>
+    <w:bookmarkStart w:id="4" w:name="_Hlk215829861"/>
+    <w:bookmarkStart w:id="5" w:name="_Hlk215829862"/>
     <w:r>
       <w:rPr>
         <w:rFonts w:cs="Arial"/>
-        <w:szCs w:val="22"/>
-      </w:rPr>
-      <w:t>Environment Agency, Richard Fairclough House, Knutsford Road, Warrington, WA4 1HT</w:t>
+        <w:sz w:val="20"/>
+      </w:rPr>
+      <w:t xml:space="preserve">Environment Agency, Richard Fairclough House, </w:t>
+    </w:r>
+    <w:r>
+      <w:rPr>
+        <w:rFonts w:cs="Arial"/>
+        <w:sz w:val="20"/>
+      </w:rPr>
+      <w:t>Wash Lane</w:t>
+    </w:r>
+    <w:r>
+      <w:rPr>
+        <w:rFonts w:cs="Arial"/>
+        <w:sz w:val="20"/>
+      </w:rPr>
+      <w:t>, Warrington</w:t>
+    </w:r>
+    <w:r>
+      <w:rPr>
+        <w:rFonts w:cs="Arial"/>
+        <w:sz w:val="20"/>
+      </w:rPr>
+      <w:t xml:space="preserve"> </w:t>
+    </w:r>
+    <w:r>
+      <w:rPr>
+        <w:rFonts w:cs="Arial"/>
+        <w:sz w:val="20"/>
+      </w:rPr>
+      <w:t>WA4 1HT</w:t>
     </w:r>
   </w:p>
+  <w:bookmarkEnd w:id="3"/>
   <w:p>
     <w:pPr>
       <w:pStyle w:val="Footer"/>
       <w:rPr>
         <w:rFonts w:cs="Arial"/>
-        <w:szCs w:val="22"/>
+        <w:sz w:val="18"/>
+        <w:szCs w:val="18"/>
       </w:rPr>
     </w:pPr>
     <w:r>
       <w:rPr>
-        <w:szCs w:val="22"/>
+        <w:sz w:val="20"/>
       </w:rPr>
       <w:t>Tel: 03708 506 506</w:t>
     </w:r>
-  </w:p>
-  <w:p>
-    <w:pPr>
-      <w:pStyle w:val="Footer"/>
-    </w:pPr>
+    <w:bookmarkEnd w:id="4"/>
+    <w:bookmarkEnd w:id="5"/>
   </w:p>
 </w:ftr>
 </file>
 
 <file path=word/footnotes.xml><?xml version="1.0" encoding="utf-8"?>
-<w:footnotes xmlns:wpc="http://schemas.microsoft.com/office/word/2010/wordprocessingCanvas" xmlns:cx="http://schemas.microsoft.com/office/drawing/2014/chartex" xmlns:cx1="http://schemas.microsoft.com/office/drawing/2015/9/8/chartex" xmlns:cx2="http://schemas.microsoft.com/office/drawing/2015/10/21/chartex" xmlns:cx3="http://schemas.microsoft.com/office/drawing/2016/5/9/chartex" xmlns:cx4="http://schemas.microsoft.com/office/drawing/2016/5/10/chartex" xmlns:cx5="http://schemas.microsoft.com/office/drawing/2016/5/11/chartex" xmlns:cx6="http://schemas.microsoft.com/office/drawing/2016/5/12/chartex" xmlns:cx7="http://schemas.microsoft.com/office/drawing/2016/5/13/chartex" xmlns:cx8="http://schemas.microsoft.com/office/drawing/2016/5/14/chartex" xmlns:mc="http://schemas.openxmlformats.org/markup-compatibility/2006" xmlns:aink="http://schemas.microsoft.com/office/drawing/2016/ink" xmlns:am3d="http://schemas.microsoft.com/office/drawing/2017/model3d" xmlns:o="urn:schemas-microsoft-com:office:office" xmlns:oel="http://schemas.microsoft.com/office/2019/extlst" xmlns:r="http://schemas.openxmlformats.org/officeDocument/2006/relationships" xmlns:m="http://schemas.openxmlformats.org/officeDocument/2006/math" xmlns:v="urn:schemas-microsoft-com:vml" xmlns:wp14="http://schemas.microsoft.com/office/word/2010/wordprocessingDrawing" xmlns:wp="http://schemas.openxmlformats.org/drawingml/2006/wordprocessingDrawing" xmlns:w10="urn:schemas-microsoft-com:office:word" xmlns:w="http://schemas.openxmlformats.org/wordprocessingml/2006/main" xmlns:w14="http://schemas.microsoft.com/office/word/2010/wordml" xmlns:w15="http://schemas.microsoft.com/office/word/2012/wordml" xmlns:w16cex="http://schemas.microsoft.com/office/word/2018/wordml/cex" xmlns:w16cid="http://schemas.microsoft.com/office/word/2016/wordml/cid" xmlns:w16="http://schemas.microsoft.com/office/word/2018/wordml" xmlns:w16du="http://schemas.microsoft.com/office/word/2023/wordml/word16du" xmlns:w16sdtdh="http://schemas.microsoft.com/office/word/2020/wordml/sdtdatahash" xmlns:w16sdtfl="http://schemas.microsoft.com/office/word/2024/wordml/sdtformatlock" xmlns:w16se="http://schemas.microsoft.com/office/word/2015/wordml/symex" xmlns:wpg="http://schemas.microsoft.com/office/word/2010/wordprocessingGroup" xmlns:wpi="http://schemas.microsoft.com/office/word/2010/wordprocessingInk" xmlns:wne="http://schemas.microsoft.com/office/word/2006/wordml" xmlns:wps="http://schemas.microsoft.com/office/word/2010/wordprocessingShape" mc:Ignorable="w14 w15 w16se w16cid w16 w16cex w16sdtdh w16sdtfl w16du wp14">
+<w:footnotes xmlns:wpc="http://schemas.microsoft.com/office/word/2010/wordprocessingCanvas" xmlns:cx="http://schemas.microsoft.com/office/drawing/2014/chartex" xmlns:cx1="http://schemas.microsoft.com/office/drawing/2015/9/8/chartex" xmlns:cx2="http://schemas.microsoft.com/office/drawing/2015/10/21/chartex" xmlns:cx3="http://schemas.microsoft.com/office/drawing/2016/5/9/chartex" xmlns:cx4="http://schemas.microsoft.com/office/drawing/2016/5/10/chartex" xmlns:cx5="http://schemas.microsoft.com/office/drawing/2016/5/11/chartex" xmlns:cx6="http://schemas.microsoft.com/office/drawing/2016/5/12/chartex" xmlns:cx7="http://schemas.microsoft.com/office/drawing/2016/5/13/chartex" xmlns:cx8="http://schemas.microsoft.com/office/drawing/2016/5/14/chartex" xmlns:mc="http://schemas.openxmlformats.org/markup-compatibility/2006" xmlns:aink="http://schemas.microsoft.com/office/drawing/2016/ink" xmlns:am3d="http://schemas.microsoft.com/office/drawing/2017/model3d" xmlns:o="urn:schemas-microsoft-com:office:office" xmlns:oel="http://schemas.microsoft.com/office/2019/extlst" xmlns:r="http://schemas.openxmlformats.org/officeDocument/2006/relationships" xmlns:m="http://schemas.openxmlformats.org/officeDocument/2006/math" xmlns:v="urn:schemas-microsoft-com:vml" xmlns:wp14="http://schemas.microsoft.com/office/word/2010/wordprocessingDrawing" xmlns:wp="http://schemas.openxmlformats.org/drawingml/2006/wordprocessingDrawing" xmlns:w10="urn:schemas-microsoft-com:office:word" xmlns:w="http://schemas.openxmlformats.org/wordprocessingml/2006/main" xmlns:w14="http://schemas.microsoft.com/office/word/2010/wordml" xmlns:w15="http://schemas.microsoft.com/office/word/2012/wordml" xmlns:w16cei="http://schemas.microsoft.com/office/word/2026/wordml/cei" xmlns:w16cex="http://schemas.microsoft.com/office/word/2018/wordml/cex" xmlns:w16cid="http://schemas.microsoft.com/office/word/2016/wordml/cid" xmlns:w16="http://schemas.microsoft.com/office/word/2018/wordml" xmlns:w16du="http://schemas.microsoft.com/office/word/2023/wordml/word16du" xmlns:w16sdtdh="http://schemas.microsoft.com/office/word/2020/wordml/sdtdatahash" xmlns:w16sdtfl="http://schemas.microsoft.com/office/word/2024/wordml/sdtformatlock" xmlns:w16se="http://schemas.microsoft.com/office/word/2015/wordml/symex" xmlns:wpg="http://schemas.microsoft.com/office/word/2010/wordprocessingGroup" xmlns:wpi="http://schemas.microsoft.com/office/word/2010/wordprocessingInk" xmlns:wne="http://schemas.microsoft.com/office/word/2006/wordml" xmlns:wps="http://schemas.microsoft.com/office/word/2010/wordprocessingShape" mc:Ignorable="w14 w15 w16se w16cid w16 w16cex w16sdtdh w16sdtfl w16du wp14">
   <w:footnote w:type="separator" w:id="-1">
     <w:p>
       <w:r>
@@ -2365,21 +2210,7 @@
 </file>
 
 <file path=word/header1.xml><?xml version="1.0" encoding="utf-8"?>
-<w:hdr xmlns:wpc="http://schemas.microsoft.com/office/word/2010/wordprocessingCanvas" xmlns:cx="http://schemas.microsoft.com/office/drawing/2014/chartex" xmlns:cx1="http://schemas.microsoft.com/office/drawing/2015/9/8/chartex" xmlns:cx2="http://schemas.microsoft.com/office/drawing/2015/10/21/chartex" xmlns:cx3="http://schemas.microsoft.com/office/drawing/2016/5/9/chartex" xmlns:cx4="http://schemas.microsoft.com/office/drawing/2016/5/10/chartex" xmlns:cx5="http://schemas.microsoft.com/office/drawing/2016/5/11/chartex" xmlns:cx6="http://schemas.microsoft.com/office/drawing/2016/5/12/chartex" xmlns:cx7="http://schemas.microsoft.com/office/drawing/2016/5/13/chartex" xmlns:cx8="http://schemas.microsoft.com/office/drawing/2016/5/14/chartex" xmlns:mc="http://schemas.openxmlformats.org/markup-compatibility/2006" xmlns:aink="http://schemas.microsoft.com/office/drawing/2016/ink" xmlns:am3d="http://schemas.microsoft.com/office/drawing/2017/model3d" xmlns:o="urn:schemas-microsoft-com:office:office" xmlns:oel="http://schemas.microsoft.com/office/2019/extlst" xmlns:r="http://schemas.openxmlformats.org/officeDocument/2006/relationships" xmlns:m="http://schemas.openxmlformats.org/officeDocument/2006/math" xmlns:v="urn:schemas-microsoft-com:vml" xmlns:wp14="http://schemas.microsoft.com/office/word/2010/wordprocessingDrawing" xmlns:wp="http://schemas.openxmlformats.org/drawingml/2006/wordprocessingDrawing" xmlns:w10="urn:schemas-microsoft-com:office:word" xmlns:w="http://schemas.openxmlformats.org/wordprocessingml/2006/main" xmlns:w14="http://schemas.microsoft.com/office/word/2010/wordml" xmlns:w15="http://schemas.microsoft.com/office/word/2012/wordml" xmlns:w16cex="http://schemas.microsoft.com/office/word/2018/wordml/cex" xmlns:w16cid="http://schemas.microsoft.com/office/word/2016/wordml/cid" xmlns:w16="http://schemas.microsoft.com/office/word/2018/wordml" xmlns:w16du="http://schemas.microsoft.com/office/word/2023/wordml/word16du" xmlns:w16sdtdh="http://schemas.microsoft.com/office/word/2020/wordml/sdtdatahash" xmlns:w16sdtfl="http://schemas.microsoft.com/office/word/2024/wordml/sdtformatlock" xmlns:w16se="http://schemas.microsoft.com/office/word/2015/wordml/symex" xmlns:wpg="http://schemas.microsoft.com/office/word/2010/wordprocessingGroup" xmlns:wpi="http://schemas.microsoft.com/office/word/2010/wordprocessingInk" xmlns:wne="http://schemas.microsoft.com/office/word/2006/wordml" xmlns:wps="http://schemas.microsoft.com/office/word/2010/wordprocessingShape" mc:Ignorable="w14 w15 w16se w16cid w16 w16cex w16sdtdh w16sdtfl w16du wp14">
-  <w:p>
-    <w:pPr>
-      <w:pStyle w:val="Header"/>
-      <w:tabs>
-        <w:tab w:val="clear" w:pos="4153"/>
-        <w:tab w:val="clear" w:pos="8306"/>
-      </w:tabs>
-    </w:pPr>
-  </w:p>
-</w:hdr>
-</file>
-
-<file path=word/header2.xml><?xml version="1.0" encoding="utf-8"?>
-<w:hdr xmlns:wpc="http://schemas.microsoft.com/office/word/2010/wordprocessingCanvas" xmlns:cx="http://schemas.microsoft.com/office/drawing/2014/chartex" xmlns:cx1="http://schemas.microsoft.com/office/drawing/2015/9/8/chartex" xmlns:cx2="http://schemas.microsoft.com/office/drawing/2015/10/21/chartex" xmlns:cx3="http://schemas.microsoft.com/office/drawing/2016/5/9/chartex" xmlns:cx4="http://schemas.microsoft.com/office/drawing/2016/5/10/chartex" xmlns:cx5="http://schemas.microsoft.com/office/drawing/2016/5/11/chartex" xmlns:cx6="http://schemas.microsoft.com/office/drawing/2016/5/12/chartex" xmlns:cx7="http://schemas.microsoft.com/office/drawing/2016/5/13/chartex" xmlns:cx8="http://schemas.microsoft.com/office/drawing/2016/5/14/chartex" xmlns:mc="http://schemas.openxmlformats.org/markup-compatibility/2006" xmlns:aink="http://schemas.microsoft.com/office/drawing/2016/ink" xmlns:am3d="http://schemas.microsoft.com/office/drawing/2017/model3d" xmlns:o="urn:schemas-microsoft-com:office:office" xmlns:oel="http://schemas.microsoft.com/office/2019/extlst" xmlns:r="http://schemas.openxmlformats.org/officeDocument/2006/relationships" xmlns:m="http://schemas.openxmlformats.org/officeDocument/2006/math" xmlns:v="urn:schemas-microsoft-com:vml" xmlns:wp14="http://schemas.microsoft.com/office/word/2010/wordprocessingDrawing" xmlns:wp="http://schemas.openxmlformats.org/drawingml/2006/wordprocessingDrawing" xmlns:w10="urn:schemas-microsoft-com:office:word" xmlns:w="http://schemas.openxmlformats.org/wordprocessingml/2006/main" xmlns:w14="http://schemas.microsoft.com/office/word/2010/wordml" xmlns:w15="http://schemas.microsoft.com/office/word/2012/wordml" xmlns:w16cex="http://schemas.microsoft.com/office/word/2018/wordml/cex" xmlns:w16cid="http://schemas.microsoft.com/office/word/2016/wordml/cid" xmlns:w16="http://schemas.microsoft.com/office/word/2018/wordml" xmlns:w16du="http://schemas.microsoft.com/office/word/2023/wordml/word16du" xmlns:w16sdtdh="http://schemas.microsoft.com/office/word/2020/wordml/sdtdatahash" xmlns:w16sdtfl="http://schemas.microsoft.com/office/word/2024/wordml/sdtformatlock" xmlns:w16se="http://schemas.microsoft.com/office/word/2015/wordml/symex" xmlns:wpg="http://schemas.microsoft.com/office/word/2010/wordprocessingGroup" xmlns:wpi="http://schemas.microsoft.com/office/word/2010/wordprocessingInk" xmlns:wne="http://schemas.microsoft.com/office/word/2006/wordml" xmlns:wps="http://schemas.microsoft.com/office/word/2010/wordprocessingShape" mc:Ignorable="w14 w15 w16se w16cid w16 w16cex w16sdtdh w16sdtfl w16du wp14">
+<w:hdr xmlns:wpc="http://schemas.microsoft.com/office/word/2010/wordprocessingCanvas" xmlns:cx="http://schemas.microsoft.com/office/drawing/2014/chartex" xmlns:cx1="http://schemas.microsoft.com/office/drawing/2015/9/8/chartex" xmlns:cx2="http://schemas.microsoft.com/office/drawing/2015/10/21/chartex" xmlns:cx3="http://schemas.microsoft.com/office/drawing/2016/5/9/chartex" xmlns:cx4="http://schemas.microsoft.com/office/drawing/2016/5/10/chartex" xmlns:cx5="http://schemas.microsoft.com/office/drawing/2016/5/11/chartex" xmlns:cx6="http://schemas.microsoft.com/office/drawing/2016/5/12/chartex" xmlns:cx7="http://schemas.microsoft.com/office/drawing/2016/5/13/chartex" xmlns:cx8="http://schemas.microsoft.com/office/drawing/2016/5/14/chartex" xmlns:mc="http://schemas.openxmlformats.org/markup-compatibility/2006" xmlns:aink="http://schemas.microsoft.com/office/drawing/2016/ink" xmlns:am3d="http://schemas.microsoft.com/office/drawing/2017/model3d" xmlns:o="urn:schemas-microsoft-com:office:office" xmlns:oel="http://schemas.microsoft.com/office/2019/extlst" xmlns:r="http://schemas.openxmlformats.org/officeDocument/2006/relationships" xmlns:m="http://schemas.openxmlformats.org/officeDocument/2006/math" xmlns:v="urn:schemas-microsoft-com:vml" xmlns:wp14="http://schemas.microsoft.com/office/word/2010/wordprocessingDrawing" xmlns:wp="http://schemas.openxmlformats.org/drawingml/2006/wordprocessingDrawing" xmlns:w10="urn:schemas-microsoft-com:office:word" xmlns:w="http://schemas.openxmlformats.org/wordprocessingml/2006/main" xmlns:w14="http://schemas.microsoft.com/office/word/2010/wordml" xmlns:w15="http://schemas.microsoft.com/office/word/2012/wordml" xmlns:w16cei="http://schemas.microsoft.com/office/word/2026/wordml/cei" xmlns:w16cex="http://schemas.microsoft.com/office/word/2018/wordml/cex" xmlns:w16cid="http://schemas.microsoft.com/office/word/2016/wordml/cid" xmlns:w16="http://schemas.microsoft.com/office/word/2018/wordml" xmlns:w16du="http://schemas.microsoft.com/office/word/2023/wordml/word16du" xmlns:w16sdtdh="http://schemas.microsoft.com/office/word/2020/wordml/sdtdatahash" xmlns:w16sdtfl="http://schemas.microsoft.com/office/word/2024/wordml/sdtformatlock" xmlns:w16se="http://schemas.microsoft.com/office/word/2015/wordml/symex" xmlns:wpg="http://schemas.microsoft.com/office/word/2010/wordprocessingGroup" xmlns:wpi="http://schemas.microsoft.com/office/word/2010/wordprocessingInk" xmlns:wne="http://schemas.microsoft.com/office/word/2006/wordml" xmlns:wps="http://schemas.microsoft.com/office/word/2010/wordprocessingShape" mc:Ignorable="w14 w15 w16se w16cid w16 w16cex w16sdtdh w16sdtfl w16du wp14">
   <w:p>
     <w:pPr>
       <w:pStyle w:val="Header"/>
@@ -2390,10 +2221,10 @@
         <w:noProof/>
       </w:rPr>
       <w:drawing>
-        <wp:inline distT="0" distB="0" distL="0" distR="0" wp14:anchorId="19CD7B37" wp14:editId="5F2394BD">
-          <wp:extent cx="2311400" cy="762000"/>
+        <wp:inline distT="0" distB="0" distL="0" distR="0" wp14:anchorId="69E73513" wp14:editId="257A67D9">
+          <wp:extent cx="2301240" cy="769620"/>
           <wp:effectExtent l="0" t="0" r="0" b="0"/>
-          <wp:docPr id="78653674" name="Picture 1" descr="Green and white text with green letters"/>
+          <wp:docPr id="2" name="Picture 2"/>
           <wp:cNvGraphicFramePr>
             <a:graphicFrameLocks xmlns:a="http://schemas.openxmlformats.org/drawingml/2006/main" noChangeAspect="1"/>
           </wp:cNvGraphicFramePr>
@@ -2401,7 +2232,7 @@
             <a:graphicData uri="http://schemas.openxmlformats.org/drawingml/2006/picture">
               <pic:pic xmlns:pic="http://schemas.openxmlformats.org/drawingml/2006/picture">
                 <pic:nvPicPr>
-                  <pic:cNvPr id="78653674" name="Picture 1" descr="Green and white text with green letters"/>
+                  <pic:cNvPr id="0" name="Picture 2"/>
                   <pic:cNvPicPr>
                     <a:picLocks noChangeAspect="1" noChangeArrowheads="1"/>
                   </pic:cNvPicPr>
@@ -2422,7 +2253,7 @@
                 <pic:spPr bwMode="auto">
                   <a:xfrm>
                     <a:off x="0" y="0"/>
-                    <a:ext cx="2311400" cy="762000"/>
+                    <a:ext cx="2301240" cy="769620"/>
                   </a:xfrm>
                   <a:prstGeom prst="rect">
                     <a:avLst/>
@@ -2443,97 +2274,8 @@
 </file>
 
 <file path=word/numbering.xml><?xml version="1.0" encoding="utf-8"?>
-<w:numbering xmlns:wpc="http://schemas.microsoft.com/office/word/2010/wordprocessingCanvas" xmlns:cx="http://schemas.microsoft.com/office/drawing/2014/chartex" xmlns:cx1="http://schemas.microsoft.com/office/drawing/2015/9/8/chartex" xmlns:cx2="http://schemas.microsoft.com/office/drawing/2015/10/21/chartex" xmlns:cx3="http://schemas.microsoft.com/office/drawing/2016/5/9/chartex" xmlns:cx4="http://schemas.microsoft.com/office/drawing/2016/5/10/chartex" xmlns:cx5="http://schemas.microsoft.com/office/drawing/2016/5/11/chartex" xmlns:cx6="http://schemas.microsoft.com/office/drawing/2016/5/12/chartex" xmlns:cx7="http://schemas.microsoft.com/office/drawing/2016/5/13/chartex" xmlns:cx8="http://schemas.microsoft.com/office/drawing/2016/5/14/chartex" xmlns:mc="http://schemas.openxmlformats.org/markup-compatibility/2006" xmlns:aink="http://schemas.microsoft.com/office/drawing/2016/ink" xmlns:am3d="http://schemas.microsoft.com/office/drawing/2017/model3d" xmlns:o="urn:schemas-microsoft-com:office:office" xmlns:oel="http://schemas.microsoft.com/office/2019/extlst" xmlns:r="http://schemas.openxmlformats.org/officeDocument/2006/relationships" xmlns:m="http://schemas.openxmlformats.org/officeDocument/2006/math" xmlns:v="urn:schemas-microsoft-com:vml" xmlns:wp14="http://schemas.microsoft.com/office/word/2010/wordprocessingDrawing" xmlns:wp="http://schemas.openxmlformats.org/drawingml/2006/wordprocessingDrawing" xmlns:w10="urn:schemas-microsoft-com:office:word" xmlns:w="http://schemas.openxmlformats.org/wordprocessingml/2006/main" xmlns:w14="http://schemas.microsoft.com/office/word/2010/wordml" xmlns:w15="http://schemas.microsoft.com/office/word/2012/wordml" xmlns:w16cex="http://schemas.microsoft.com/office/word/2018/wordml/cex" xmlns:w16cid="http://schemas.microsoft.com/office/word/2016/wordml/cid" xmlns:w16="http://schemas.microsoft.com/office/word/2018/wordml" xmlns:w16du="http://schemas.microsoft.com/office/word/2023/wordml/word16du" xmlns:w16sdtdh="http://schemas.microsoft.com/office/word/2020/wordml/sdtdatahash" xmlns:w16sdtfl="http://schemas.microsoft.com/office/word/2024/wordml/sdtformatlock" xmlns:w16se="http://schemas.microsoft.com/office/word/2015/wordml/symex" xmlns:wpg="http://schemas.microsoft.com/office/word/2010/wordprocessingGroup" xmlns:wpi="http://schemas.microsoft.com/office/word/2010/wordprocessingInk" xmlns:wne="http://schemas.microsoft.com/office/word/2006/wordml" xmlns:wps="http://schemas.microsoft.com/office/word/2010/wordprocessingShape" mc:Ignorable="w14 w15 w16se w16cid w16 w16cex w16sdtdh w16sdtfl w16du wp14">
+<w:numbering xmlns:wpc="http://schemas.microsoft.com/office/word/2010/wordprocessingCanvas" xmlns:cx="http://schemas.microsoft.com/office/drawing/2014/chartex" xmlns:cx1="http://schemas.microsoft.com/office/drawing/2015/9/8/chartex" xmlns:cx2="http://schemas.microsoft.com/office/drawing/2015/10/21/chartex" xmlns:cx3="http://schemas.microsoft.com/office/drawing/2016/5/9/chartex" xmlns:cx4="http://schemas.microsoft.com/office/drawing/2016/5/10/chartex" xmlns:cx5="http://schemas.microsoft.com/office/drawing/2016/5/11/chartex" xmlns:cx6="http://schemas.microsoft.com/office/drawing/2016/5/12/chartex" xmlns:cx7="http://schemas.microsoft.com/office/drawing/2016/5/13/chartex" xmlns:cx8="http://schemas.microsoft.com/office/drawing/2016/5/14/chartex" xmlns:mc="http://schemas.openxmlformats.org/markup-compatibility/2006" xmlns:aink="http://schemas.microsoft.com/office/drawing/2016/ink" xmlns:am3d="http://schemas.microsoft.com/office/drawing/2017/model3d" xmlns:o="urn:schemas-microsoft-com:office:office" xmlns:oel="http://schemas.microsoft.com/office/2019/extlst" xmlns:r="http://schemas.openxmlformats.org/officeDocument/2006/relationships" xmlns:m="http://schemas.openxmlformats.org/officeDocument/2006/math" xmlns:v="urn:schemas-microsoft-com:vml" xmlns:wp14="http://schemas.microsoft.com/office/word/2010/wordprocessingDrawing" xmlns:wp="http://schemas.openxmlformats.org/drawingml/2006/wordprocessingDrawing" xmlns:w10="urn:schemas-microsoft-com:office:word" xmlns:w="http://schemas.openxmlformats.org/wordprocessingml/2006/main" xmlns:w14="http://schemas.microsoft.com/office/word/2010/wordml" xmlns:w15="http://schemas.microsoft.com/office/word/2012/wordml" xmlns:w16cei="http://schemas.microsoft.com/office/word/2026/wordml/cei" xmlns:w16cex="http://schemas.microsoft.com/office/word/2018/wordml/cex" xmlns:w16cid="http://schemas.microsoft.com/office/word/2016/wordml/cid" xmlns:w16="http://schemas.microsoft.com/office/word/2018/wordml" xmlns:w16du="http://schemas.microsoft.com/office/word/2023/wordml/word16du" xmlns:w16sdtdh="http://schemas.microsoft.com/office/word/2020/wordml/sdtdatahash" xmlns:w16sdtfl="http://schemas.microsoft.com/office/word/2024/wordml/sdtformatlock" xmlns:w16se="http://schemas.microsoft.com/office/word/2015/wordml/symex" xmlns:wpg="http://schemas.microsoft.com/office/word/2010/wordprocessingGroup" xmlns:wpi="http://schemas.microsoft.com/office/word/2010/wordprocessingInk" xmlns:wne="http://schemas.microsoft.com/office/word/2006/wordml" xmlns:wps="http://schemas.microsoft.com/office/word/2010/wordprocessingShape" mc:Ignorable="w14 w15 w16se w16cid w16 w16cex w16sdtdh w16sdtfl w16du wp14">
   <w:abstractNum w:abstractNumId="0" w15:restartNumberingAfterBreak="0">
-    <w:nsid w:val="057518D1"/>
-    <w:multiLevelType w:val="hybridMultilevel"/>
-    <w:tmpl w:val="BB90231A"/>
-    <w:lvl w:ilvl="0" w:tplc="A282F5F0">
-      <w:start w:val="1"/>
-      <w:numFmt w:val="lowerRoman"/>
-      <w:lvlText w:val="(%1)"/>
-      <w:lvlJc w:val="left"/>
-      <w:pPr>
-        <w:ind w:left="1440" w:hanging="720"/>
-      </w:pPr>
-      <w:rPr>
-        <w:rFonts w:hint="default"/>
-      </w:rPr>
-    </w:lvl>
-    <w:lvl w:ilvl="1" w:tplc="08090019" w:tentative="1">
-      <w:start w:val="1"/>
-      <w:numFmt w:val="lowerLetter"/>
-      <w:lvlText w:val="%2."/>
-      <w:lvlJc w:val="left"/>
-      <w:pPr>
-        <w:ind w:left="1800" w:hanging="360"/>
-      </w:pPr>
-    </w:lvl>
-    <w:lvl w:ilvl="2" w:tplc="0809001B" w:tentative="1">
-      <w:start w:val="1"/>
-      <w:numFmt w:val="lowerRoman"/>
-      <w:lvlText w:val="%3."/>
-      <w:lvlJc w:val="right"/>
-      <w:pPr>
-        <w:ind w:left="2520" w:hanging="180"/>
-      </w:pPr>
-    </w:lvl>
-    <w:lvl w:ilvl="3" w:tplc="0809000F" w:tentative="1">
-      <w:start w:val="1"/>
-      <w:numFmt w:val="decimal"/>
-      <w:lvlText w:val="%4."/>
-      <w:lvlJc w:val="left"/>
-      <w:pPr>
-        <w:ind w:left="3240" w:hanging="360"/>
-      </w:pPr>
-    </w:lvl>
-    <w:lvl w:ilvl="4" w:tplc="08090019" w:tentative="1">
-      <w:start w:val="1"/>
-      <w:numFmt w:val="lowerLetter"/>
-      <w:lvlText w:val="%5."/>
-      <w:lvlJc w:val="left"/>
-      <w:pPr>
-        <w:ind w:left="3960" w:hanging="360"/>
-      </w:pPr>
-    </w:lvl>
-    <w:lvl w:ilvl="5" w:tplc="0809001B" w:tentative="1">
-      <w:start w:val="1"/>
-      <w:numFmt w:val="lowerRoman"/>
-      <w:lvlText w:val="%6."/>
-      <w:lvlJc w:val="right"/>
-      <w:pPr>
-        <w:ind w:left="4680" w:hanging="180"/>
-      </w:pPr>
-    </w:lvl>
-    <w:lvl w:ilvl="6" w:tplc="0809000F" w:tentative="1">
-      <w:start w:val="1"/>
-      <w:numFmt w:val="decimal"/>
-      <w:lvlText w:val="%7."/>
-      <w:lvlJc w:val="left"/>
-      <w:pPr>
-        <w:ind w:left="5400" w:hanging="360"/>
-      </w:pPr>
-    </w:lvl>
-    <w:lvl w:ilvl="7" w:tplc="08090019" w:tentative="1">
-      <w:start w:val="1"/>
-      <w:numFmt w:val="lowerLetter"/>
-      <w:lvlText w:val="%8."/>
-      <w:lvlJc w:val="left"/>
-      <w:pPr>
-        <w:ind w:left="6120" w:hanging="360"/>
-      </w:pPr>
-    </w:lvl>
-    <w:lvl w:ilvl="8" w:tplc="0809001B" w:tentative="1">
-      <w:start w:val="1"/>
-      <w:numFmt w:val="lowerRoman"/>
-      <w:lvlText w:val="%9."/>
-      <w:lvlJc w:val="right"/>
-      <w:pPr>
-        <w:ind w:left="6840" w:hanging="180"/>
-      </w:pPr>
-    </w:lvl>
-  </w:abstractNum>
-  <w:abstractNum w:abstractNumId="1" w15:restartNumberingAfterBreak="0">
     <w:nsid w:val="10CE62FD"/>
     <w:multiLevelType w:val="singleLevel"/>
     <w:tmpl w:val="08090001"/>
@@ -2553,7 +2295,7 @@
       </w:rPr>
     </w:lvl>
   </w:abstractNum>
-  <w:abstractNum w:abstractNumId="2" w15:restartNumberingAfterBreak="0">
+  <w:abstractNum w:abstractNumId="1" w15:restartNumberingAfterBreak="0">
     <w:nsid w:val="15CF528F"/>
     <w:multiLevelType w:val="multilevel"/>
     <w:tmpl w:val="3D401000"/>
@@ -2693,7 +2435,7 @@
       </w:rPr>
     </w:lvl>
   </w:abstractNum>
-  <w:abstractNum w:abstractNumId="3" w15:restartNumberingAfterBreak="0">
+  <w:abstractNum w:abstractNumId="2" w15:restartNumberingAfterBreak="0">
     <w:nsid w:val="1E392DFF"/>
     <w:multiLevelType w:val="singleLevel"/>
     <w:tmpl w:val="1646F456"/>
@@ -2713,7 +2455,7 @@
       </w:rPr>
     </w:lvl>
   </w:abstractNum>
-  <w:abstractNum w:abstractNumId="4" w15:restartNumberingAfterBreak="0">
+  <w:abstractNum w:abstractNumId="3" w15:restartNumberingAfterBreak="0">
     <w:nsid w:val="238D1118"/>
     <w:multiLevelType w:val="multilevel"/>
     <w:tmpl w:val="E340AC64"/>
@@ -2853,7 +2595,7 @@
       </w:rPr>
     </w:lvl>
   </w:abstractNum>
-  <w:abstractNum w:abstractNumId="5" w15:restartNumberingAfterBreak="0">
+  <w:abstractNum w:abstractNumId="4" w15:restartNumberingAfterBreak="0">
     <w:nsid w:val="23DD05B6"/>
     <w:multiLevelType w:val="hybridMultilevel"/>
     <w:tmpl w:val="26781382"/>
@@ -2966,7 +2708,7 @@
       </w:pPr>
     </w:lvl>
   </w:abstractNum>
-  <w:abstractNum w:abstractNumId="6" w15:restartNumberingAfterBreak="0">
+  <w:abstractNum w:abstractNumId="5" w15:restartNumberingAfterBreak="0">
     <w:nsid w:val="29567A59"/>
     <w:multiLevelType w:val="multilevel"/>
     <w:tmpl w:val="FE8041BA"/>
@@ -3106,119 +2848,7 @@
       </w:rPr>
     </w:lvl>
   </w:abstractNum>
-  <w:abstractNum w:abstractNumId="7" w15:restartNumberingAfterBreak="0">
-    <w:nsid w:val="2DA01490"/>
-    <w:multiLevelType w:val="hybridMultilevel"/>
-    <w:tmpl w:val="BA18A8B8"/>
-    <w:lvl w:ilvl="0" w:tplc="08090001">
-      <w:numFmt w:val="bullet"/>
-      <w:lvlText w:val=""/>
-      <w:lvlJc w:val="left"/>
-      <w:pPr>
-        <w:ind w:left="720" w:hanging="360"/>
-      </w:pPr>
-      <w:rPr>
-        <w:rFonts w:ascii="Symbol" w:eastAsia="Times New Roman" w:hAnsi="Symbol" w:cs="Times New Roman" w:hint="default"/>
-      </w:rPr>
-    </w:lvl>
-    <w:lvl w:ilvl="1" w:tplc="08090003" w:tentative="1">
-      <w:start w:val="1"/>
-      <w:numFmt w:val="bullet"/>
-      <w:lvlText w:val="o"/>
-      <w:lvlJc w:val="left"/>
-      <w:pPr>
-        <w:ind w:left="1440" w:hanging="360"/>
-      </w:pPr>
-      <w:rPr>
-        <w:rFonts w:ascii="Courier New" w:hAnsi="Courier New" w:cs="Courier New" w:hint="default"/>
-      </w:rPr>
-    </w:lvl>
-    <w:lvl w:ilvl="2" w:tplc="08090005" w:tentative="1">
-      <w:start w:val="1"/>
-      <w:numFmt w:val="bullet"/>
-      <w:lvlText w:val=""/>
-      <w:lvlJc w:val="left"/>
-      <w:pPr>
-        <w:ind w:left="2160" w:hanging="360"/>
-      </w:pPr>
-      <w:rPr>
-        <w:rFonts w:ascii="Wingdings" w:hAnsi="Wingdings" w:hint="default"/>
-      </w:rPr>
-    </w:lvl>
-    <w:lvl w:ilvl="3" w:tplc="08090001" w:tentative="1">
-      <w:start w:val="1"/>
-      <w:numFmt w:val="bullet"/>
-      <w:lvlText w:val=""/>
-      <w:lvlJc w:val="left"/>
-      <w:pPr>
-        <w:ind w:left="2880" w:hanging="360"/>
-      </w:pPr>
-      <w:rPr>
-        <w:rFonts w:ascii="Symbol" w:hAnsi="Symbol" w:hint="default"/>
-      </w:rPr>
-    </w:lvl>
-    <w:lvl w:ilvl="4" w:tplc="08090003" w:tentative="1">
-      <w:start w:val="1"/>
-      <w:numFmt w:val="bullet"/>
-      <w:lvlText w:val="o"/>
-      <w:lvlJc w:val="left"/>
-      <w:pPr>
-        <w:ind w:left="3600" w:hanging="360"/>
-      </w:pPr>
-      <w:rPr>
-        <w:rFonts w:ascii="Courier New" w:hAnsi="Courier New" w:cs="Courier New" w:hint="default"/>
-      </w:rPr>
-    </w:lvl>
-    <w:lvl w:ilvl="5" w:tplc="08090005" w:tentative="1">
-      <w:start w:val="1"/>
-      <w:numFmt w:val="bullet"/>
-      <w:lvlText w:val=""/>
-      <w:lvlJc w:val="left"/>
-      <w:pPr>
-        <w:ind w:left="4320" w:hanging="360"/>
-      </w:pPr>
-      <w:rPr>
-        <w:rFonts w:ascii="Wingdings" w:hAnsi="Wingdings" w:hint="default"/>
-      </w:rPr>
-    </w:lvl>
-    <w:lvl w:ilvl="6" w:tplc="08090001" w:tentative="1">
-      <w:start w:val="1"/>
-      <w:numFmt w:val="bullet"/>
-      <w:lvlText w:val=""/>
-      <w:lvlJc w:val="left"/>
-      <w:pPr>
-        <w:ind w:left="5040" w:hanging="360"/>
-      </w:pPr>
-      <w:rPr>
-        <w:rFonts w:ascii="Symbol" w:hAnsi="Symbol" w:hint="default"/>
-      </w:rPr>
-    </w:lvl>
-    <w:lvl w:ilvl="7" w:tplc="08090003" w:tentative="1">
-      <w:start w:val="1"/>
-      <w:numFmt w:val="bullet"/>
-      <w:lvlText w:val="o"/>
-      <w:lvlJc w:val="left"/>
-      <w:pPr>
-        <w:ind w:left="5760" w:hanging="360"/>
-      </w:pPr>
-      <w:rPr>
-        <w:rFonts w:ascii="Courier New" w:hAnsi="Courier New" w:cs="Courier New" w:hint="default"/>
-      </w:rPr>
-    </w:lvl>
-    <w:lvl w:ilvl="8" w:tplc="08090005" w:tentative="1">
-      <w:start w:val="1"/>
-      <w:numFmt w:val="bullet"/>
-      <w:lvlText w:val=""/>
-      <w:lvlJc w:val="left"/>
-      <w:pPr>
-        <w:ind w:left="6480" w:hanging="360"/>
-      </w:pPr>
-      <w:rPr>
-        <w:rFonts w:ascii="Wingdings" w:hAnsi="Wingdings" w:hint="default"/>
-      </w:rPr>
-    </w:lvl>
-  </w:abstractNum>
-  <w:abstractNum w:abstractNumId="8" w15:restartNumberingAfterBreak="0">
+  <w:abstractNum w:abstractNumId="6" w15:restartNumberingAfterBreak="0">
     <w:nsid w:val="33A61ACD"/>
     <w:multiLevelType w:val="singleLevel"/>
     <w:tmpl w:val="08090001"/>
@@ -3238,7 +2868,7 @@
       </w:rPr>
     </w:lvl>
   </w:abstractNum>
-  <w:abstractNum w:abstractNumId="9" w15:restartNumberingAfterBreak="0">
+  <w:abstractNum w:abstractNumId="7" w15:restartNumberingAfterBreak="0">
     <w:nsid w:val="39192753"/>
     <w:multiLevelType w:val="multilevel"/>
     <w:tmpl w:val="182A6B40"/>
@@ -3378,7 +3008,7 @@
       </w:rPr>
     </w:lvl>
   </w:abstractNum>
-  <w:abstractNum w:abstractNumId="10" w15:restartNumberingAfterBreak="0">
+  <w:abstractNum w:abstractNumId="8" w15:restartNumberingAfterBreak="0">
     <w:nsid w:val="3D146440"/>
     <w:multiLevelType w:val="multilevel"/>
     <w:tmpl w:val="182A6B40"/>
@@ -3527,7 +3157,7 @@
       </w:rPr>
     </w:lvl>
   </w:abstractNum>
-  <w:abstractNum w:abstractNumId="11" w15:restartNumberingAfterBreak="0">
+  <w:abstractNum w:abstractNumId="9" w15:restartNumberingAfterBreak="0">
     <w:nsid w:val="421E3EE3"/>
     <w:multiLevelType w:val="multilevel"/>
     <w:tmpl w:val="7CFC3D28"/>
@@ -3667,7 +3297,7 @@
       </w:rPr>
     </w:lvl>
   </w:abstractNum>
-  <w:abstractNum w:abstractNumId="12" w15:restartNumberingAfterBreak="0">
+  <w:abstractNum w:abstractNumId="10" w15:restartNumberingAfterBreak="0">
     <w:nsid w:val="47926EFA"/>
     <w:multiLevelType w:val="hybridMultilevel"/>
     <w:tmpl w:val="88BE7738"/>
@@ -3807,7 +3437,7 @@
       </w:rPr>
     </w:lvl>
   </w:abstractNum>
-  <w:abstractNum w:abstractNumId="13" w15:restartNumberingAfterBreak="0">
+  <w:abstractNum w:abstractNumId="11" w15:restartNumberingAfterBreak="0">
     <w:nsid w:val="4ED0500E"/>
     <w:multiLevelType w:val="singleLevel"/>
     <w:tmpl w:val="08090001"/>
@@ -3827,7 +3457,7 @@
       </w:rPr>
     </w:lvl>
   </w:abstractNum>
-  <w:abstractNum w:abstractNumId="14" w15:restartNumberingAfterBreak="0">
+  <w:abstractNum w:abstractNumId="12" w15:restartNumberingAfterBreak="0">
     <w:nsid w:val="4EE860D0"/>
     <w:multiLevelType w:val="hybridMultilevel"/>
     <w:tmpl w:val="50182DC2"/>
@@ -3943,7 +3573,7 @@
       </w:pPr>
     </w:lvl>
   </w:abstractNum>
-  <w:abstractNum w:abstractNumId="15" w15:restartNumberingAfterBreak="0">
+  <w:abstractNum w:abstractNumId="13" w15:restartNumberingAfterBreak="0">
     <w:nsid w:val="4F6C267C"/>
     <w:multiLevelType w:val="singleLevel"/>
     <w:tmpl w:val="529A3838"/>
@@ -3963,7 +3593,7 @@
       </w:rPr>
     </w:lvl>
   </w:abstractNum>
-  <w:abstractNum w:abstractNumId="16" w15:restartNumberingAfterBreak="0">
+  <w:abstractNum w:abstractNumId="14" w15:restartNumberingAfterBreak="0">
     <w:nsid w:val="51A45267"/>
     <w:multiLevelType w:val="hybridMultilevel"/>
     <w:tmpl w:val="89D42B4E"/>
@@ -4082,7 +3712,7 @@
       </w:pPr>
     </w:lvl>
   </w:abstractNum>
-  <w:abstractNum w:abstractNumId="17" w15:restartNumberingAfterBreak="0">
+  <w:abstractNum w:abstractNumId="15" w15:restartNumberingAfterBreak="0">
     <w:nsid w:val="52CC32A2"/>
     <w:multiLevelType w:val="singleLevel"/>
     <w:tmpl w:val="37B8FCCC"/>
@@ -4103,7 +3733,7 @@
       </w:rPr>
     </w:lvl>
   </w:abstractNum>
-  <w:abstractNum w:abstractNumId="18" w15:restartNumberingAfterBreak="0">
+  <w:abstractNum w:abstractNumId="16" w15:restartNumberingAfterBreak="0">
     <w:nsid w:val="55212311"/>
     <w:multiLevelType w:val="multilevel"/>
     <w:tmpl w:val="182A6B40"/>
@@ -4252,7 +3882,7 @@
       </w:rPr>
     </w:lvl>
   </w:abstractNum>
-  <w:abstractNum w:abstractNumId="19" w15:restartNumberingAfterBreak="0">
+  <w:abstractNum w:abstractNumId="17" w15:restartNumberingAfterBreak="0">
     <w:nsid w:val="58AD3029"/>
     <w:multiLevelType w:val="singleLevel"/>
     <w:tmpl w:val="08090001"/>
@@ -4272,7 +3902,7 @@
       </w:rPr>
     </w:lvl>
   </w:abstractNum>
-  <w:abstractNum w:abstractNumId="20" w15:restartNumberingAfterBreak="0">
+  <w:abstractNum w:abstractNumId="18" w15:restartNumberingAfterBreak="0">
     <w:nsid w:val="5AD3131D"/>
     <w:multiLevelType w:val="singleLevel"/>
     <w:tmpl w:val="0809000F"/>
@@ -4287,6 +3917,230 @@
         </w:tabs>
         <w:ind w:left="360" w:hanging="360"/>
       </w:pPr>
+    </w:lvl>
+  </w:abstractNum>
+  <w:abstractNum w:abstractNumId="19" w15:restartNumberingAfterBreak="0">
+    <w:nsid w:val="5CE51561"/>
+    <w:multiLevelType w:val="hybridMultilevel"/>
+    <w:tmpl w:val="3DF2DDEA"/>
+    <w:lvl w:ilvl="0" w:tplc="08090001">
+      <w:numFmt w:val="bullet"/>
+      <w:lvlText w:val=""/>
+      <w:lvlJc w:val="left"/>
+      <w:pPr>
+        <w:ind w:left="720" w:hanging="360"/>
+      </w:pPr>
+      <w:rPr>
+        <w:rFonts w:ascii="Symbol" w:eastAsia="Times New Roman" w:hAnsi="Symbol" w:cs="Times New Roman" w:hint="default"/>
+      </w:rPr>
+    </w:lvl>
+    <w:lvl w:ilvl="1" w:tplc="08090003" w:tentative="1">
+      <w:start w:val="1"/>
+      <w:numFmt w:val="bullet"/>
+      <w:lvlText w:val="o"/>
+      <w:lvlJc w:val="left"/>
+      <w:pPr>
+        <w:ind w:left="1440" w:hanging="360"/>
+      </w:pPr>
+      <w:rPr>
+        <w:rFonts w:ascii="Courier New" w:hAnsi="Courier New" w:cs="Courier New" w:hint="default"/>
+      </w:rPr>
+    </w:lvl>
+    <w:lvl w:ilvl="2" w:tplc="08090005" w:tentative="1">
+      <w:start w:val="1"/>
+      <w:numFmt w:val="bullet"/>
+      <w:lvlText w:val=""/>
+      <w:lvlJc w:val="left"/>
+      <w:pPr>
+        <w:ind w:left="2160" w:hanging="360"/>
+      </w:pPr>
+      <w:rPr>
+        <w:rFonts w:ascii="Wingdings" w:hAnsi="Wingdings" w:hint="default"/>
+      </w:rPr>
+    </w:lvl>
+    <w:lvl w:ilvl="3" w:tplc="08090001" w:tentative="1">
+      <w:start w:val="1"/>
+      <w:numFmt w:val="bullet"/>
+      <w:lvlText w:val=""/>
+      <w:lvlJc w:val="left"/>
+      <w:pPr>
+        <w:ind w:left="2880" w:hanging="360"/>
+      </w:pPr>
+      <w:rPr>
+        <w:rFonts w:ascii="Symbol" w:hAnsi="Symbol" w:hint="default"/>
+      </w:rPr>
+    </w:lvl>
+    <w:lvl w:ilvl="4" w:tplc="08090003" w:tentative="1">
+      <w:start w:val="1"/>
+      <w:numFmt w:val="bullet"/>
+      <w:lvlText w:val="o"/>
+      <w:lvlJc w:val="left"/>
+      <w:pPr>
+        <w:ind w:left="3600" w:hanging="360"/>
+      </w:pPr>
+      <w:rPr>
+        <w:rFonts w:ascii="Courier New" w:hAnsi="Courier New" w:cs="Courier New" w:hint="default"/>
+      </w:rPr>
+    </w:lvl>
+    <w:lvl w:ilvl="5" w:tplc="08090005" w:tentative="1">
+      <w:start w:val="1"/>
+      <w:numFmt w:val="bullet"/>
+      <w:lvlText w:val=""/>
+      <w:lvlJc w:val="left"/>
+      <w:pPr>
+        <w:ind w:left="4320" w:hanging="360"/>
+      </w:pPr>
+      <w:rPr>
+        <w:rFonts w:ascii="Wingdings" w:hAnsi="Wingdings" w:hint="default"/>
+      </w:rPr>
+    </w:lvl>
+    <w:lvl w:ilvl="6" w:tplc="08090001" w:tentative="1">
+      <w:start w:val="1"/>
+      <w:numFmt w:val="bullet"/>
+      <w:lvlText w:val=""/>
+      <w:lvlJc w:val="left"/>
+      <w:pPr>
+        <w:ind w:left="5040" w:hanging="360"/>
+      </w:pPr>
+      <w:rPr>
+        <w:rFonts w:ascii="Symbol" w:hAnsi="Symbol" w:hint="default"/>
+      </w:rPr>
+    </w:lvl>
+    <w:lvl w:ilvl="7" w:tplc="08090003" w:tentative="1">
+      <w:start w:val="1"/>
+      <w:numFmt w:val="bullet"/>
+      <w:lvlText w:val="o"/>
+      <w:lvlJc w:val="left"/>
+      <w:pPr>
+        <w:ind w:left="5760" w:hanging="360"/>
+      </w:pPr>
+      <w:rPr>
+        <w:rFonts w:ascii="Courier New" w:hAnsi="Courier New" w:cs="Courier New" w:hint="default"/>
+      </w:rPr>
+    </w:lvl>
+    <w:lvl w:ilvl="8" w:tplc="08090005" w:tentative="1">
+      <w:start w:val="1"/>
+      <w:numFmt w:val="bullet"/>
+      <w:lvlText w:val=""/>
+      <w:lvlJc w:val="left"/>
+      <w:pPr>
+        <w:ind w:left="6480" w:hanging="360"/>
+      </w:pPr>
+      <w:rPr>
+        <w:rFonts w:ascii="Wingdings" w:hAnsi="Wingdings" w:hint="default"/>
+      </w:rPr>
+    </w:lvl>
+  </w:abstractNum>
+  <w:abstractNum w:abstractNumId="20" w15:restartNumberingAfterBreak="0">
+    <w:nsid w:val="5DA0183B"/>
+    <w:multiLevelType w:val="hybridMultilevel"/>
+    <w:tmpl w:val="3EB6289A"/>
+    <w:lvl w:ilvl="0" w:tplc="08090001">
+      <w:numFmt w:val="bullet"/>
+      <w:lvlText w:val=""/>
+      <w:lvlJc w:val="left"/>
+      <w:pPr>
+        <w:ind w:left="720" w:hanging="360"/>
+      </w:pPr>
+      <w:rPr>
+        <w:rFonts w:ascii="Symbol" w:eastAsia="Times New Roman" w:hAnsi="Symbol" w:cs="Times New Roman" w:hint="default"/>
+      </w:rPr>
+    </w:lvl>
+    <w:lvl w:ilvl="1" w:tplc="08090003" w:tentative="1">
+      <w:start w:val="1"/>
+      <w:numFmt w:val="bullet"/>
+      <w:lvlText w:val="o"/>
+      <w:lvlJc w:val="left"/>
+      <w:pPr>
+        <w:ind w:left="1440" w:hanging="360"/>
+      </w:pPr>
+      <w:rPr>
+        <w:rFonts w:ascii="Courier New" w:hAnsi="Courier New" w:cs="Courier New" w:hint="default"/>
+      </w:rPr>
+    </w:lvl>
+    <w:lvl w:ilvl="2" w:tplc="08090005" w:tentative="1">
+      <w:start w:val="1"/>
+      <w:numFmt w:val="bullet"/>
+      <w:lvlText w:val=""/>
+      <w:lvlJc w:val="left"/>
+      <w:pPr>
+        <w:ind w:left="2160" w:hanging="360"/>
+      </w:pPr>
+      <w:rPr>
+        <w:rFonts w:ascii="Wingdings" w:hAnsi="Wingdings" w:hint="default"/>
+      </w:rPr>
+    </w:lvl>
+    <w:lvl w:ilvl="3" w:tplc="08090001" w:tentative="1">
+      <w:start w:val="1"/>
+      <w:numFmt w:val="bullet"/>
+      <w:lvlText w:val=""/>
+      <w:lvlJc w:val="left"/>
+      <w:pPr>
+        <w:ind w:left="2880" w:hanging="360"/>
+      </w:pPr>
+      <w:rPr>
+        <w:rFonts w:ascii="Symbol" w:hAnsi="Symbol" w:hint="default"/>
+      </w:rPr>
+    </w:lvl>
+    <w:lvl w:ilvl="4" w:tplc="08090003" w:tentative="1">
+      <w:start w:val="1"/>
+      <w:numFmt w:val="bullet"/>
+      <w:lvlText w:val="o"/>
+      <w:lvlJc w:val="left"/>
+      <w:pPr>
+        <w:ind w:left="3600" w:hanging="360"/>
+      </w:pPr>
+      <w:rPr>
+        <w:rFonts w:ascii="Courier New" w:hAnsi="Courier New" w:cs="Courier New" w:hint="default"/>
+      </w:rPr>
+    </w:lvl>
+    <w:lvl w:ilvl="5" w:tplc="08090005" w:tentative="1">
+      <w:start w:val="1"/>
+      <w:numFmt w:val="bullet"/>
+      <w:lvlText w:val=""/>
+      <w:lvlJc w:val="left"/>
+      <w:pPr>
+        <w:ind w:left="4320" w:hanging="360"/>
+      </w:pPr>
+      <w:rPr>
+        <w:rFonts w:ascii="Wingdings" w:hAnsi="Wingdings" w:hint="default"/>
+      </w:rPr>
+    </w:lvl>
+    <w:lvl w:ilvl="6" w:tplc="08090001" w:tentative="1">
+      <w:start w:val="1"/>
+      <w:numFmt w:val="bullet"/>
+      <w:lvlText w:val=""/>
+      <w:lvlJc w:val="left"/>
+      <w:pPr>
+        <w:ind w:left="5040" w:hanging="360"/>
+      </w:pPr>
+      <w:rPr>
+        <w:rFonts w:ascii="Symbol" w:hAnsi="Symbol" w:hint="default"/>
+      </w:rPr>
+    </w:lvl>
+    <w:lvl w:ilvl="7" w:tplc="08090003" w:tentative="1">
+      <w:start w:val="1"/>
+      <w:numFmt w:val="bullet"/>
+      <w:lvlText w:val="o"/>
+      <w:lvlJc w:val="left"/>
+      <w:pPr>
+        <w:ind w:left="5760" w:hanging="360"/>
+      </w:pPr>
+      <w:rPr>
+        <w:rFonts w:ascii="Courier New" w:hAnsi="Courier New" w:cs="Courier New" w:hint="default"/>
+      </w:rPr>
+    </w:lvl>
+    <w:lvl w:ilvl="8" w:tplc="08090005" w:tentative="1">
+      <w:start w:val="1"/>
+      <w:numFmt w:val="bullet"/>
+      <w:lvlText w:val=""/>
+      <w:lvlJc w:val="left"/>
+      <w:pPr>
+        <w:ind w:left="6480" w:hanging="360"/>
+      </w:pPr>
+      <w:rPr>
+        <w:rFonts w:ascii="Wingdings" w:hAnsi="Wingdings" w:hint="default"/>
+      </w:rPr>
     </w:lvl>
   </w:abstractNum>
   <w:abstractNum w:abstractNumId="21" w15:restartNumberingAfterBreak="0">
@@ -5268,119 +5122,6 @@
     </w:lvl>
   </w:abstractNum>
   <w:abstractNum w:abstractNumId="37" w15:restartNumberingAfterBreak="0">
-    <w:nsid w:val="79ED4FD8"/>
-    <w:multiLevelType w:val="hybridMultilevel"/>
-    <w:tmpl w:val="8F843C06"/>
-    <w:lvl w:ilvl="0" w:tplc="08090001">
-      <w:start w:val="1"/>
-      <w:numFmt w:val="bullet"/>
-      <w:lvlText w:val=""/>
-      <w:lvlJc w:val="left"/>
-      <w:pPr>
-        <w:ind w:left="720" w:hanging="360"/>
-      </w:pPr>
-      <w:rPr>
-        <w:rFonts w:ascii="Symbol" w:hAnsi="Symbol" w:hint="default"/>
-      </w:rPr>
-    </w:lvl>
-    <w:lvl w:ilvl="1" w:tplc="08090003" w:tentative="1">
-      <w:start w:val="1"/>
-      <w:numFmt w:val="bullet"/>
-      <w:lvlText w:val="o"/>
-      <w:lvlJc w:val="left"/>
-      <w:pPr>
-        <w:ind w:left="1440" w:hanging="360"/>
-      </w:pPr>
-      <w:rPr>
-        <w:rFonts w:ascii="Courier New" w:hAnsi="Courier New" w:cs="Courier New" w:hint="default"/>
-      </w:rPr>
-    </w:lvl>
-    <w:lvl w:ilvl="2" w:tplc="08090005" w:tentative="1">
-      <w:start w:val="1"/>
-      <w:numFmt w:val="bullet"/>
-      <w:lvlText w:val=""/>
-      <w:lvlJc w:val="left"/>
-      <w:pPr>
-        <w:ind w:left="2160" w:hanging="360"/>
-      </w:pPr>
-      <w:rPr>
-        <w:rFonts w:ascii="Wingdings" w:hAnsi="Wingdings" w:hint="default"/>
-      </w:rPr>
-    </w:lvl>
-    <w:lvl w:ilvl="3" w:tplc="08090001" w:tentative="1">
-      <w:start w:val="1"/>
-      <w:numFmt w:val="bullet"/>
-      <w:lvlText w:val=""/>
-      <w:lvlJc w:val="left"/>
-      <w:pPr>
-        <w:ind w:left="2880" w:hanging="360"/>
-      </w:pPr>
-      <w:rPr>
-        <w:rFonts w:ascii="Symbol" w:hAnsi="Symbol" w:hint="default"/>
-      </w:rPr>
-    </w:lvl>
-    <w:lvl w:ilvl="4" w:tplc="08090003" w:tentative="1">
-      <w:start w:val="1"/>
-      <w:numFmt w:val="bullet"/>
-      <w:lvlText w:val="o"/>
-      <w:lvlJc w:val="left"/>
-      <w:pPr>
-        <w:ind w:left="3600" w:hanging="360"/>
-      </w:pPr>
-      <w:rPr>
-        <w:rFonts w:ascii="Courier New" w:hAnsi="Courier New" w:cs="Courier New" w:hint="default"/>
-      </w:rPr>
-    </w:lvl>
-    <w:lvl w:ilvl="5" w:tplc="08090005" w:tentative="1">
-      <w:start w:val="1"/>
-      <w:numFmt w:val="bullet"/>
-      <w:lvlText w:val=""/>
-      <w:lvlJc w:val="left"/>
-      <w:pPr>
-        <w:ind w:left="4320" w:hanging="360"/>
-      </w:pPr>
-      <w:rPr>
-        <w:rFonts w:ascii="Wingdings" w:hAnsi="Wingdings" w:hint="default"/>
-      </w:rPr>
-    </w:lvl>
-    <w:lvl w:ilvl="6" w:tplc="08090001" w:tentative="1">
-      <w:start w:val="1"/>
-      <w:numFmt w:val="bullet"/>
-      <w:lvlText w:val=""/>
-      <w:lvlJc w:val="left"/>
-      <w:pPr>
-        <w:ind w:left="5040" w:hanging="360"/>
-      </w:pPr>
-      <w:rPr>
-        <w:rFonts w:ascii="Symbol" w:hAnsi="Symbol" w:hint="default"/>
-      </w:rPr>
-    </w:lvl>
-    <w:lvl w:ilvl="7" w:tplc="08090003" w:tentative="1">
-      <w:start w:val="1"/>
-      <w:numFmt w:val="bullet"/>
-      <w:lvlText w:val="o"/>
-      <w:lvlJc w:val="left"/>
-      <w:pPr>
-        <w:ind w:left="5760" w:hanging="360"/>
-      </w:pPr>
-      <w:rPr>
-        <w:rFonts w:ascii="Courier New" w:hAnsi="Courier New" w:cs="Courier New" w:hint="default"/>
-      </w:rPr>
-    </w:lvl>
-    <w:lvl w:ilvl="8" w:tplc="08090005" w:tentative="1">
-      <w:start w:val="1"/>
-      <w:numFmt w:val="bullet"/>
-      <w:lvlText w:val=""/>
-      <w:lvlJc w:val="left"/>
-      <w:pPr>
-        <w:ind w:left="6480" w:hanging="360"/>
-      </w:pPr>
-      <w:rPr>
-        <w:rFonts w:ascii="Wingdings" w:hAnsi="Wingdings" w:hint="default"/>
-      </w:rPr>
-    </w:lvl>
-  </w:abstractNum>
-  <w:abstractNum w:abstractNumId="38" w15:restartNumberingAfterBreak="0">
     <w:nsid w:val="7ACC26E8"/>
     <w:multiLevelType w:val="singleLevel"/>
     <w:tmpl w:val="0809000F"/>
@@ -5397,96 +5138,7 @@
       </w:pPr>
     </w:lvl>
   </w:abstractNum>
-  <w:abstractNum w:abstractNumId="39" w15:restartNumberingAfterBreak="0">
-    <w:nsid w:val="7C3C6210"/>
-    <w:multiLevelType w:val="hybridMultilevel"/>
-    <w:tmpl w:val="60889E7E"/>
-    <w:lvl w:ilvl="0" w:tplc="63427066">
-      <w:start w:val="1"/>
-      <w:numFmt w:val="lowerRoman"/>
-      <w:lvlText w:val="(%1)"/>
-      <w:lvlJc w:val="left"/>
-      <w:pPr>
-        <w:ind w:left="1440" w:hanging="720"/>
-      </w:pPr>
-      <w:rPr>
-        <w:rFonts w:hint="default"/>
-      </w:rPr>
-    </w:lvl>
-    <w:lvl w:ilvl="1" w:tplc="08090019" w:tentative="1">
-      <w:start w:val="1"/>
-      <w:numFmt w:val="lowerLetter"/>
-      <w:lvlText w:val="%2."/>
-      <w:lvlJc w:val="left"/>
-      <w:pPr>
-        <w:ind w:left="1800" w:hanging="360"/>
-      </w:pPr>
-    </w:lvl>
-    <w:lvl w:ilvl="2" w:tplc="0809001B" w:tentative="1">
-      <w:start w:val="1"/>
-      <w:numFmt w:val="lowerRoman"/>
-      <w:lvlText w:val="%3."/>
-      <w:lvlJc w:val="right"/>
-      <w:pPr>
-        <w:ind w:left="2520" w:hanging="180"/>
-      </w:pPr>
-    </w:lvl>
-    <w:lvl w:ilvl="3" w:tplc="0809000F" w:tentative="1">
-      <w:start w:val="1"/>
-      <w:numFmt w:val="decimal"/>
-      <w:lvlText w:val="%4."/>
-      <w:lvlJc w:val="left"/>
-      <w:pPr>
-        <w:ind w:left="3240" w:hanging="360"/>
-      </w:pPr>
-    </w:lvl>
-    <w:lvl w:ilvl="4" w:tplc="08090019" w:tentative="1">
-      <w:start w:val="1"/>
-      <w:numFmt w:val="lowerLetter"/>
-      <w:lvlText w:val="%5."/>
-      <w:lvlJc w:val="left"/>
-      <w:pPr>
-        <w:ind w:left="3960" w:hanging="360"/>
-      </w:pPr>
-    </w:lvl>
-    <w:lvl w:ilvl="5" w:tplc="0809001B" w:tentative="1">
-      <w:start w:val="1"/>
-      <w:numFmt w:val="lowerRoman"/>
-      <w:lvlText w:val="%6."/>
-      <w:lvlJc w:val="right"/>
-      <w:pPr>
-        <w:ind w:left="4680" w:hanging="180"/>
-      </w:pPr>
-    </w:lvl>
-    <w:lvl w:ilvl="6" w:tplc="0809000F" w:tentative="1">
-      <w:start w:val="1"/>
-      <w:numFmt w:val="decimal"/>
-      <w:lvlText w:val="%7."/>
-      <w:lvlJc w:val="left"/>
-      <w:pPr>
-        <w:ind w:left="5400" w:hanging="360"/>
-      </w:pPr>
-    </w:lvl>
-    <w:lvl w:ilvl="7" w:tplc="08090019" w:tentative="1">
-      <w:start w:val="1"/>
-      <w:numFmt w:val="lowerLetter"/>
-      <w:lvlText w:val="%8."/>
-      <w:lvlJc w:val="left"/>
-      <w:pPr>
-        <w:ind w:left="6120" w:hanging="360"/>
-      </w:pPr>
-    </w:lvl>
-    <w:lvl w:ilvl="8" w:tplc="0809001B" w:tentative="1">
-      <w:start w:val="1"/>
-      <w:numFmt w:val="lowerRoman"/>
-      <w:lvlText w:val="%9."/>
-      <w:lvlJc w:val="right"/>
-      <w:pPr>
-        <w:ind w:left="6840" w:hanging="180"/>
-      </w:pPr>
-    </w:lvl>
-  </w:abstractNum>
-  <w:abstractNum w:abstractNumId="40" w15:restartNumberingAfterBreak="0">
+  <w:abstractNum w:abstractNumId="38" w15:restartNumberingAfterBreak="0">
     <w:nsid w:val="7C6D2C92"/>
     <w:multiLevelType w:val="singleLevel"/>
     <w:tmpl w:val="1646F456"/>
@@ -5506,7 +5158,7 @@
       </w:rPr>
     </w:lvl>
   </w:abstractNum>
-  <w:abstractNum w:abstractNumId="41" w15:restartNumberingAfterBreak="0">
+  <w:abstractNum w:abstractNumId="39" w15:restartNumberingAfterBreak="0">
     <w:nsid w:val="7CB620D1"/>
     <w:multiLevelType w:val="multilevel"/>
     <w:tmpl w:val="3D401000"/>
@@ -5646,131 +5298,125 @@
       </w:rPr>
     </w:lvl>
   </w:abstractNum>
-  <w:num w:numId="1" w16cid:durableId="490488233">
+  <w:num w:numId="1" w16cid:durableId="1755004770">
     <w:abstractNumId w:val="32"/>
   </w:num>
-  <w:num w:numId="2" w16cid:durableId="1879507112">
+  <w:num w:numId="2" w16cid:durableId="1688478760">
     <w:abstractNumId w:val="35"/>
   </w:num>
-  <w:num w:numId="3" w16cid:durableId="1747456588">
+  <w:num w:numId="3" w16cid:durableId="1859616477">
+    <w:abstractNumId w:val="9"/>
+  </w:num>
+  <w:num w:numId="4" w16cid:durableId="1474367502">
+    <w:abstractNumId w:val="13"/>
+  </w:num>
+  <w:num w:numId="5" w16cid:durableId="385878663">
+    <w:abstractNumId w:val="27"/>
+  </w:num>
+  <w:num w:numId="6" w16cid:durableId="874852866">
+    <w:abstractNumId w:val="5"/>
+  </w:num>
+  <w:num w:numId="7" w16cid:durableId="296497153">
+    <w:abstractNumId w:val="37"/>
+  </w:num>
+  <w:num w:numId="8" w16cid:durableId="87316176">
+    <w:abstractNumId w:val="15"/>
+  </w:num>
+  <w:num w:numId="9" w16cid:durableId="599678779">
+    <w:abstractNumId w:val="33"/>
+  </w:num>
+  <w:num w:numId="10" w16cid:durableId="1005279559">
+    <w:abstractNumId w:val="38"/>
+  </w:num>
+  <w:num w:numId="11" w16cid:durableId="1058867100">
+    <w:abstractNumId w:val="2"/>
+  </w:num>
+  <w:num w:numId="12" w16cid:durableId="623657727">
+    <w:abstractNumId w:val="8"/>
+  </w:num>
+  <w:num w:numId="13" w16cid:durableId="862943721">
+    <w:abstractNumId w:val="7"/>
+  </w:num>
+  <w:num w:numId="14" w16cid:durableId="1539275963">
+    <w:abstractNumId w:val="16"/>
+  </w:num>
+  <w:num w:numId="15" w16cid:durableId="110050247">
+    <w:abstractNumId w:val="30"/>
+  </w:num>
+  <w:num w:numId="16" w16cid:durableId="5713072">
+    <w:abstractNumId w:val="18"/>
+  </w:num>
+  <w:num w:numId="17" w16cid:durableId="1364211851">
+    <w:abstractNumId w:val="28"/>
+  </w:num>
+  <w:num w:numId="18" w16cid:durableId="529220192">
+    <w:abstractNumId w:val="36"/>
+  </w:num>
+  <w:num w:numId="19" w16cid:durableId="693968318">
+    <w:abstractNumId w:val="24"/>
+  </w:num>
+  <w:num w:numId="20" w16cid:durableId="371811723">
+    <w:abstractNumId w:val="6"/>
+  </w:num>
+  <w:num w:numId="21" w16cid:durableId="337269114">
+    <w:abstractNumId w:val="22"/>
+  </w:num>
+  <w:num w:numId="22" w16cid:durableId="2124306743">
+    <w:abstractNumId w:val="31"/>
+  </w:num>
+  <w:num w:numId="23" w16cid:durableId="456031453">
     <w:abstractNumId w:val="11"/>
   </w:num>
-  <w:num w:numId="4" w16cid:durableId="163714902">
-    <w:abstractNumId w:val="15"/>
+  <w:num w:numId="24" w16cid:durableId="60561788">
+    <w:abstractNumId w:val="23"/>
   </w:num>
-  <w:num w:numId="5" w16cid:durableId="1992783480">
-    <w:abstractNumId w:val="27"/>
+  <w:num w:numId="25" w16cid:durableId="1003974366">
+    <w:abstractNumId w:val="3"/>
   </w:num>
-  <w:num w:numId="6" w16cid:durableId="784544936">
-    <w:abstractNumId w:val="6"/>
+  <w:num w:numId="26" w16cid:durableId="2087723707">
+    <w:abstractNumId w:val="39"/>
   </w:num>
-  <w:num w:numId="7" w16cid:durableId="725418987">
-    <w:abstractNumId w:val="38"/>
+  <w:num w:numId="27" w16cid:durableId="297951966">
+    <w:abstractNumId w:val="1"/>
   </w:num>
-  <w:num w:numId="8" w16cid:durableId="83306057">
+  <w:num w:numId="28" w16cid:durableId="1482162302">
+    <w:abstractNumId w:val="34"/>
+  </w:num>
+  <w:num w:numId="29" w16cid:durableId="1512522925">
+    <w:abstractNumId w:val="0"/>
+  </w:num>
+  <w:num w:numId="30" w16cid:durableId="975767518">
     <w:abstractNumId w:val="17"/>
   </w:num>
-  <w:num w:numId="9" w16cid:durableId="2004896461">
-    <w:abstractNumId w:val="33"/>
+  <w:num w:numId="31" w16cid:durableId="1960838165">
+    <w:abstractNumId w:val="29"/>
   </w:num>
-  <w:num w:numId="10" w16cid:durableId="1982467050">
-    <w:abstractNumId w:val="40"/>
+  <w:num w:numId="32" w16cid:durableId="1974679190">
+    <w:abstractNumId w:val="25"/>
   </w:num>
-  <w:num w:numId="11" w16cid:durableId="1054279320">
-    <w:abstractNumId w:val="3"/>
+  <w:num w:numId="33" w16cid:durableId="1913736226">
+    <w:abstractNumId w:val="14"/>
   </w:num>
-  <w:num w:numId="12" w16cid:durableId="1466459679">
+  <w:num w:numId="34" w16cid:durableId="1623800589">
+    <w:abstractNumId w:val="4"/>
+  </w:num>
+  <w:num w:numId="35" w16cid:durableId="280065771">
+    <w:abstractNumId w:val="26"/>
+  </w:num>
+  <w:num w:numId="36" w16cid:durableId="1174493304">
+    <w:abstractNumId w:val="12"/>
+  </w:num>
+  <w:num w:numId="37" w16cid:durableId="842159600">
+    <w:abstractNumId w:val="21"/>
+  </w:num>
+  <w:num w:numId="38" w16cid:durableId="152331591">
     <w:abstractNumId w:val="10"/>
   </w:num>
-  <w:num w:numId="13" w16cid:durableId="720714978">
-    <w:abstractNumId w:val="9"/>
-  </w:num>
-  <w:num w:numId="14" w16cid:durableId="813109130">
-    <w:abstractNumId w:val="18"/>
-  </w:num>
-  <w:num w:numId="15" w16cid:durableId="1620145494">
-    <w:abstractNumId w:val="30"/>
-  </w:num>
-  <w:num w:numId="16" w16cid:durableId="128131987">
-    <w:abstractNumId w:val="20"/>
-  </w:num>
-  <w:num w:numId="17" w16cid:durableId="936325374">
-    <w:abstractNumId w:val="28"/>
-  </w:num>
-  <w:num w:numId="18" w16cid:durableId="1963224469">
-    <w:abstractNumId w:val="36"/>
-  </w:num>
-  <w:num w:numId="19" w16cid:durableId="36782227">
-    <w:abstractNumId w:val="24"/>
-  </w:num>
-  <w:num w:numId="20" w16cid:durableId="450130622">
-    <w:abstractNumId w:val="8"/>
-  </w:num>
-  <w:num w:numId="21" w16cid:durableId="976182966">
-    <w:abstractNumId w:val="22"/>
-  </w:num>
-  <w:num w:numId="22" w16cid:durableId="1882015551">
-    <w:abstractNumId w:val="31"/>
-  </w:num>
-  <w:num w:numId="23" w16cid:durableId="1089738380">
-    <w:abstractNumId w:val="13"/>
-  </w:num>
-  <w:num w:numId="24" w16cid:durableId="196771256">
-    <w:abstractNumId w:val="23"/>
-  </w:num>
-  <w:num w:numId="25" w16cid:durableId="2075661539">
-    <w:abstractNumId w:val="4"/>
-  </w:num>
-  <w:num w:numId="26" w16cid:durableId="1754936184">
-    <w:abstractNumId w:val="41"/>
-  </w:num>
-  <w:num w:numId="27" w16cid:durableId="9112192">
-    <w:abstractNumId w:val="2"/>
-  </w:num>
-  <w:num w:numId="28" w16cid:durableId="998189302">
-    <w:abstractNumId w:val="34"/>
-  </w:num>
-  <w:num w:numId="29" w16cid:durableId="1795244985">
-    <w:abstractNumId w:val="1"/>
-  </w:num>
-  <w:num w:numId="30" w16cid:durableId="2079091449">
+  <w:num w:numId="39" w16cid:durableId="711660311">
     <w:abstractNumId w:val="19"/>
   </w:num>
-  <w:num w:numId="31" w16cid:durableId="1247034329">
-    <w:abstractNumId w:val="29"/>
-  </w:num>
-  <w:num w:numId="32" w16cid:durableId="1216043756">
-    <w:abstractNumId w:val="25"/>
-  </w:num>
-  <w:num w:numId="33" w16cid:durableId="346054804">
-    <w:abstractNumId w:val="16"/>
-  </w:num>
-  <w:num w:numId="34" w16cid:durableId="445000868">
-    <w:abstractNumId w:val="5"/>
-  </w:num>
-  <w:num w:numId="35" w16cid:durableId="1869177558">
-    <w:abstractNumId w:val="26"/>
-  </w:num>
-  <w:num w:numId="36" w16cid:durableId="1344941526">
-    <w:abstractNumId w:val="14"/>
-  </w:num>
-  <w:num w:numId="37" w16cid:durableId="1393193819">
-    <w:abstractNumId w:val="21"/>
-  </w:num>
-  <w:num w:numId="38" w16cid:durableId="396366024">
-    <w:abstractNumId w:val="12"/>
-  </w:num>
-  <w:num w:numId="39" w16cid:durableId="653677547">
-    <w:abstractNumId w:val="39"/>
-  </w:num>
-  <w:num w:numId="40" w16cid:durableId="417988917">
-    <w:abstractNumId w:val="0"/>
-  </w:num>
-  <w:num w:numId="41" w16cid:durableId="756634194">
-    <w:abstractNumId w:val="7"/>
-  </w:num>
-  <w:num w:numId="42" w16cid:durableId="785854946">
-    <w:abstractNumId w:val="37"/>
+  <w:num w:numId="40" w16cid:durableId="1062754795">
+    <w:abstractNumId w:val="20"/>
   </w:num>
 </w:numbering>
 </file>
@@ -5781,7 +5427,7 @@
     <w:rPrDefault>
       <w:rPr>
         <w:rFonts w:ascii="Times New Roman" w:eastAsia="Times New Roman" w:hAnsi="Times New Roman" w:cs="Times New Roman"/>
-        <w:lang w:val="en-GB" w:eastAsia="en-GB" w:bidi="ar-SA"/>
+        <w:lang w:val="el-GR" w:eastAsia="el-GR" w:bidi="ar-SA"/>
       </w:rPr>
     </w:rPrDefault>
     <w:pPrDefault/>
@@ -5794,100 +5440,11 @@
     <w:lsdException w:name="heading 4" w:qFormat="1"/>
     <w:lsdException w:name="heading 5" w:qFormat="1"/>
     <w:lsdException w:name="heading 6" w:qFormat="1"/>
-    <w:lsdException w:name="heading 7" w:semiHidden="1" w:unhideWhenUsed="1" w:qFormat="1"/>
-    <w:lsdException w:name="heading 8" w:semiHidden="1" w:unhideWhenUsed="1" w:qFormat="1"/>
-    <w:lsdException w:name="heading 9" w:semiHidden="1" w:unhideWhenUsed="1" w:qFormat="1"/>
-    <w:lsdException w:name="index 1" w:semiHidden="1" w:unhideWhenUsed="1"/>
-    <w:lsdException w:name="index 2" w:semiHidden="1" w:unhideWhenUsed="1"/>
-    <w:lsdException w:name="index 3" w:semiHidden="1" w:unhideWhenUsed="1"/>
-    <w:lsdException w:name="index 4" w:semiHidden="1" w:unhideWhenUsed="1"/>
-    <w:lsdException w:name="index 5" w:semiHidden="1" w:unhideWhenUsed="1"/>
-    <w:lsdException w:name="index 6" w:semiHidden="1" w:unhideWhenUsed="1"/>
-    <w:lsdException w:name="index 7" w:semiHidden="1" w:unhideWhenUsed="1"/>
-    <w:lsdException w:name="index 8" w:semiHidden="1" w:unhideWhenUsed="1"/>
-    <w:lsdException w:name="index 9" w:semiHidden="1" w:unhideWhenUsed="1"/>
-    <w:lsdException w:name="toc 1" w:semiHidden="1" w:unhideWhenUsed="1"/>
-    <w:lsdException w:name="toc 2" w:semiHidden="1" w:unhideWhenUsed="1"/>
-    <w:lsdException w:name="toc 3" w:semiHidden="1" w:unhideWhenUsed="1"/>
-    <w:lsdException w:name="toc 4" w:semiHidden="1" w:unhideWhenUsed="1"/>
-    <w:lsdException w:name="toc 5" w:semiHidden="1" w:unhideWhenUsed="1"/>
-    <w:lsdException w:name="toc 6" w:semiHidden="1" w:unhideWhenUsed="1"/>
-    <w:lsdException w:name="toc 7" w:semiHidden="1" w:unhideWhenUsed="1"/>
-    <w:lsdException w:name="toc 8" w:semiHidden="1" w:unhideWhenUsed="1"/>
-    <w:lsdException w:name="toc 9" w:semiHidden="1" w:unhideWhenUsed="1"/>
-    <w:lsdException w:name="Normal Indent" w:semiHidden="1" w:unhideWhenUsed="1"/>
-    <w:lsdException w:name="footnote text" w:semiHidden="1" w:unhideWhenUsed="1"/>
-    <w:lsdException w:name="annotation text" w:semiHidden="1" w:unhideWhenUsed="1"/>
-    <w:lsdException w:name="header" w:semiHidden="1" w:unhideWhenUsed="1"/>
-    <w:lsdException w:name="footer" w:semiHidden="1" w:unhideWhenUsed="1"/>
-    <w:lsdException w:name="index heading" w:semiHidden="1" w:unhideWhenUsed="1"/>
+    <w:lsdException w:name="heading 7" w:qFormat="1"/>
+    <w:lsdException w:name="heading 8" w:qFormat="1"/>
+    <w:lsdException w:name="heading 9" w:qFormat="1"/>
     <w:lsdException w:name="caption" w:semiHidden="1" w:unhideWhenUsed="1" w:qFormat="1"/>
-    <w:lsdException w:name="table of figures" w:semiHidden="1" w:unhideWhenUsed="1"/>
-    <w:lsdException w:name="envelope address" w:semiHidden="1" w:unhideWhenUsed="1"/>
-    <w:lsdException w:name="envelope return" w:semiHidden="1" w:unhideWhenUsed="1"/>
-    <w:lsdException w:name="footnote reference" w:semiHidden="1" w:unhideWhenUsed="1"/>
-    <w:lsdException w:name="annotation reference" w:semiHidden="1" w:unhideWhenUsed="1"/>
-    <w:lsdException w:name="line number" w:semiHidden="1" w:unhideWhenUsed="1"/>
-    <w:lsdException w:name="page number" w:semiHidden="1" w:unhideWhenUsed="1"/>
-    <w:lsdException w:name="endnote reference" w:semiHidden="1" w:unhideWhenUsed="1"/>
-    <w:lsdException w:name="endnote text" w:semiHidden="1" w:unhideWhenUsed="1"/>
-    <w:lsdException w:name="table of authorities" w:semiHidden="1" w:unhideWhenUsed="1"/>
-    <w:lsdException w:name="macro" w:semiHidden="1" w:unhideWhenUsed="1"/>
-    <w:lsdException w:name="toa heading" w:semiHidden="1" w:unhideWhenUsed="1"/>
-    <w:lsdException w:name="List" w:semiHidden="1" w:unhideWhenUsed="1"/>
-    <w:lsdException w:name="List Bullet" w:semiHidden="1" w:unhideWhenUsed="1"/>
-    <w:lsdException w:name="List 2" w:semiHidden="1" w:unhideWhenUsed="1"/>
-    <w:lsdException w:name="List 3" w:semiHidden="1" w:unhideWhenUsed="1"/>
-    <w:lsdException w:name="List Bullet 2" w:semiHidden="1" w:unhideWhenUsed="1"/>
-    <w:lsdException w:name="List Bullet 3" w:semiHidden="1" w:unhideWhenUsed="1"/>
-    <w:lsdException w:name="List Bullet 4" w:semiHidden="1" w:unhideWhenUsed="1"/>
-    <w:lsdException w:name="List Bullet 5" w:semiHidden="1" w:unhideWhenUsed="1"/>
-    <w:lsdException w:name="List Number 2" w:semiHidden="1" w:unhideWhenUsed="1"/>
-    <w:lsdException w:name="List Number 3" w:semiHidden="1" w:unhideWhenUsed="1"/>
-    <w:lsdException w:name="List Number 4" w:semiHidden="1" w:unhideWhenUsed="1"/>
-    <w:lsdException w:name="List Number 5" w:semiHidden="1" w:unhideWhenUsed="1"/>
-    <w:lsdException w:name="Closing" w:semiHidden="1" w:unhideWhenUsed="1"/>
-    <w:lsdException w:name="Signature" w:semiHidden="1" w:unhideWhenUsed="1"/>
-    <w:lsdException w:name="Default Paragraph Font" w:semiHidden="1" w:unhideWhenUsed="1"/>
-    <w:lsdException w:name="Body Text" w:semiHidden="1" w:unhideWhenUsed="1"/>
-    <w:lsdException w:name="Body Text Indent" w:semiHidden="1" w:unhideWhenUsed="1"/>
-    <w:lsdException w:name="List Continue" w:semiHidden="1" w:unhideWhenUsed="1"/>
-    <w:lsdException w:name="List Continue 2" w:semiHidden="1" w:unhideWhenUsed="1"/>
-    <w:lsdException w:name="List Continue 3" w:semiHidden="1" w:unhideWhenUsed="1"/>
-    <w:lsdException w:name="List Continue 4" w:semiHidden="1" w:unhideWhenUsed="1"/>
-    <w:lsdException w:name="List Continue 5" w:semiHidden="1" w:unhideWhenUsed="1"/>
-    <w:lsdException w:name="Message Header" w:semiHidden="1" w:unhideWhenUsed="1"/>
-    <w:lsdException w:name="Body Text First Indent 2" w:semiHidden="1" w:unhideWhenUsed="1"/>
-    <w:lsdException w:name="Note Heading" w:semiHidden="1" w:unhideWhenUsed="1"/>
-    <w:lsdException w:name="Body Text 2" w:semiHidden="1" w:unhideWhenUsed="1"/>
-    <w:lsdException w:name="Body Text 3" w:semiHidden="1" w:unhideWhenUsed="1"/>
-    <w:lsdException w:name="Body Text Indent 2" w:semiHidden="1" w:unhideWhenUsed="1"/>
-    <w:lsdException w:name="Body Text Indent 3" w:semiHidden="1" w:unhideWhenUsed="1"/>
-    <w:lsdException w:name="Block Text" w:semiHidden="1" w:unhideWhenUsed="1"/>
-    <w:lsdException w:name="Hyperlink" w:semiHidden="1" w:unhideWhenUsed="1"/>
-    <w:lsdException w:name="FollowedHyperlink" w:semiHidden="1" w:unhideWhenUsed="1"/>
-    <w:lsdException w:name="Document Map" w:semiHidden="1" w:unhideWhenUsed="1"/>
-    <w:lsdException w:name="Plain Text" w:semiHidden="1" w:unhideWhenUsed="1"/>
-    <w:lsdException w:name="E-mail Signature" w:semiHidden="1" w:unhideWhenUsed="1"/>
-    <w:lsdException w:name="HTML Top of Form" w:semiHidden="1" w:unhideWhenUsed="1"/>
-    <w:lsdException w:name="HTML Bottom of Form" w:semiHidden="1" w:unhideWhenUsed="1"/>
-    <w:lsdException w:name="Normal (Web)" w:semiHidden="1" w:unhideWhenUsed="1"/>
-    <w:lsdException w:name="HTML Acronym" w:semiHidden="1" w:unhideWhenUsed="1"/>
-    <w:lsdException w:name="HTML Address" w:semiHidden="1" w:unhideWhenUsed="1"/>
-    <w:lsdException w:name="HTML Cite" w:semiHidden="1" w:unhideWhenUsed="1"/>
-    <w:lsdException w:name="HTML Code" w:semiHidden="1" w:unhideWhenUsed="1"/>
-    <w:lsdException w:name="HTML Definition" w:semiHidden="1" w:unhideWhenUsed="1"/>
-    <w:lsdException w:name="HTML Keyboard" w:semiHidden="1" w:unhideWhenUsed="1"/>
-    <w:lsdException w:name="HTML Preformatted" w:semiHidden="1" w:unhideWhenUsed="1"/>
-    <w:lsdException w:name="HTML Sample" w:semiHidden="1" w:unhideWhenUsed="1"/>
-    <w:lsdException w:name="HTML Typewriter" w:semiHidden="1" w:unhideWhenUsed="1"/>
-    <w:lsdException w:name="HTML Variable" w:semiHidden="1" w:unhideWhenUsed="1"/>
     <w:lsdException w:name="Normal Table" w:semiHidden="1" w:unhideWhenUsed="1"/>
-    <w:lsdException w:name="annotation subject" w:semiHidden="1" w:unhideWhenUsed="1"/>
-    <w:lsdException w:name="No List" w:semiHidden="1" w:unhideWhenUsed="1"/>
-    <w:lsdException w:name="Outline List 1" w:semiHidden="1" w:unhideWhenUsed="1"/>
-    <w:lsdException w:name="Outline List 2" w:semiHidden="1" w:unhideWhenUsed="1"/>
-    <w:lsdException w:name="Outline List 3" w:semiHidden="1" w:unhideWhenUsed="1"/>
     <w:lsdException w:name="Table Simple 1" w:semiHidden="1" w:unhideWhenUsed="1"/>
     <w:lsdException w:name="Table Simple 2" w:semiHidden="1" w:unhideWhenUsed="1"/>
     <w:lsdException w:name="Table Simple 3" w:semiHidden="1" w:unhideWhenUsed="1"/>
@@ -5930,7 +5487,6 @@
     <w:lsdException w:name="Table Web 1" w:semiHidden="1" w:unhideWhenUsed="1"/>
     <w:lsdException w:name="Table Web 2" w:semiHidden="1" w:unhideWhenUsed="1"/>
     <w:lsdException w:name="Table Web 3" w:semiHidden="1" w:unhideWhenUsed="1"/>
-    <w:lsdException w:name="Balloon Text" w:semiHidden="1" w:unhideWhenUsed="1"/>
     <w:lsdException w:name="Table Theme" w:semiHidden="1" w:unhideWhenUsed="1"/>
     <w:lsdException w:name="Placeholder Text" w:semiHidden="1" w:uiPriority="99"/>
     <w:lsdException w:name="No Spacing" w:uiPriority="1"/>
@@ -6156,10 +5712,11 @@
   <w:style w:type="paragraph" w:default="1" w:styleId="Normal">
     <w:name w:val="Normal"/>
     <w:qFormat/>
-    <w:rsid w:val="009551FD"/>
+    <w:rsid w:val="0009253D"/>
     <w:rPr>
       <w:rFonts w:ascii="Arial" w:hAnsi="Arial"/>
       <w:sz w:val="22"/>
+      <w:lang w:val="en-GB" w:eastAsia="en-GB"/>
     </w:rPr>
   </w:style>
   <w:style w:type="paragraph" w:styleId="Heading1">
@@ -6490,7 +6047,7 @@
     </w:pPr>
     <w:rPr>
       <w:rFonts w:ascii="Arial" w:hAnsi="Arial"/>
-      <w:lang w:eastAsia="en-US"/>
+      <w:lang w:val="en-GB" w:eastAsia="en-US"/>
     </w:rPr>
   </w:style>
   <w:style w:type="paragraph" w:customStyle="1" w:styleId="certificateHeading">
@@ -6502,7 +6059,7 @@
     <w:rPr>
       <w:rFonts w:ascii="Arial Black" w:hAnsi="Arial Black"/>
       <w:sz w:val="18"/>
-      <w:lang w:eastAsia="en-US"/>
+      <w:lang w:val="en-GB" w:eastAsia="en-US"/>
     </w:rPr>
   </w:style>
   <w:style w:type="character" w:customStyle="1" w:styleId="change">
@@ -6529,6 +6086,7 @@
       <w:noProof/>
       <w:sz w:val="24"/>
       <w:u w:val="single"/>
+      <w:lang w:val="en-GB" w:eastAsia="en-GB"/>
     </w:rPr>
   </w:style>
   <w:style w:type="paragraph" w:styleId="BodyText2">
@@ -6577,6 +6135,7 @@
       <w:caps/>
       <w:noProof/>
       <w:sz w:val="24"/>
+      <w:lang w:val="en-GB" w:eastAsia="en-GB"/>
     </w:rPr>
   </w:style>
   <w:style w:type="paragraph" w:customStyle="1" w:styleId="hidden">
@@ -6895,58 +6454,13 @@
       <w:szCs w:val="22"/>
     </w:rPr>
   </w:style>
-  <w:style w:type="paragraph" w:customStyle="1" w:styleId="Default">
-    <w:name w:val="Default"/>
-    <w:rsid w:val="001D2633"/>
-    <w:pPr>
-      <w:autoSpaceDE w:val="0"/>
-      <w:autoSpaceDN w:val="0"/>
-      <w:adjustRightInd w:val="0"/>
-    </w:pPr>
-    <w:rPr>
-      <w:rFonts w:ascii="Arial" w:hAnsi="Arial" w:cs="Arial"/>
-      <w:color w:val="000000"/>
-      <w:sz w:val="24"/>
-      <w:szCs w:val="24"/>
-    </w:rPr>
-  </w:style>
-  <w:style w:type="paragraph" w:styleId="ListParagraph">
-    <w:name w:val="List Paragraph"/>
-    <w:basedOn w:val="Normal"/>
-    <w:uiPriority w:val="34"/>
-    <w:rsid w:val="001D2633"/>
-    <w:pPr>
-      <w:ind w:left="720"/>
-      <w:contextualSpacing/>
-    </w:pPr>
-  </w:style>
-  <w:style w:type="paragraph" w:styleId="FootnoteText">
-    <w:name w:val="footnote text"/>
-    <w:basedOn w:val="Normal"/>
-    <w:link w:val="FootnoteTextChar"/>
-    <w:rsid w:val="0059741A"/>
-    <w:rPr>
-      <w:sz w:val="20"/>
-    </w:rPr>
-  </w:style>
-  <w:style w:type="character" w:customStyle="1" w:styleId="FootnoteTextChar">
-    <w:name w:val="Footnote Text Char"/>
-    <w:basedOn w:val="DefaultParagraphFont"/>
-    <w:link w:val="FootnoteText"/>
-    <w:rsid w:val="0059741A"/>
+  <w:style w:type="character" w:customStyle="1" w:styleId="FooterChar">
+    <w:name w:val="Footer Char"/>
+    <w:link w:val="Footer"/>
+    <w:rsid w:val="00A13B50"/>
     <w:rPr>
       <w:rFonts w:ascii="Arial" w:hAnsi="Arial"/>
-    </w:rPr>
-  </w:style>
-  <w:style w:type="character" w:styleId="FollowedHyperlink">
-    <w:name w:val="FollowedHyperlink"/>
-    <w:basedOn w:val="DefaultParagraphFont"/>
-    <w:semiHidden/>
-    <w:unhideWhenUsed/>
-    <w:rsid w:val="00F373BA"/>
-    <w:rPr>
-      <w:color w:val="954F72" w:themeColor="followedHyperlink"/>
-      <w:u w:val="single"/>
+      <w:sz w:val="22"/>
     </w:rPr>
   </w:style>
   <w:style w:type="character" w:styleId="UnresolvedMention">
@@ -6955,31 +6469,32 @@
     <w:uiPriority w:val="99"/>
     <w:semiHidden/>
     <w:unhideWhenUsed/>
-    <w:rsid w:val="00AC5DCC"/>
+    <w:rsid w:val="00F2655B"/>
     <w:rPr>
       <w:color w:val="605E5C"/>
       <w:shd w:val="clear" w:color="auto" w:fill="E1DFDD"/>
     </w:rPr>
   </w:style>
-  <w:style w:type="character" w:customStyle="1" w:styleId="FooterChar">
-    <w:name w:val="Footer Char"/>
-    <w:basedOn w:val="DefaultParagraphFont"/>
-    <w:link w:val="Footer"/>
-    <w:rsid w:val="00A2783C"/>
-    <w:rPr>
-      <w:rFonts w:ascii="Arial" w:hAnsi="Arial"/>
-      <w:sz w:val="22"/>
-    </w:rPr>
+  <w:style w:type="paragraph" w:styleId="ListParagraph">
+    <w:name w:val="List Paragraph"/>
+    <w:basedOn w:val="Normal"/>
+    <w:uiPriority w:val="34"/>
+    <w:rsid w:val="00F47E32"/>
+    <w:pPr>
+      <w:ind w:left="720"/>
+      <w:contextualSpacing/>
+    </w:pPr>
   </w:style>
   <w:style w:type="paragraph" w:styleId="Revision">
     <w:name w:val="Revision"/>
     <w:hidden/>
     <w:uiPriority w:val="99"/>
     <w:semiHidden/>
-    <w:rsid w:val="0019673B"/>
+    <w:rsid w:val="00EF0807"/>
     <w:rPr>
       <w:rFonts w:ascii="Arial" w:hAnsi="Arial"/>
       <w:sz w:val="22"/>
+      <w:lang w:val="en-GB" w:eastAsia="en-GB"/>
     </w:rPr>
   </w:style>
 </w:styles>
@@ -7002,7 +6517,7 @@
         <a:srgbClr val="E7E6E6"/>
       </a:lt2>
       <a:accent1>
-        <a:srgbClr val="5B9BD5"/>
+        <a:srgbClr val="4472C4"/>
       </a:accent1>
       <a:accent2>
         <a:srgbClr val="ED7D31"/>
@@ -7014,7 +6529,7 @@
         <a:srgbClr val="FFC000"/>
       </a:accent4>
       <a:accent5>
-        <a:srgbClr val="4472C4"/>
+        <a:srgbClr val="5B9BD5"/>
       </a:accent5>
       <a:accent6>
         <a:srgbClr val="70AD47"/>
@@ -7031,9 +6546,9 @@
         <a:latin typeface="Calibri Light" panose="020F0302020204030204"/>
         <a:ea typeface=""/>
         <a:cs typeface=""/>
-        <a:font script="Jpan" typeface="ＭＳ ゴシック"/>
+        <a:font script="Jpan" typeface="游ゴシック Light"/>
         <a:font script="Hang" typeface="맑은 고딕"/>
-        <a:font script="Hans" typeface="宋体"/>
+        <a:font script="Hans" typeface="等线 Light"/>
         <a:font script="Hant" typeface="新細明體"/>
         <a:font script="Arab" typeface="Times New Roman"/>
         <a:font script="Hebr" typeface="Times New Roman"/>
@@ -7061,14 +6576,31 @@
         <a:font script="Viet" typeface="Times New Roman"/>
         <a:font script="Uigh" typeface="Microsoft Uighur"/>
         <a:font script="Geor" typeface="Sylfaen"/>
+        <a:font script="Armn" typeface="Arial"/>
+        <a:font script="Bugi" typeface="Leelawadee UI"/>
+        <a:font script="Bopo" typeface="Microsoft JhengHei"/>
+        <a:font script="Java" typeface="Javanese Text"/>
+        <a:font script="Lisu" typeface="Segoe UI"/>
+        <a:font script="Mymr" typeface="Myanmar Text"/>
+        <a:font script="Nkoo" typeface="Ebrima"/>
+        <a:font script="Olck" typeface="Nirmala UI"/>
+        <a:font script="Osma" typeface="Ebrima"/>
+        <a:font script="Phag" typeface="Phagspa"/>
+        <a:font script="Syrn" typeface="Estrangelo Edessa"/>
+        <a:font script="Syrj" typeface="Estrangelo Edessa"/>
+        <a:font script="Syre" typeface="Estrangelo Edessa"/>
+        <a:font script="Sora" typeface="Nirmala UI"/>
+        <a:font script="Tale" typeface="Microsoft Tai Le"/>
+        <a:font script="Talu" typeface="Microsoft New Tai Lue"/>
+        <a:font script="Tfng" typeface="Ebrima"/>
       </a:majorFont>
       <a:minorFont>
         <a:latin typeface="Calibri" panose="020F0502020204030204"/>
         <a:ea typeface=""/>
         <a:cs typeface=""/>
-        <a:font script="Jpan" typeface="ＭＳ 明朝"/>
+        <a:font script="Jpan" typeface="游明朝"/>
         <a:font script="Hang" typeface="맑은 고딕"/>
-        <a:font script="Hans" typeface="宋体"/>
+        <a:font script="Hans" typeface="等线"/>
         <a:font script="Hant" typeface="新細明體"/>
         <a:font script="Arab" typeface="Arial"/>
         <a:font script="Hebr" typeface="Arial"/>
@@ -7096,6 +6628,23 @@
         <a:font script="Viet" typeface="Arial"/>
         <a:font script="Uigh" typeface="Microsoft Uighur"/>
         <a:font script="Geor" typeface="Sylfaen"/>
+        <a:font script="Armn" typeface="Arial"/>
+        <a:font script="Bugi" typeface="Leelawadee UI"/>
+        <a:font script="Bopo" typeface="Microsoft JhengHei"/>
+        <a:font script="Java" typeface="Javanese Text"/>
+        <a:font script="Lisu" typeface="Segoe UI"/>
+        <a:font script="Mymr" typeface="Myanmar Text"/>
+        <a:font script="Nkoo" typeface="Ebrima"/>
+        <a:font script="Olck" typeface="Nirmala UI"/>
+        <a:font script="Osma" typeface="Ebrima"/>
+        <a:font script="Phag" typeface="Phagspa"/>
+        <a:font script="Syrn" typeface="Estrangelo Edessa"/>
+        <a:font script="Syrj" typeface="Estrangelo Edessa"/>
+        <a:font script="Syre" typeface="Estrangelo Edessa"/>
+        <a:font script="Sora" typeface="Nirmala UI"/>
+        <a:font script="Tale" typeface="Microsoft Tai Le"/>
+        <a:font script="Talu" typeface="Microsoft New Tai Lue"/>
+        <a:font script="Tfng" typeface="Ebrima"/>
       </a:minorFont>
     </a:fontScheme>
     <a:fmtScheme name="Office">
@@ -7247,10 +6796,31 @@
 </file>
 
 <file path=customXml/item1.xml><?xml version="1.0" encoding="utf-8"?>
-<b:Sources xmlns:b="http://schemas.openxmlformats.org/officeDocument/2006/bibliography" xmlns="http://schemas.openxmlformats.org/officeDocument/2006/bibliography" SelectedStyle="\APA.XSL" StyleName="APA"/>
+<?mso-contentType ?>
+<FormTemplates xmlns="http://schemas.microsoft.com/sharepoint/v3/contenttype/forms">
+  <Display>DocumentLibraryForm</Display>
+  <Edit>DocumentLibraryForm</Edit>
+  <New>DocumentLibraryForm</New>
+</FormTemplates>
 </file>
 
 <file path=customXml/item2.xml><?xml version="1.0" encoding="utf-8"?>
+<LongProperties xmlns="http://schemas.microsoft.com/office/2006/metadata/longProperties"/>
+</file>
+
+<file path=customXml/item3.xml><?xml version="1.0" encoding="utf-8"?>
+<p:properties xmlns:p="http://schemas.microsoft.com/office/2006/metadata/properties" xmlns:xsi="http://www.w3.org/2001/XMLSchema-instance" xmlns:pc="http://schemas.microsoft.com/office/infopath/2007/PartnerControls">
+  <documentManagement>
+    <TaxCatchAll xmlns="81936f9c-53d8-4266-aa9b-a06434fad9b0" xsi:nil="true"/>
+    <lcf76f155ced4ddcb4097134ff3c332f xmlns="3e1b29f8-7008-403b-b2fb-9ef1de52b77a">
+      <Terms xmlns="http://schemas.microsoft.com/office/infopath/2007/PartnerControls"/>
+    </lcf76f155ced4ddcb4097134ff3c332f>
+    <Issuedate xmlns="3e1b29f8-7008-403b-b2fb-9ef1de52b77a" xsi:nil="true"/>
+  </documentManagement>
+</p:properties>
+</file>
+
+<file path=customXml/item4.xml><?xml version="1.0" encoding="utf-8"?>
 <ct:contentTypeSchema xmlns:ct="http://schemas.microsoft.com/office/2006/metadata/contentType" xmlns:ma="http://schemas.microsoft.com/office/2006/metadata/properties/metaAttributes" ct:_="" ma:_="" ma:contentTypeName="Document" ma:contentTypeID="0x0101006464DC95341EFA46ACBB54F68238415D" ma:contentTypeVersion="17" ma:contentTypeDescription="Create a new document." ma:contentTypeScope="" ma:versionID="22441c213f16c00d66fb180b6a3159d6">
   <xsd:schema xmlns:xsd="http://www.w3.org/2001/XMLSchema" xmlns:xs="http://www.w3.org/2001/XMLSchema" xmlns:p="http://schemas.microsoft.com/office/2006/metadata/properties" xmlns:ns2="3e1b29f8-7008-403b-b2fb-9ef1de52b77a" xmlns:ns3="81936f9c-53d8-4266-aa9b-a06434fad9b0" targetNamespace="http://schemas.microsoft.com/office/2006/metadata/properties" ma:root="true" ma:fieldsID="285fcd3ced75032b95044bc3c244456a" ns2:_="" ns3:_="">
     <xsd:import namespace="3e1b29f8-7008-403b-b2fb-9ef1de52b77a"/>
@@ -7499,37 +7069,35 @@
 </ct:contentTypeSchema>
 </file>
 
-<file path=customXml/item3.xml><?xml version="1.0" encoding="utf-8"?>
-<p:properties xmlns:p="http://schemas.microsoft.com/office/2006/metadata/properties" xmlns:xsi="http://www.w3.org/2001/XMLSchema-instance" xmlns:pc="http://schemas.microsoft.com/office/infopath/2007/PartnerControls">
-  <documentManagement>
-    <TaxCatchAll xmlns="81936f9c-53d8-4266-aa9b-a06434fad9b0" xsi:nil="true"/>
-    <lcf76f155ced4ddcb4097134ff3c332f xmlns="3e1b29f8-7008-403b-b2fb-9ef1de52b77a">
-      <Terms xmlns="http://schemas.microsoft.com/office/infopath/2007/PartnerControls"/>
-    </lcf76f155ced4ddcb4097134ff3c332f>
-    <Issuedate xmlns="3e1b29f8-7008-403b-b2fb-9ef1de52b77a" xsi:nil="true"/>
-  </documentManagement>
-</p:properties>
-</file>
-
-<file path=customXml/item4.xml><?xml version="1.0" encoding="utf-8"?>
-<?mso-contentType ?>
-<FormTemplates xmlns="http://schemas.microsoft.com/sharepoint/v3/contenttype/forms">
-  <Display>DocumentLibraryForm</Display>
-  <Edit>DocumentLibraryForm</Edit>
-  <New>DocumentLibraryForm</New>
-</FormTemplates>
-</file>
-
 <file path=customXml/itemProps1.xml><?xml version="1.0" encoding="utf-8"?>
-<ds:datastoreItem xmlns:ds="http://schemas.openxmlformats.org/officeDocument/2006/customXml" ds:itemID="{175E2CE5-3841-4B6C-9677-0243CC2886BB}">
+<ds:datastoreItem xmlns:ds="http://schemas.openxmlformats.org/officeDocument/2006/customXml" ds:itemID="{123BCE83-6201-434C-8A2F-4F5EEEAF9F60}">
   <ds:schemaRefs>
-    <ds:schemaRef ds:uri="http://schemas.openxmlformats.org/officeDocument/2006/bibliography"/>
+    <ds:schemaRef ds:uri="http://schemas.microsoft.com/sharepoint/v3/contenttype/forms"/>
   </ds:schemaRefs>
 </ds:datastoreItem>
 </file>
 
 <file path=customXml/itemProps2.xml><?xml version="1.0" encoding="utf-8"?>
-<ds:datastoreItem xmlns:ds="http://schemas.openxmlformats.org/officeDocument/2006/customXml" ds:itemID="{42728C25-4BA3-439F-B10A-131203BC9E13}">
+<ds:datastoreItem xmlns:ds="http://schemas.openxmlformats.org/officeDocument/2006/customXml" ds:itemID="{349FC049-DA55-482F-87DF-55CDDF9723FE}">
+  <ds:schemaRefs>
+    <ds:schemaRef ds:uri="http://schemas.microsoft.com/office/2006/metadata/longProperties"/>
+  </ds:schemaRefs>
+</ds:datastoreItem>
+</file>
+
+<file path=customXml/itemProps3.xml><?xml version="1.0" encoding="utf-8"?>
+<ds:datastoreItem xmlns:ds="http://schemas.openxmlformats.org/officeDocument/2006/customXml" ds:itemID="{836D2F3A-1878-4919-ABF7-888ACDE64797}">
+  <ds:schemaRefs>
+    <ds:schemaRef ds:uri="http://schemas.microsoft.com/office/2006/metadata/properties"/>
+    <ds:schemaRef ds:uri="http://schemas.microsoft.com/office/infopath/2007/PartnerControls"/>
+    <ds:schemaRef ds:uri="81936f9c-53d8-4266-aa9b-a06434fad9b0"/>
+    <ds:schemaRef ds:uri="3e1b29f8-7008-403b-b2fb-9ef1de52b77a"/>
+  </ds:schemaRefs>
+</ds:datastoreItem>
+</file>
+
+<file path=customXml/itemProps4.xml><?xml version="1.0" encoding="utf-8"?>
+<ds:datastoreItem xmlns:ds="http://schemas.openxmlformats.org/officeDocument/2006/customXml" ds:itemID="{2225B991-F231-461F-8247-8C1C41AAD989}">
   <ds:schemaRefs>
     <ds:schemaRef ds:uri="http://schemas.microsoft.com/office/2006/metadata/contentType"/>
     <ds:schemaRef ds:uri="http://schemas.microsoft.com/office/2006/metadata/properties/metaAttributes"/>
@@ -7545,23 +7113,4 @@
     <ds:schemaRef ds:uri="http://schemas.microsoft.com/internal/obd"/>
   </ds:schemaRefs>
 </ds:datastoreItem>
-</file>
-
-<file path=customXml/itemProps3.xml><?xml version="1.0" encoding="utf-8"?>
-<ds:datastoreItem xmlns:ds="http://schemas.openxmlformats.org/officeDocument/2006/customXml" ds:itemID="{7BFF354A-BE2D-4FE0-8B2B-B725ACEA640D}">
-  <ds:schemaRefs>
-    <ds:schemaRef ds:uri="http://schemas.microsoft.com/office/2006/metadata/properties"/>
-    <ds:schemaRef ds:uri="http://schemas.microsoft.com/office/infopath/2007/PartnerControls"/>
-    <ds:schemaRef ds:uri="81936f9c-53d8-4266-aa9b-a06434fad9b0"/>
-    <ds:schemaRef ds:uri="3e1b29f8-7008-403b-b2fb-9ef1de52b77a"/>
-  </ds:schemaRefs>
-</ds:datastoreItem>
-</file>
-
-<file path=customXml/itemProps4.xml><?xml version="1.0" encoding="utf-8"?>
-<ds:datastoreItem xmlns:ds="http://schemas.openxmlformats.org/officeDocument/2006/customXml" ds:itemID="{97687979-B147-4FE1-A490-391F7672E2A0}">
-  <ds:schemaRefs>
-    <ds:schemaRef ds:uri="http://schemas.microsoft.com/sharepoint/v3/contenttype/forms"/>
-  </ds:schemaRefs>
-</ds:datastoreItem>
 </file>
--- a/uk-cca-app-api/src/main/resources/templates/ca/england/CCA3 variation acknowledgement letter.docx
+++ b/uk-cca-app-api/src/main/resources/templates/ca/england/CCA3 variation acknowledgement letter.docx
@@ -1,6 +1,6 @@
 
 <file path=word/document.xml><?xml version="1.0" encoding="utf-8"?>
-<w:document xmlns:wpc="http://schemas.microsoft.com/office/word/2010/wordprocessingCanvas" xmlns:cx="http://schemas.microsoft.com/office/drawing/2014/chartex" xmlns:cx1="http://schemas.microsoft.com/office/drawing/2015/9/8/chartex" xmlns:cx2="http://schemas.microsoft.com/office/drawing/2015/10/21/chartex" xmlns:cx3="http://schemas.microsoft.com/office/drawing/2016/5/9/chartex" xmlns:cx4="http://schemas.microsoft.com/office/drawing/2016/5/10/chartex" xmlns:cx5="http://schemas.microsoft.com/office/drawing/2016/5/11/chartex" xmlns:cx6="http://schemas.microsoft.com/office/drawing/2016/5/12/chartex" xmlns:cx7="http://schemas.microsoft.com/office/drawing/2016/5/13/chartex" xmlns:cx8="http://schemas.microsoft.com/office/drawing/2016/5/14/chartex" xmlns:mc="http://schemas.openxmlformats.org/markup-compatibility/2006" xmlns:aink="http://schemas.microsoft.com/office/drawing/2016/ink" xmlns:am3d="http://schemas.microsoft.com/office/drawing/2017/model3d" xmlns:o="urn:schemas-microsoft-com:office:office" xmlns:oel="http://schemas.microsoft.com/office/2019/extlst" xmlns:r="http://schemas.openxmlformats.org/officeDocument/2006/relationships" xmlns:m="http://schemas.openxmlformats.org/officeDocument/2006/math" xmlns:v="urn:schemas-microsoft-com:vml" xmlns:wp14="http://schemas.microsoft.com/office/word/2010/wordprocessingDrawing" xmlns:wp="http://schemas.openxmlformats.org/drawingml/2006/wordprocessingDrawing" xmlns:w10="urn:schemas-microsoft-com:office:word" xmlns:w="http://schemas.openxmlformats.org/wordprocessingml/2006/main" xmlns:w14="http://schemas.microsoft.com/office/word/2010/wordml" xmlns:w15="http://schemas.microsoft.com/office/word/2012/wordml" xmlns:w16cei="http://schemas.microsoft.com/office/word/2026/wordml/cei" xmlns:w16cex="http://schemas.microsoft.com/office/word/2018/wordml/cex" xmlns:w16cid="http://schemas.microsoft.com/office/word/2016/wordml/cid" xmlns:w16="http://schemas.microsoft.com/office/word/2018/wordml" xmlns:w16du="http://schemas.microsoft.com/office/word/2023/wordml/word16du" xmlns:w16sdtdh="http://schemas.microsoft.com/office/word/2020/wordml/sdtdatahash" xmlns:w16sdtfl="http://schemas.microsoft.com/office/word/2024/wordml/sdtformatlock" xmlns:w16se="http://schemas.microsoft.com/office/word/2015/wordml/symex" xmlns:wpg="http://schemas.microsoft.com/office/word/2010/wordprocessingGroup" xmlns:wpi="http://schemas.microsoft.com/office/word/2010/wordprocessingInk" xmlns:wne="http://schemas.microsoft.com/office/word/2006/wordml" xmlns:wps="http://schemas.microsoft.com/office/word/2010/wordprocessingShape" mc:Ignorable="w14 w15 w16se w16cid w16 w16cex w16sdtdh w16sdtfl w16du wp14">
+<w:document xmlns:wpc="http://schemas.microsoft.com/office/word/2010/wordprocessingCanvas" xmlns:cx="http://schemas.microsoft.com/office/drawing/2014/chartex" xmlns:cx1="http://schemas.microsoft.com/office/drawing/2015/9/8/chartex" xmlns:cx2="http://schemas.microsoft.com/office/drawing/2015/10/21/chartex" xmlns:cx3="http://schemas.microsoft.com/office/drawing/2016/5/9/chartex" xmlns:cx4="http://schemas.microsoft.com/office/drawing/2016/5/10/chartex" xmlns:cx5="http://schemas.microsoft.com/office/drawing/2016/5/11/chartex" xmlns:cx6="http://schemas.microsoft.com/office/drawing/2016/5/12/chartex" xmlns:cx7="http://schemas.microsoft.com/office/drawing/2016/5/13/chartex" xmlns:cx8="http://schemas.microsoft.com/office/drawing/2016/5/14/chartex" xmlns:mc="http://schemas.openxmlformats.org/markup-compatibility/2006" xmlns:aink="http://schemas.microsoft.com/office/drawing/2016/ink" xmlns:am3d="http://schemas.microsoft.com/office/drawing/2017/model3d" xmlns:o="urn:schemas-microsoft-com:office:office" xmlns:oel="http://schemas.microsoft.com/office/2019/extlst" xmlns:r="http://schemas.openxmlformats.org/officeDocument/2006/relationships" xmlns:m="http://schemas.openxmlformats.org/officeDocument/2006/math" xmlns:v="urn:schemas-microsoft-com:vml" xmlns:wp14="http://schemas.microsoft.com/office/word/2010/wordprocessingDrawing" xmlns:wp="http://schemas.openxmlformats.org/drawingml/2006/wordprocessingDrawing" xmlns:w10="urn:schemas-microsoft-com:office:word" xmlns:w="http://schemas.openxmlformats.org/wordprocessingml/2006/main" xmlns:w14="http://schemas.microsoft.com/office/word/2010/wordml" xmlns:w15="http://schemas.microsoft.com/office/word/2012/wordml" xmlns:w16cex="http://schemas.microsoft.com/office/word/2018/wordml/cex" xmlns:w16cid="http://schemas.microsoft.com/office/word/2016/wordml/cid" xmlns:w16="http://schemas.microsoft.com/office/word/2018/wordml" xmlns:w16du="http://schemas.microsoft.com/office/word/2023/wordml/word16du" xmlns:w16sdtdh="http://schemas.microsoft.com/office/word/2020/wordml/sdtdatahash" xmlns:w16sdtfl="http://schemas.microsoft.com/office/word/2024/wordml/sdtformatlock" xmlns:w16se="http://schemas.microsoft.com/office/word/2015/wordml/symex" xmlns:wpg="http://schemas.microsoft.com/office/word/2010/wordprocessingGroup" xmlns:wpi="http://schemas.microsoft.com/office/word/2010/wordprocessingInk" xmlns:wne="http://schemas.microsoft.com/office/word/2006/wordml" xmlns:wps="http://schemas.microsoft.com/office/word/2010/wordprocessingShape" mc:Ignorable="w14 w15 w16se w16cid w16 w16cex w16sdtdh w16sdtfl w16du wp14">
   <w:body>
     <w:p>
       <w:pPr>
@@ -53,21 +53,12 @@
           <w:szCs w:val="24"/>
         </w:rPr>
       </w:pPr>
-      <w:proofErr w:type="spellStart"/>
-      <w:r>
-        <w:rPr>
-          <w:sz w:val="24"/>
-          <w:szCs w:val="24"/>
-        </w:rPr>
-        <w:t>MyCCA</w:t>
-      </w:r>
-      <w:proofErr w:type="spellEnd"/>
-      <w:r>
-        <w:rPr>
-          <w:sz w:val="24"/>
-          <w:szCs w:val="24"/>
-        </w:rPr>
-        <w:t xml:space="preserve"> reference: </w:t>
+      <w:r>
+        <w:rPr>
+          <w:sz w:val="24"/>
+          <w:szCs w:val="24"/>
+        </w:rPr>
+        <w:t xml:space="preserve">MyCCA reference: </w:t>
       </w:r>
       <w:r>
         <w:rPr>
@@ -423,7 +414,16 @@
           <w:sz w:val="24"/>
           <w:szCs w:val="24"/>
         </w:rPr>
-        <w:t>Electronically:</w:t>
+        <w:t>Electronically</w:t>
+      </w:r>
+      <w:r>
+        <w:rPr>
+          <w:rFonts w:cs="Arial"/>
+          <w:bCs/>
+          <w:sz w:val="24"/>
+          <w:szCs w:val="24"/>
+        </w:rPr>
+        <w:t>:</w:t>
       </w:r>
     </w:p>
     <w:p>
@@ -493,7 +493,13 @@
         <w:rPr>
           <w:sz w:val="24"/>
         </w:rPr>
-        <w:t>The Climate Change Agreements (Administration) Regulations 2012 (As amended) (“THE REGULATIONS”)</w:t>
+        <w:t xml:space="preserve">The Climate Change Agreements (Administration) Regulations 2012 (As amended) </w:t>
+      </w:r>
+      <w:r>
+        <w:rPr>
+          <w:sz w:val="24"/>
+        </w:rPr>
+        <w:t>(“THE REGULATIONS”)</w:t>
       </w:r>
     </w:p>
     <w:p>
@@ -630,7 +636,14 @@
           <w:sz w:val="24"/>
           <w:szCs w:val="24"/>
         </w:rPr>
-        <w:t xml:space="preserve"> (“you”) that we</w:t>
+        <w:t xml:space="preserve"> (“you”) that </w:t>
+      </w:r>
+      <w:r>
+        <w:rPr>
+          <w:sz w:val="24"/>
+          <w:szCs w:val="24"/>
+        </w:rPr>
+        <w:t>we</w:t>
       </w:r>
       <w:r>
         <w:rPr>
@@ -791,7 +804,70 @@
           <w:sz w:val="24"/>
           <w:szCs w:val="24"/>
         </w:rPr>
-        <w:t xml:space="preserve">the following changes to the information we hold about your underlying agreement(s) on </w:t>
+        <w:t xml:space="preserve">the </w:t>
+      </w:r>
+      <w:r>
+        <w:rPr>
+          <w:sz w:val="24"/>
+          <w:szCs w:val="24"/>
+        </w:rPr>
+        <w:t xml:space="preserve">following changes </w:t>
+      </w:r>
+      <w:r>
+        <w:rPr>
+          <w:sz w:val="24"/>
+          <w:szCs w:val="24"/>
+        </w:rPr>
+        <w:t xml:space="preserve">to </w:t>
+      </w:r>
+      <w:r>
+        <w:rPr>
+          <w:sz w:val="24"/>
+          <w:szCs w:val="24"/>
+        </w:rPr>
+        <w:t xml:space="preserve">the </w:t>
+      </w:r>
+      <w:r>
+        <w:rPr>
+          <w:sz w:val="24"/>
+          <w:szCs w:val="24"/>
+        </w:rPr>
+        <w:t xml:space="preserve">information </w:t>
+      </w:r>
+      <w:r>
+        <w:rPr>
+          <w:sz w:val="24"/>
+          <w:szCs w:val="24"/>
+        </w:rPr>
+        <w:t xml:space="preserve">we hold </w:t>
+      </w:r>
+      <w:r>
+        <w:rPr>
+          <w:sz w:val="24"/>
+          <w:szCs w:val="24"/>
+        </w:rPr>
+        <w:t xml:space="preserve">about </w:t>
+      </w:r>
+      <w:r>
+        <w:rPr>
+          <w:sz w:val="24"/>
+          <w:szCs w:val="24"/>
+        </w:rPr>
+        <w:t>your underlying agreement</w:t>
+      </w:r>
+      <w:r>
+        <w:rPr>
+          <w:sz w:val="24"/>
+          <w:szCs w:val="24"/>
+        </w:rPr>
+        <w:t>(s)</w:t>
+      </w:r>
+      <w:r>
+        <w:rPr>
+          <w:sz w:val="24"/>
+          <w:szCs w:val="24"/>
+        </w:rPr>
+        <w:t xml:space="preserve"> on </w:t>
       </w:r>
       <w:r>
         <w:rPr>
@@ -896,7 +972,56 @@
           <w:sz w:val="24"/>
           <w:szCs w:val="24"/>
         </w:rPr>
-        <w:t>This relates to the following underlying agreement(s) and account reference:</w:t>
+        <w:t>This</w:t>
+      </w:r>
+      <w:r>
+        <w:rPr>
+          <w:sz w:val="24"/>
+          <w:szCs w:val="24"/>
+        </w:rPr>
+        <w:t xml:space="preserve"> </w:t>
+      </w:r>
+      <w:r>
+        <w:rPr>
+          <w:sz w:val="24"/>
+          <w:szCs w:val="24"/>
+        </w:rPr>
+        <w:t xml:space="preserve">relates to the following </w:t>
+      </w:r>
+      <w:r>
+        <w:rPr>
+          <w:sz w:val="24"/>
+          <w:szCs w:val="24"/>
+        </w:rPr>
+        <w:t xml:space="preserve">underlying </w:t>
+      </w:r>
+      <w:r>
+        <w:rPr>
+          <w:sz w:val="24"/>
+          <w:szCs w:val="24"/>
+        </w:rPr>
+        <w:t>agreement</w:t>
+      </w:r>
+      <w:r>
+        <w:rPr>
+          <w:sz w:val="24"/>
+          <w:szCs w:val="24"/>
+        </w:rPr>
+        <w:t>(s)</w:t>
+      </w:r>
+      <w:r>
+        <w:rPr>
+          <w:sz w:val="24"/>
+          <w:szCs w:val="24"/>
+        </w:rPr>
+        <w:t xml:space="preserve"> and account reference</w:t>
+      </w:r>
+      <w:r>
+        <w:rPr>
+          <w:sz w:val="24"/>
+          <w:szCs w:val="24"/>
+        </w:rPr>
+        <w:t>:</w:t>
       </w:r>
     </w:p>
     <w:tbl>
@@ -911,8 +1036,8 @@
         <w:tblLook w:val="04A0" w:firstRow="1" w:lastRow="0" w:firstColumn="1" w:lastColumn="0" w:noHBand="0" w:noVBand="1"/>
       </w:tblPr>
       <w:tblGrid>
-        <w:gridCol w:w="3989"/>
-        <w:gridCol w:w="5642"/>
+        <w:gridCol w:w="3970"/>
+        <w:gridCol w:w="5614"/>
       </w:tblGrid>
       <w:tr>
         <w:tc>
@@ -964,7 +1089,23 @@
                 <w:sz w:val="24"/>
                 <w:szCs w:val="24"/>
               </w:rPr>
-              <w:t>dentifier(s):</w:t>
+              <w:t>dentifier</w:t>
+            </w:r>
+            <w:r>
+              <w:rPr>
+                <w:rFonts w:cs="Arial"/>
+                <w:sz w:val="24"/>
+                <w:szCs w:val="24"/>
+              </w:rPr>
+              <w:t>(s)</w:t>
+            </w:r>
+            <w:r>
+              <w:rPr>
+                <w:rFonts w:cs="Arial"/>
+                <w:sz w:val="24"/>
+                <w:szCs w:val="24"/>
+              </w:rPr>
+              <w:t>:</w:t>
             </w:r>
           </w:p>
         </w:tc>
@@ -1586,7 +1727,14 @@
           <w:sz w:val="24"/>
           <w:szCs w:val="24"/>
         </w:rPr>
-        <w:t xml:space="preserve">As this </w:t>
+        <w:t xml:space="preserve">As </w:t>
+      </w:r>
+      <w:r>
+        <w:rPr>
+          <w:sz w:val="24"/>
+          <w:szCs w:val="24"/>
+        </w:rPr>
+        <w:t xml:space="preserve">this </w:t>
       </w:r>
       <w:r>
         <w:rPr>
@@ -1600,7 +1748,49 @@
           <w:sz w:val="24"/>
           <w:szCs w:val="24"/>
         </w:rPr>
-        <w:t>does not change any of the information in the existing version of your underlying agreement</w:t>
+        <w:t>do</w:t>
+      </w:r>
+      <w:r>
+        <w:rPr>
+          <w:sz w:val="24"/>
+          <w:szCs w:val="24"/>
+        </w:rPr>
+        <w:t>es</w:t>
+      </w:r>
+      <w:r>
+        <w:rPr>
+          <w:sz w:val="24"/>
+          <w:szCs w:val="24"/>
+        </w:rPr>
+        <w:t xml:space="preserve"> not change </w:t>
+      </w:r>
+      <w:r>
+        <w:rPr>
+          <w:sz w:val="24"/>
+          <w:szCs w:val="24"/>
+        </w:rPr>
+        <w:t xml:space="preserve">any of </w:t>
+      </w:r>
+      <w:r>
+        <w:rPr>
+          <w:sz w:val="24"/>
+          <w:szCs w:val="24"/>
+        </w:rPr>
+        <w:t xml:space="preserve">the information in </w:t>
+      </w:r>
+      <w:r>
+        <w:rPr>
+          <w:sz w:val="24"/>
+          <w:szCs w:val="24"/>
+        </w:rPr>
+        <w:t xml:space="preserve">the existing version of </w:t>
+      </w:r>
+      <w:r>
+        <w:rPr>
+          <w:sz w:val="24"/>
+          <w:szCs w:val="24"/>
+        </w:rPr>
+        <w:t>your underlying agreement</w:t>
       </w:r>
       <w:r>
         <w:rPr>
@@ -1614,21 +1804,49 @@
           <w:sz w:val="24"/>
           <w:szCs w:val="24"/>
         </w:rPr>
-        <w:t xml:space="preserve">, we are </w:t>
-      </w:r>
-      <w:r>
-        <w:rPr>
-          <w:sz w:val="24"/>
-          <w:szCs w:val="24"/>
-        </w:rPr>
-        <w:t xml:space="preserve">not updating these </w:t>
-      </w:r>
-      <w:r>
-        <w:rPr>
-          <w:sz w:val="24"/>
-          <w:szCs w:val="24"/>
-        </w:rPr>
-        <w:t xml:space="preserve">and do not need you to provide your </w:t>
+        <w:t xml:space="preserve">, we </w:t>
+      </w:r>
+      <w:r>
+        <w:rPr>
+          <w:sz w:val="24"/>
+          <w:szCs w:val="24"/>
+        </w:rPr>
+        <w:t xml:space="preserve">are </w:t>
+      </w:r>
+      <w:r>
+        <w:rPr>
+          <w:sz w:val="24"/>
+          <w:szCs w:val="24"/>
+        </w:rPr>
+        <w:t xml:space="preserve">not </w:t>
+      </w:r>
+      <w:r>
+        <w:rPr>
+          <w:sz w:val="24"/>
+          <w:szCs w:val="24"/>
+        </w:rPr>
+        <w:t xml:space="preserve">updating these </w:t>
+      </w:r>
+      <w:r>
+        <w:rPr>
+          <w:sz w:val="24"/>
+          <w:szCs w:val="24"/>
+        </w:rPr>
+        <w:t xml:space="preserve">and do not need </w:t>
+      </w:r>
+      <w:r>
+        <w:rPr>
+          <w:sz w:val="24"/>
+          <w:szCs w:val="24"/>
+        </w:rPr>
+        <w:t xml:space="preserve">you to provide </w:t>
+      </w:r>
+      <w:r>
+        <w:rPr>
+          <w:sz w:val="24"/>
+          <w:szCs w:val="24"/>
+        </w:rPr>
+        <w:t xml:space="preserve">your </w:t>
       </w:r>
       <w:r>
         <w:rPr>
@@ -1664,6 +1882,10 @@
     <w:p>
       <w:pPr>
         <w:spacing w:before="120"/>
+        <w:rPr>
+          <w:sz w:val="24"/>
+          <w:szCs w:val="24"/>
+        </w:rPr>
       </w:pPr>
       <w:r>
         <w:rPr>
@@ -1687,14 +1909,12 @@
       <w:pPr>
         <w:spacing w:before="120"/>
         <w:rPr>
-          <w:rFonts w:cs="Arial"/>
-          <w:sz w:val="24"/>
-          <w:szCs w:val="24"/>
-        </w:rPr>
-      </w:pPr>
-      <w:r>
-        <w:rPr>
-          <w:rFonts w:cs="Arial"/>
+          <w:sz w:val="24"/>
+          <w:szCs w:val="24"/>
+        </w:rPr>
+      </w:pPr>
+      <w:r>
+        <w:rPr>
           <w:sz w:val="24"/>
           <w:szCs w:val="24"/>
         </w:rPr>
@@ -1704,23 +1924,21 @@
     <w:p>
       <w:pPr>
         <w:rPr>
-          <w:rFonts w:cs="Arial"/>
-          <w:sz w:val="24"/>
-          <w:szCs w:val="24"/>
-        </w:rPr>
-      </w:pPr>
-      <w:r>
-        <w:rPr>
-          <w:rFonts w:cs="Arial"/>
+          <w:sz w:val="24"/>
+          <w:szCs w:val="24"/>
+        </w:rPr>
+      </w:pPr>
+      <w:r>
+        <w:rPr>
           <w:noProof/>
           <w:sz w:val="24"/>
           <w:szCs w:val="24"/>
         </w:rPr>
         <w:drawing>
-          <wp:inline distT="0" distB="0" distL="0" distR="0" wp14:anchorId="58D7CD2E" wp14:editId="78E73B26">
+          <wp:inline distT="0" distB="0" distL="0" distR="0" wp14:anchorId="7C204DFA" wp14:editId="57432B80">
             <wp:extent cx="1889760" cy="899160"/>
             <wp:effectExtent l="0" t="0" r="0" b="0"/>
-            <wp:docPr id="1" name="Picture 1"/>
+            <wp:docPr id="1" name="Picture 1" descr="A logo for climate change agreement&#10;&#10;AI-generated content may be incorrect."/>
             <wp:cNvGraphicFramePr>
               <a:graphicFrameLocks xmlns:a="http://schemas.openxmlformats.org/drawingml/2006/main" noChangeAspect="1"/>
             </wp:cNvGraphicFramePr>
@@ -1728,7 +1946,7 @@
               <a:graphicData uri="http://schemas.openxmlformats.org/drawingml/2006/picture">
                 <pic:pic xmlns:pic="http://schemas.openxmlformats.org/drawingml/2006/picture">
                   <pic:nvPicPr>
-                    <pic:cNvPr id="0" name="Picture 1"/>
+                    <pic:cNvPr id="1" name="Picture 1" descr="A logo for climate change agreement&#10;&#10;AI-generated content may be incorrect."/>
                     <pic:cNvPicPr>
                       <a:picLocks noChangeAspect="1" noChangeArrowheads="1"/>
                     </pic:cNvPicPr>
@@ -1769,14 +1987,12 @@
     <w:p>
       <w:pPr>
         <w:rPr>
-          <w:rFonts w:cs="Arial"/>
-          <w:sz w:val="24"/>
-          <w:szCs w:val="24"/>
-        </w:rPr>
-      </w:pPr>
-      <w:r>
-        <w:rPr>
-          <w:rFonts w:cs="Arial"/>
+          <w:sz w:val="24"/>
+          <w:szCs w:val="24"/>
+        </w:rPr>
+      </w:pPr>
+      <w:r>
+        <w:rPr>
           <w:sz w:val="24"/>
           <w:szCs w:val="24"/>
         </w:rPr>
@@ -1787,7 +2003,6 @@
     <w:p>
       <w:pPr>
         <w:rPr>
-          <w:rFonts w:cs="Arial"/>
           <w:sz w:val="24"/>
           <w:szCs w:val="24"/>
         </w:rPr>
@@ -1796,7 +2011,6 @@
     <w:p>
       <w:pPr>
         <w:rPr>
-          <w:rFonts w:cs="Arial"/>
           <w:sz w:val="24"/>
           <w:szCs w:val="24"/>
         </w:rPr>
@@ -1805,7 +2019,6 @@
       <w:bookmarkStart w:id="1" w:name="OLE_LINK2"/>
       <w:r>
         <w:rPr>
-          <w:rFonts w:cs="Arial"/>
           <w:sz w:val="24"/>
           <w:szCs w:val="24"/>
         </w:rPr>
@@ -1937,15 +2150,16 @@
       <w:bookmarkEnd w:id="2"/>
     </w:p>
     <w:sectPr>
-      <w:footerReference w:type="even" r:id="rId13"/>
-      <w:footerReference w:type="default" r:id="rId14"/>
-      <w:headerReference w:type="first" r:id="rId15"/>
-      <w:footerReference w:type="first" r:id="rId16"/>
+      <w:headerReference w:type="default" r:id="rId13"/>
+      <w:footerReference w:type="even" r:id="rId14"/>
+      <w:footerReference w:type="default" r:id="rId15"/>
+      <w:headerReference w:type="first" r:id="rId16"/>
+      <w:footerReference w:type="first" r:id="rId17"/>
       <w:endnotePr>
         <w:numFmt w:val="decimal"/>
       </w:endnotePr>
       <w:pgSz w:w="11906" w:h="16838"/>
-      <w:pgMar w:top="1134" w:right="1418" w:bottom="1134" w:left="1418" w:header="142" w:footer="278" w:gutter="0"/>
+      <w:pgMar w:top="1440" w:right="1440" w:bottom="993" w:left="1440" w:header="142" w:footer="278" w:gutter="0"/>
       <w:cols w:space="720"/>
       <w:noEndnote/>
       <w:titlePg/>
@@ -1956,7 +2170,7 @@
 </file>
 
 <file path=word/endnotes.xml><?xml version="1.0" encoding="utf-8"?>
-<w:endnotes xmlns:wpc="http://schemas.microsoft.com/office/word/2010/wordprocessingCanvas" xmlns:cx="http://schemas.microsoft.com/office/drawing/2014/chartex" xmlns:cx1="http://schemas.microsoft.com/office/drawing/2015/9/8/chartex" xmlns:cx2="http://schemas.microsoft.com/office/drawing/2015/10/21/chartex" xmlns:cx3="http://schemas.microsoft.com/office/drawing/2016/5/9/chartex" xmlns:cx4="http://schemas.microsoft.com/office/drawing/2016/5/10/chartex" xmlns:cx5="http://schemas.microsoft.com/office/drawing/2016/5/11/chartex" xmlns:cx6="http://schemas.microsoft.com/office/drawing/2016/5/12/chartex" xmlns:cx7="http://schemas.microsoft.com/office/drawing/2016/5/13/chartex" xmlns:cx8="http://schemas.microsoft.com/office/drawing/2016/5/14/chartex" xmlns:mc="http://schemas.openxmlformats.org/markup-compatibility/2006" xmlns:aink="http://schemas.microsoft.com/office/drawing/2016/ink" xmlns:am3d="http://schemas.microsoft.com/office/drawing/2017/model3d" xmlns:o="urn:schemas-microsoft-com:office:office" xmlns:oel="http://schemas.microsoft.com/office/2019/extlst" xmlns:r="http://schemas.openxmlformats.org/officeDocument/2006/relationships" xmlns:m="http://schemas.openxmlformats.org/officeDocument/2006/math" xmlns:v="urn:schemas-microsoft-com:vml" xmlns:wp14="http://schemas.microsoft.com/office/word/2010/wordprocessingDrawing" xmlns:wp="http://schemas.openxmlformats.org/drawingml/2006/wordprocessingDrawing" xmlns:w10="urn:schemas-microsoft-com:office:word" xmlns:w="http://schemas.openxmlformats.org/wordprocessingml/2006/main" xmlns:w14="http://schemas.microsoft.com/office/word/2010/wordml" xmlns:w15="http://schemas.microsoft.com/office/word/2012/wordml" xmlns:w16cei="http://schemas.microsoft.com/office/word/2026/wordml/cei" xmlns:w16cex="http://schemas.microsoft.com/office/word/2018/wordml/cex" xmlns:w16cid="http://schemas.microsoft.com/office/word/2016/wordml/cid" xmlns:w16="http://schemas.microsoft.com/office/word/2018/wordml" xmlns:w16du="http://schemas.microsoft.com/office/word/2023/wordml/word16du" xmlns:w16sdtdh="http://schemas.microsoft.com/office/word/2020/wordml/sdtdatahash" xmlns:w16sdtfl="http://schemas.microsoft.com/office/word/2024/wordml/sdtformatlock" xmlns:w16se="http://schemas.microsoft.com/office/word/2015/wordml/symex" xmlns:wpg="http://schemas.microsoft.com/office/word/2010/wordprocessingGroup" xmlns:wpi="http://schemas.microsoft.com/office/word/2010/wordprocessingInk" xmlns:wne="http://schemas.microsoft.com/office/word/2006/wordml" xmlns:wps="http://schemas.microsoft.com/office/word/2010/wordprocessingShape" mc:Ignorable="w14 w15 w16se w16cid w16 w16cex w16sdtdh w16sdtfl w16du wp14">
+<w:endnotes xmlns:wpc="http://schemas.microsoft.com/office/word/2010/wordprocessingCanvas" xmlns:cx="http://schemas.microsoft.com/office/drawing/2014/chartex" xmlns:cx1="http://schemas.microsoft.com/office/drawing/2015/9/8/chartex" xmlns:cx2="http://schemas.microsoft.com/office/drawing/2015/10/21/chartex" xmlns:cx3="http://schemas.microsoft.com/office/drawing/2016/5/9/chartex" xmlns:cx4="http://schemas.microsoft.com/office/drawing/2016/5/10/chartex" xmlns:cx5="http://schemas.microsoft.com/office/drawing/2016/5/11/chartex" xmlns:cx6="http://schemas.microsoft.com/office/drawing/2016/5/12/chartex" xmlns:cx7="http://schemas.microsoft.com/office/drawing/2016/5/13/chartex" xmlns:cx8="http://schemas.microsoft.com/office/drawing/2016/5/14/chartex" xmlns:mc="http://schemas.openxmlformats.org/markup-compatibility/2006" xmlns:aink="http://schemas.microsoft.com/office/drawing/2016/ink" xmlns:am3d="http://schemas.microsoft.com/office/drawing/2017/model3d" xmlns:o="urn:schemas-microsoft-com:office:office" xmlns:oel="http://schemas.microsoft.com/office/2019/extlst" xmlns:r="http://schemas.openxmlformats.org/officeDocument/2006/relationships" xmlns:m="http://schemas.openxmlformats.org/officeDocument/2006/math" xmlns:v="urn:schemas-microsoft-com:vml" xmlns:wp14="http://schemas.microsoft.com/office/word/2010/wordprocessingDrawing" xmlns:wp="http://schemas.openxmlformats.org/drawingml/2006/wordprocessingDrawing" xmlns:w10="urn:schemas-microsoft-com:office:word" xmlns:w="http://schemas.openxmlformats.org/wordprocessingml/2006/main" xmlns:w14="http://schemas.microsoft.com/office/word/2010/wordml" xmlns:w15="http://schemas.microsoft.com/office/word/2012/wordml" xmlns:w16cex="http://schemas.microsoft.com/office/word/2018/wordml/cex" xmlns:w16cid="http://schemas.microsoft.com/office/word/2016/wordml/cid" xmlns:w16="http://schemas.microsoft.com/office/word/2018/wordml" xmlns:w16du="http://schemas.microsoft.com/office/word/2023/wordml/word16du" xmlns:w16sdtdh="http://schemas.microsoft.com/office/word/2020/wordml/sdtdatahash" xmlns:w16sdtfl="http://schemas.microsoft.com/office/word/2024/wordml/sdtformatlock" xmlns:w16se="http://schemas.microsoft.com/office/word/2015/wordml/symex" xmlns:wpg="http://schemas.microsoft.com/office/word/2010/wordprocessingGroup" xmlns:wpi="http://schemas.microsoft.com/office/word/2010/wordprocessingInk" xmlns:wne="http://schemas.microsoft.com/office/word/2006/wordml" xmlns:wps="http://schemas.microsoft.com/office/word/2010/wordprocessingShape" mc:Ignorable="w14 w15 w16se w16cid w16 w16cex w16sdtdh w16sdtfl w16du wp14">
   <w:endnote w:type="separator" w:id="-1">
     <w:p>
       <w:r>
@@ -1975,7 +2189,7 @@
 </file>
 
 <file path=word/footer1.xml><?xml version="1.0" encoding="utf-8"?>
-<w:ftr xmlns:wpc="http://schemas.microsoft.com/office/word/2010/wordprocessingCanvas" xmlns:cx="http://schemas.microsoft.com/office/drawing/2014/chartex" xmlns:cx1="http://schemas.microsoft.com/office/drawing/2015/9/8/chartex" xmlns:cx2="http://schemas.microsoft.com/office/drawing/2015/10/21/chartex" xmlns:cx3="http://schemas.microsoft.com/office/drawing/2016/5/9/chartex" xmlns:cx4="http://schemas.microsoft.com/office/drawing/2016/5/10/chartex" xmlns:cx5="http://schemas.microsoft.com/office/drawing/2016/5/11/chartex" xmlns:cx6="http://schemas.microsoft.com/office/drawing/2016/5/12/chartex" xmlns:cx7="http://schemas.microsoft.com/office/drawing/2016/5/13/chartex" xmlns:cx8="http://schemas.microsoft.com/office/drawing/2016/5/14/chartex" xmlns:mc="http://schemas.openxmlformats.org/markup-compatibility/2006" xmlns:aink="http://schemas.microsoft.com/office/drawing/2016/ink" xmlns:am3d="http://schemas.microsoft.com/office/drawing/2017/model3d" xmlns:o="urn:schemas-microsoft-com:office:office" xmlns:oel="http://schemas.microsoft.com/office/2019/extlst" xmlns:r="http://schemas.openxmlformats.org/officeDocument/2006/relationships" xmlns:m="http://schemas.openxmlformats.org/officeDocument/2006/math" xmlns:v="urn:schemas-microsoft-com:vml" xmlns:wp14="http://schemas.microsoft.com/office/word/2010/wordprocessingDrawing" xmlns:wp="http://schemas.openxmlformats.org/drawingml/2006/wordprocessingDrawing" xmlns:w10="urn:schemas-microsoft-com:office:word" xmlns:w="http://schemas.openxmlformats.org/wordprocessingml/2006/main" xmlns:w14="http://schemas.microsoft.com/office/word/2010/wordml" xmlns:w15="http://schemas.microsoft.com/office/word/2012/wordml" xmlns:w16cei="http://schemas.microsoft.com/office/word/2026/wordml/cei" xmlns:w16cex="http://schemas.microsoft.com/office/word/2018/wordml/cex" xmlns:w16cid="http://schemas.microsoft.com/office/word/2016/wordml/cid" xmlns:w16="http://schemas.microsoft.com/office/word/2018/wordml" xmlns:w16du="http://schemas.microsoft.com/office/word/2023/wordml/word16du" xmlns:w16sdtdh="http://schemas.microsoft.com/office/word/2020/wordml/sdtdatahash" xmlns:w16sdtfl="http://schemas.microsoft.com/office/word/2024/wordml/sdtformatlock" xmlns:w16se="http://schemas.microsoft.com/office/word/2015/wordml/symex" xmlns:wpg="http://schemas.microsoft.com/office/word/2010/wordprocessingGroup" xmlns:wpi="http://schemas.microsoft.com/office/word/2010/wordprocessingInk" xmlns:wne="http://schemas.microsoft.com/office/word/2006/wordml" xmlns:wps="http://schemas.microsoft.com/office/word/2010/wordprocessingShape" mc:Ignorable="w14 w15 w16se w16cid w16 w16cex w16sdtdh w16sdtfl w16du wp14">
+<w:ftr xmlns:wpc="http://schemas.microsoft.com/office/word/2010/wordprocessingCanvas" xmlns:cx="http://schemas.microsoft.com/office/drawing/2014/chartex" xmlns:cx1="http://schemas.microsoft.com/office/drawing/2015/9/8/chartex" xmlns:cx2="http://schemas.microsoft.com/office/drawing/2015/10/21/chartex" xmlns:cx3="http://schemas.microsoft.com/office/drawing/2016/5/9/chartex" xmlns:cx4="http://schemas.microsoft.com/office/drawing/2016/5/10/chartex" xmlns:cx5="http://schemas.microsoft.com/office/drawing/2016/5/11/chartex" xmlns:cx6="http://schemas.microsoft.com/office/drawing/2016/5/12/chartex" xmlns:cx7="http://schemas.microsoft.com/office/drawing/2016/5/13/chartex" xmlns:cx8="http://schemas.microsoft.com/office/drawing/2016/5/14/chartex" xmlns:mc="http://schemas.openxmlformats.org/markup-compatibility/2006" xmlns:aink="http://schemas.microsoft.com/office/drawing/2016/ink" xmlns:am3d="http://schemas.microsoft.com/office/drawing/2017/model3d" xmlns:o="urn:schemas-microsoft-com:office:office" xmlns:oel="http://schemas.microsoft.com/office/2019/extlst" xmlns:r="http://schemas.openxmlformats.org/officeDocument/2006/relationships" xmlns:m="http://schemas.openxmlformats.org/officeDocument/2006/math" xmlns:v="urn:schemas-microsoft-com:vml" xmlns:wp14="http://schemas.microsoft.com/office/word/2010/wordprocessingDrawing" xmlns:wp="http://schemas.openxmlformats.org/drawingml/2006/wordprocessingDrawing" xmlns:w10="urn:schemas-microsoft-com:office:word" xmlns:w="http://schemas.openxmlformats.org/wordprocessingml/2006/main" xmlns:w14="http://schemas.microsoft.com/office/word/2010/wordml" xmlns:w15="http://schemas.microsoft.com/office/word/2012/wordml" xmlns:w16cex="http://schemas.microsoft.com/office/word/2018/wordml/cex" xmlns:w16cid="http://schemas.microsoft.com/office/word/2016/wordml/cid" xmlns:w16="http://schemas.microsoft.com/office/word/2018/wordml" xmlns:w16du="http://schemas.microsoft.com/office/word/2023/wordml/word16du" xmlns:w16sdtdh="http://schemas.microsoft.com/office/word/2020/wordml/sdtdatahash" xmlns:w16sdtfl="http://schemas.microsoft.com/office/word/2024/wordml/sdtformatlock" xmlns:w16se="http://schemas.microsoft.com/office/word/2015/wordml/symex" xmlns:wpg="http://schemas.microsoft.com/office/word/2010/wordprocessingGroup" xmlns:wpi="http://schemas.microsoft.com/office/word/2010/wordprocessingInk" xmlns:wne="http://schemas.microsoft.com/office/word/2006/wordml" xmlns:wps="http://schemas.microsoft.com/office/word/2010/wordprocessingShape" mc:Ignorable="w14 w15 w16se w16cid w16 w16cex w16sdtdh w16sdtfl w16du wp14">
   <w:p>
     <w:pPr>
       <w:pStyle w:val="Footer"/>
@@ -2019,7 +2233,7 @@
         <w:noProof/>
         <w:sz w:val="20"/>
       </w:rPr>
-      <w:t>1</w:t>
+      <w:t>2</w:t>
     </w:r>
     <w:r>
       <w:rPr>
@@ -2055,49 +2269,21 @@
 </file>
 
 <file path=word/footer2.xml><?xml version="1.0" encoding="utf-8"?>
-<w:ftr xmlns:wpc="http://schemas.microsoft.com/office/word/2010/wordprocessingCanvas" xmlns:cx="http://schemas.microsoft.com/office/drawing/2014/chartex" xmlns:cx1="http://schemas.microsoft.com/office/drawing/2015/9/8/chartex" xmlns:cx2="http://schemas.microsoft.com/office/drawing/2015/10/21/chartex" xmlns:cx3="http://schemas.microsoft.com/office/drawing/2016/5/9/chartex" xmlns:cx4="http://schemas.microsoft.com/office/drawing/2016/5/10/chartex" xmlns:cx5="http://schemas.microsoft.com/office/drawing/2016/5/11/chartex" xmlns:cx6="http://schemas.microsoft.com/office/drawing/2016/5/12/chartex" xmlns:cx7="http://schemas.microsoft.com/office/drawing/2016/5/13/chartex" xmlns:cx8="http://schemas.microsoft.com/office/drawing/2016/5/14/chartex" xmlns:mc="http://schemas.openxmlformats.org/markup-compatibility/2006" xmlns:aink="http://schemas.microsoft.com/office/drawing/2016/ink" xmlns:am3d="http://schemas.microsoft.com/office/drawing/2017/model3d" xmlns:o="urn:schemas-microsoft-com:office:office" xmlns:oel="http://schemas.microsoft.com/office/2019/extlst" xmlns:r="http://schemas.openxmlformats.org/officeDocument/2006/relationships" xmlns:m="http://schemas.openxmlformats.org/officeDocument/2006/math" xmlns:v="urn:schemas-microsoft-com:vml" xmlns:wp14="http://schemas.microsoft.com/office/word/2010/wordprocessingDrawing" xmlns:wp="http://schemas.openxmlformats.org/drawingml/2006/wordprocessingDrawing" xmlns:w10="urn:schemas-microsoft-com:office:word" xmlns:w="http://schemas.openxmlformats.org/wordprocessingml/2006/main" xmlns:w14="http://schemas.microsoft.com/office/word/2010/wordml" xmlns:w15="http://schemas.microsoft.com/office/word/2012/wordml" xmlns:w16cei="http://schemas.microsoft.com/office/word/2026/wordml/cei" xmlns:w16cex="http://schemas.microsoft.com/office/word/2018/wordml/cex" xmlns:w16cid="http://schemas.microsoft.com/office/word/2016/wordml/cid" xmlns:w16="http://schemas.microsoft.com/office/word/2018/wordml" xmlns:w16du="http://schemas.microsoft.com/office/word/2023/wordml/word16du" xmlns:w16sdtdh="http://schemas.microsoft.com/office/word/2020/wordml/sdtdatahash" xmlns:w16sdtfl="http://schemas.microsoft.com/office/word/2024/wordml/sdtformatlock" xmlns:w16se="http://schemas.microsoft.com/office/word/2015/wordml/symex" xmlns:wpg="http://schemas.microsoft.com/office/word/2010/wordprocessingGroup" xmlns:wpi="http://schemas.microsoft.com/office/word/2010/wordprocessingInk" xmlns:wne="http://schemas.microsoft.com/office/word/2006/wordml" xmlns:wps="http://schemas.microsoft.com/office/word/2010/wordprocessingShape" mc:Ignorable="w14 w15 w16se w16cid w16 w16cex w16sdtdh w16sdtfl w16du wp14">
+<w:ftr xmlns:wpc="http://schemas.microsoft.com/office/word/2010/wordprocessingCanvas" xmlns:cx="http://schemas.microsoft.com/office/drawing/2014/chartex" xmlns:cx1="http://schemas.microsoft.com/office/drawing/2015/9/8/chartex" xmlns:cx2="http://schemas.microsoft.com/office/drawing/2015/10/21/chartex" xmlns:cx3="http://schemas.microsoft.com/office/drawing/2016/5/9/chartex" xmlns:cx4="http://schemas.microsoft.com/office/drawing/2016/5/10/chartex" xmlns:cx5="http://schemas.microsoft.com/office/drawing/2016/5/11/chartex" xmlns:cx6="http://schemas.microsoft.com/office/drawing/2016/5/12/chartex" xmlns:cx7="http://schemas.microsoft.com/office/drawing/2016/5/13/chartex" xmlns:cx8="http://schemas.microsoft.com/office/drawing/2016/5/14/chartex" xmlns:mc="http://schemas.openxmlformats.org/markup-compatibility/2006" xmlns:aink="http://schemas.microsoft.com/office/drawing/2016/ink" xmlns:am3d="http://schemas.microsoft.com/office/drawing/2017/model3d" xmlns:o="urn:schemas-microsoft-com:office:office" xmlns:oel="http://schemas.microsoft.com/office/2019/extlst" xmlns:r="http://schemas.openxmlformats.org/officeDocument/2006/relationships" xmlns:m="http://schemas.openxmlformats.org/officeDocument/2006/math" xmlns:v="urn:schemas-microsoft-com:vml" xmlns:wp14="http://schemas.microsoft.com/office/word/2010/wordprocessingDrawing" xmlns:wp="http://schemas.openxmlformats.org/drawingml/2006/wordprocessingDrawing" xmlns:w10="urn:schemas-microsoft-com:office:word" xmlns:w="http://schemas.openxmlformats.org/wordprocessingml/2006/main" xmlns:w14="http://schemas.microsoft.com/office/word/2010/wordml" xmlns:w15="http://schemas.microsoft.com/office/word/2012/wordml" xmlns:w16cex="http://schemas.microsoft.com/office/word/2018/wordml/cex" xmlns:w16cid="http://schemas.microsoft.com/office/word/2016/wordml/cid" xmlns:w16="http://schemas.microsoft.com/office/word/2018/wordml" xmlns:w16du="http://schemas.microsoft.com/office/word/2023/wordml/word16du" xmlns:w16sdtdh="http://schemas.microsoft.com/office/word/2020/wordml/sdtdatahash" xmlns:w16sdtfl="http://schemas.microsoft.com/office/word/2024/wordml/sdtformatlock" xmlns:w16se="http://schemas.microsoft.com/office/word/2015/wordml/symex" xmlns:wpg="http://schemas.microsoft.com/office/word/2010/wordprocessingGroup" xmlns:wpi="http://schemas.microsoft.com/office/word/2010/wordprocessingInk" xmlns:wne="http://schemas.microsoft.com/office/word/2006/wordml" xmlns:wps="http://schemas.microsoft.com/office/word/2010/wordprocessingShape" mc:Ignorable="w14 w15 w16se w16cid w16 w16cex w16sdtdh w16sdtfl w16du wp14">
   <w:p>
     <w:pPr>
       <w:pStyle w:val="Footer"/>
       <w:rPr>
         <w:rFonts w:cs="Arial"/>
-        <w:sz w:val="20"/>
+        <w:szCs w:val="22"/>
       </w:rPr>
     </w:pPr>
     <w:r>
       <w:rPr>
         <w:rFonts w:cs="Arial"/>
-        <w:sz w:val="20"/>
-      </w:rPr>
-      <w:t xml:space="preserve">Environment Agency, Richard Fairclough House, </w:t>
-    </w:r>
-    <w:r>
-      <w:rPr>
-        <w:rFonts w:cs="Arial"/>
-        <w:sz w:val="20"/>
-      </w:rPr>
-      <w:t>Wash Lane</w:t>
-    </w:r>
-    <w:r>
-      <w:rPr>
-        <w:rFonts w:cs="Arial"/>
-        <w:sz w:val="20"/>
-      </w:rPr>
-      <w:t>, Warrington</w:t>
-    </w:r>
-    <w:r>
-      <w:rPr>
-        <w:rFonts w:cs="Arial"/>
-        <w:sz w:val="20"/>
-      </w:rPr>
-      <w:t xml:space="preserve"> </w:t>
-    </w:r>
-    <w:r>
-      <w:rPr>
-        <w:rFonts w:cs="Arial"/>
-        <w:sz w:val="20"/>
-      </w:rPr>
-      <w:t>WA4 1HT</w:t>
+        <w:szCs w:val="22"/>
+      </w:rPr>
+      <w:t>Environment Agency, Richard Fairclough House, Knutsford Road, Warrington, WA4 1HT</w:t>
     </w:r>
   </w:p>
   <w:p>
@@ -2105,13 +2291,12 @@
       <w:pStyle w:val="Footer"/>
       <w:rPr>
         <w:rFonts w:cs="Arial"/>
-        <w:sz w:val="18"/>
-        <w:szCs w:val="18"/>
+        <w:szCs w:val="22"/>
       </w:rPr>
     </w:pPr>
     <w:r>
       <w:rPr>
-        <w:sz w:val="20"/>
+        <w:szCs w:val="22"/>
       </w:rPr>
       <w:t>Tel: 03708 506 506</w:t>
     </w:r>
@@ -2120,78 +2305,48 @@
 </file>
 
 <file path=word/footer3.xml><?xml version="1.0" encoding="utf-8"?>
-<w:ftr xmlns:wpc="http://schemas.microsoft.com/office/word/2010/wordprocessingCanvas" xmlns:cx="http://schemas.microsoft.com/office/drawing/2014/chartex" xmlns:cx1="http://schemas.microsoft.com/office/drawing/2015/9/8/chartex" xmlns:cx2="http://schemas.microsoft.com/office/drawing/2015/10/21/chartex" xmlns:cx3="http://schemas.microsoft.com/office/drawing/2016/5/9/chartex" xmlns:cx4="http://schemas.microsoft.com/office/drawing/2016/5/10/chartex" xmlns:cx5="http://schemas.microsoft.com/office/drawing/2016/5/11/chartex" xmlns:cx6="http://schemas.microsoft.com/office/drawing/2016/5/12/chartex" xmlns:cx7="http://schemas.microsoft.com/office/drawing/2016/5/13/chartex" xmlns:cx8="http://schemas.microsoft.com/office/drawing/2016/5/14/chartex" xmlns:mc="http://schemas.openxmlformats.org/markup-compatibility/2006" xmlns:aink="http://schemas.microsoft.com/office/drawing/2016/ink" xmlns:am3d="http://schemas.microsoft.com/office/drawing/2017/model3d" xmlns:o="urn:schemas-microsoft-com:office:office" xmlns:oel="http://schemas.microsoft.com/office/2019/extlst" xmlns:r="http://schemas.openxmlformats.org/officeDocument/2006/relationships" xmlns:m="http://schemas.openxmlformats.org/officeDocument/2006/math" xmlns:v="urn:schemas-microsoft-com:vml" xmlns:wp14="http://schemas.microsoft.com/office/word/2010/wordprocessingDrawing" xmlns:wp="http://schemas.openxmlformats.org/drawingml/2006/wordprocessingDrawing" xmlns:w10="urn:schemas-microsoft-com:office:word" xmlns:w="http://schemas.openxmlformats.org/wordprocessingml/2006/main" xmlns:w14="http://schemas.microsoft.com/office/word/2010/wordml" xmlns:w15="http://schemas.microsoft.com/office/word/2012/wordml" xmlns:w16cei="http://schemas.microsoft.com/office/word/2026/wordml/cei" xmlns:w16cex="http://schemas.microsoft.com/office/word/2018/wordml/cex" xmlns:w16cid="http://schemas.microsoft.com/office/word/2016/wordml/cid" xmlns:w16="http://schemas.microsoft.com/office/word/2018/wordml" xmlns:w16du="http://schemas.microsoft.com/office/word/2023/wordml/word16du" xmlns:w16sdtdh="http://schemas.microsoft.com/office/word/2020/wordml/sdtdatahash" xmlns:w16sdtfl="http://schemas.microsoft.com/office/word/2024/wordml/sdtformatlock" xmlns:w16se="http://schemas.microsoft.com/office/word/2015/wordml/symex" xmlns:wpg="http://schemas.microsoft.com/office/word/2010/wordprocessingGroup" xmlns:wpi="http://schemas.microsoft.com/office/word/2010/wordprocessingInk" xmlns:wne="http://schemas.microsoft.com/office/word/2006/wordml" xmlns:wps="http://schemas.microsoft.com/office/word/2010/wordprocessingShape" mc:Ignorable="w14 w15 w16se w16cid w16 w16cex w16sdtdh w16sdtfl w16du wp14">
+<w:ftr xmlns:wpc="http://schemas.microsoft.com/office/word/2010/wordprocessingCanvas" xmlns:cx="http://schemas.microsoft.com/office/drawing/2014/chartex" xmlns:cx1="http://schemas.microsoft.com/office/drawing/2015/9/8/chartex" xmlns:cx2="http://schemas.microsoft.com/office/drawing/2015/10/21/chartex" xmlns:cx3="http://schemas.microsoft.com/office/drawing/2016/5/9/chartex" xmlns:cx4="http://schemas.microsoft.com/office/drawing/2016/5/10/chartex" xmlns:cx5="http://schemas.microsoft.com/office/drawing/2016/5/11/chartex" xmlns:cx6="http://schemas.microsoft.com/office/drawing/2016/5/12/chartex" xmlns:cx7="http://schemas.microsoft.com/office/drawing/2016/5/13/chartex" xmlns:cx8="http://schemas.microsoft.com/office/drawing/2016/5/14/chartex" xmlns:mc="http://schemas.openxmlformats.org/markup-compatibility/2006" xmlns:aink="http://schemas.microsoft.com/office/drawing/2016/ink" xmlns:am3d="http://schemas.microsoft.com/office/drawing/2017/model3d" xmlns:o="urn:schemas-microsoft-com:office:office" xmlns:oel="http://schemas.microsoft.com/office/2019/extlst" xmlns:r="http://schemas.openxmlformats.org/officeDocument/2006/relationships" xmlns:m="http://schemas.openxmlformats.org/officeDocument/2006/math" xmlns:v="urn:schemas-microsoft-com:vml" xmlns:wp14="http://schemas.microsoft.com/office/word/2010/wordprocessingDrawing" xmlns:wp="http://schemas.openxmlformats.org/drawingml/2006/wordprocessingDrawing" xmlns:w10="urn:schemas-microsoft-com:office:word" xmlns:w="http://schemas.openxmlformats.org/wordprocessingml/2006/main" xmlns:w14="http://schemas.microsoft.com/office/word/2010/wordml" xmlns:w15="http://schemas.microsoft.com/office/word/2012/wordml" xmlns:w16cex="http://schemas.microsoft.com/office/word/2018/wordml/cex" xmlns:w16cid="http://schemas.microsoft.com/office/word/2016/wordml/cid" xmlns:w16="http://schemas.microsoft.com/office/word/2018/wordml" xmlns:w16du="http://schemas.microsoft.com/office/word/2023/wordml/word16du" xmlns:w16sdtdh="http://schemas.microsoft.com/office/word/2020/wordml/sdtdatahash" xmlns:w16sdtfl="http://schemas.microsoft.com/office/word/2024/wordml/sdtformatlock" xmlns:w16se="http://schemas.microsoft.com/office/word/2015/wordml/symex" xmlns:wpg="http://schemas.microsoft.com/office/word/2010/wordprocessingGroup" xmlns:wpi="http://schemas.microsoft.com/office/word/2010/wordprocessingInk" xmlns:wne="http://schemas.microsoft.com/office/word/2006/wordml" xmlns:wps="http://schemas.microsoft.com/office/word/2010/wordprocessingShape" mc:Ignorable="w14 w15 w16se w16cid w16 w16cex w16sdtdh w16sdtfl w16du wp14">
   <w:p>
     <w:pPr>
       <w:pStyle w:val="Footer"/>
       <w:rPr>
         <w:rFonts w:cs="Arial"/>
-        <w:sz w:val="20"/>
+        <w:szCs w:val="22"/>
       </w:rPr>
     </w:pPr>
-    <w:bookmarkStart w:id="3" w:name="_Hlk219387645"/>
-    <w:bookmarkStart w:id="4" w:name="_Hlk215829861"/>
-    <w:bookmarkStart w:id="5" w:name="_Hlk215829862"/>
     <w:r>
       <w:rPr>
         <w:rFonts w:cs="Arial"/>
-        <w:sz w:val="20"/>
-      </w:rPr>
-      <w:t xml:space="preserve">Environment Agency, Richard Fairclough House, </w:t>
-    </w:r>
-    <w:r>
-      <w:rPr>
-        <w:rFonts w:cs="Arial"/>
-        <w:sz w:val="20"/>
-      </w:rPr>
-      <w:t>Wash Lane</w:t>
-    </w:r>
-    <w:r>
-      <w:rPr>
-        <w:rFonts w:cs="Arial"/>
-        <w:sz w:val="20"/>
-      </w:rPr>
-      <w:t>, Warrington</w:t>
-    </w:r>
-    <w:r>
-      <w:rPr>
-        <w:rFonts w:cs="Arial"/>
-        <w:sz w:val="20"/>
-      </w:rPr>
-      <w:t xml:space="preserve"> </w:t>
-    </w:r>
-    <w:r>
-      <w:rPr>
-        <w:rFonts w:cs="Arial"/>
-        <w:sz w:val="20"/>
-      </w:rPr>
-      <w:t>WA4 1HT</w:t>
+        <w:szCs w:val="22"/>
+      </w:rPr>
+      <w:t>Environment Agency, Richard Fairclough House, Knutsford Road, Warrington, WA4 1HT</w:t>
     </w:r>
   </w:p>
-  <w:bookmarkEnd w:id="3"/>
   <w:p>
     <w:pPr>
       <w:pStyle w:val="Footer"/>
       <w:rPr>
         <w:rFonts w:cs="Arial"/>
-        <w:sz w:val="18"/>
-        <w:szCs w:val="18"/>
+        <w:szCs w:val="22"/>
       </w:rPr>
     </w:pPr>
     <w:r>
       <w:rPr>
-        <w:sz w:val="20"/>
+        <w:szCs w:val="22"/>
       </w:rPr>
       <w:t>Tel: 03708 506 506</w:t>
     </w:r>
-    <w:bookmarkEnd w:id="4"/>
-    <w:bookmarkEnd w:id="5"/>
+  </w:p>
+  <w:p>
+    <w:pPr>
+      <w:pStyle w:val="Footer"/>
+    </w:pPr>
   </w:p>
 </w:ftr>
 </file>
 
 <file path=word/footnotes.xml><?xml version="1.0" encoding="utf-8"?>
-<w:footnotes xmlns:wpc="http://schemas.microsoft.com/office/word/2010/wordprocessingCanvas" xmlns:cx="http://schemas.microsoft.com/office/drawing/2014/chartex" xmlns:cx1="http://schemas.microsoft.com/office/drawing/2015/9/8/chartex" xmlns:cx2="http://schemas.microsoft.com/office/drawing/2015/10/21/chartex" xmlns:cx3="http://schemas.microsoft.com/office/drawing/2016/5/9/chartex" xmlns:cx4="http://schemas.microsoft.com/office/drawing/2016/5/10/chartex" xmlns:cx5="http://schemas.microsoft.com/office/drawing/2016/5/11/chartex" xmlns:cx6="http://schemas.microsoft.com/office/drawing/2016/5/12/chartex" xmlns:cx7="http://schemas.microsoft.com/office/drawing/2016/5/13/chartex" xmlns:cx8="http://schemas.microsoft.com/office/drawing/2016/5/14/chartex" xmlns:mc="http://schemas.openxmlformats.org/markup-compatibility/2006" xmlns:aink="http://schemas.microsoft.com/office/drawing/2016/ink" xmlns:am3d="http://schemas.microsoft.com/office/drawing/2017/model3d" xmlns:o="urn:schemas-microsoft-com:office:office" xmlns:oel="http://schemas.microsoft.com/office/2019/extlst" xmlns:r="http://schemas.openxmlformats.org/officeDocument/2006/relationships" xmlns:m="http://schemas.openxmlformats.org/officeDocument/2006/math" xmlns:v="urn:schemas-microsoft-com:vml" xmlns:wp14="http://schemas.microsoft.com/office/word/2010/wordprocessingDrawing" xmlns:wp="http://schemas.openxmlformats.org/drawingml/2006/wordprocessingDrawing" xmlns:w10="urn:schemas-microsoft-com:office:word" xmlns:w="http://schemas.openxmlformats.org/wordprocessingml/2006/main" xmlns:w14="http://schemas.microsoft.com/office/word/2010/wordml" xmlns:w15="http://schemas.microsoft.com/office/word/2012/wordml" xmlns:w16cei="http://schemas.microsoft.com/office/word/2026/wordml/cei" xmlns:w16cex="http://schemas.microsoft.com/office/word/2018/wordml/cex" xmlns:w16cid="http://schemas.microsoft.com/office/word/2016/wordml/cid" xmlns:w16="http://schemas.microsoft.com/office/word/2018/wordml" xmlns:w16du="http://schemas.microsoft.com/office/word/2023/wordml/word16du" xmlns:w16sdtdh="http://schemas.microsoft.com/office/word/2020/wordml/sdtdatahash" xmlns:w16sdtfl="http://schemas.microsoft.com/office/word/2024/wordml/sdtformatlock" xmlns:w16se="http://schemas.microsoft.com/office/word/2015/wordml/symex" xmlns:wpg="http://schemas.microsoft.com/office/word/2010/wordprocessingGroup" xmlns:wpi="http://schemas.microsoft.com/office/word/2010/wordprocessingInk" xmlns:wne="http://schemas.microsoft.com/office/word/2006/wordml" xmlns:wps="http://schemas.microsoft.com/office/word/2010/wordprocessingShape" mc:Ignorable="w14 w15 w16se w16cid w16 w16cex w16sdtdh w16sdtfl w16du wp14">
+<w:footnotes xmlns:wpc="http://schemas.microsoft.com/office/word/2010/wordprocessingCanvas" xmlns:cx="http://schemas.microsoft.com/office/drawing/2014/chartex" xmlns:cx1="http://schemas.microsoft.com/office/drawing/2015/9/8/chartex" xmlns:cx2="http://schemas.microsoft.com/office/drawing/2015/10/21/chartex" xmlns:cx3="http://schemas.microsoft.com/office/drawing/2016/5/9/chartex" xmlns:cx4="http://schemas.microsoft.com/office/drawing/2016/5/10/chartex" xmlns:cx5="http://schemas.microsoft.com/office/drawing/2016/5/11/chartex" xmlns:cx6="http://schemas.microsoft.com/office/drawing/2016/5/12/chartex" xmlns:cx7="http://schemas.microsoft.com/office/drawing/2016/5/13/chartex" xmlns:cx8="http://schemas.microsoft.com/office/drawing/2016/5/14/chartex" xmlns:mc="http://schemas.openxmlformats.org/markup-compatibility/2006" xmlns:aink="http://schemas.microsoft.com/office/drawing/2016/ink" xmlns:am3d="http://schemas.microsoft.com/office/drawing/2017/model3d" xmlns:o="urn:schemas-microsoft-com:office:office" xmlns:oel="http://schemas.microsoft.com/office/2019/extlst" xmlns:r="http://schemas.openxmlformats.org/officeDocument/2006/relationships" xmlns:m="http://schemas.openxmlformats.org/officeDocument/2006/math" xmlns:v="urn:schemas-microsoft-com:vml" xmlns:wp14="http://schemas.microsoft.com/office/word/2010/wordprocessingDrawing" xmlns:wp="http://schemas.openxmlformats.org/drawingml/2006/wordprocessingDrawing" xmlns:w10="urn:schemas-microsoft-com:office:word" xmlns:w="http://schemas.openxmlformats.org/wordprocessingml/2006/main" xmlns:w14="http://schemas.microsoft.com/office/word/2010/wordml" xmlns:w15="http://schemas.microsoft.com/office/word/2012/wordml" xmlns:w16cex="http://schemas.microsoft.com/office/word/2018/wordml/cex" xmlns:w16cid="http://schemas.microsoft.com/office/word/2016/wordml/cid" xmlns:w16="http://schemas.microsoft.com/office/word/2018/wordml" xmlns:w16du="http://schemas.microsoft.com/office/word/2023/wordml/word16du" xmlns:w16sdtdh="http://schemas.microsoft.com/office/word/2020/wordml/sdtdatahash" xmlns:w16sdtfl="http://schemas.microsoft.com/office/word/2024/wordml/sdtformatlock" xmlns:w16se="http://schemas.microsoft.com/office/word/2015/wordml/symex" xmlns:wpg="http://schemas.microsoft.com/office/word/2010/wordprocessingGroup" xmlns:wpi="http://schemas.microsoft.com/office/word/2010/wordprocessingInk" xmlns:wne="http://schemas.microsoft.com/office/word/2006/wordml" xmlns:wps="http://schemas.microsoft.com/office/word/2010/wordprocessingShape" mc:Ignorable="w14 w15 w16se w16cid w16 w16cex w16sdtdh w16sdtfl w16du wp14">
   <w:footnote w:type="separator" w:id="-1">
     <w:p>
       <w:r>
@@ -2210,7 +2365,21 @@
 </file>
 
 <file path=word/header1.xml><?xml version="1.0" encoding="utf-8"?>
-<w:hdr xmlns:wpc="http://schemas.microsoft.com/office/word/2010/wordprocessingCanvas" xmlns:cx="http://schemas.microsoft.com/office/drawing/2014/chartex" xmlns:cx1="http://schemas.microsoft.com/office/drawing/2015/9/8/chartex" xmlns:cx2="http://schemas.microsoft.com/office/drawing/2015/10/21/chartex" xmlns:cx3="http://schemas.microsoft.com/office/drawing/2016/5/9/chartex" xmlns:cx4="http://schemas.microsoft.com/office/drawing/2016/5/10/chartex" xmlns:cx5="http://schemas.microsoft.com/office/drawing/2016/5/11/chartex" xmlns:cx6="http://schemas.microsoft.com/office/drawing/2016/5/12/chartex" xmlns:cx7="http://schemas.microsoft.com/office/drawing/2016/5/13/chartex" xmlns:cx8="http://schemas.microsoft.com/office/drawing/2016/5/14/chartex" xmlns:mc="http://schemas.openxmlformats.org/markup-compatibility/2006" xmlns:aink="http://schemas.microsoft.com/office/drawing/2016/ink" xmlns:am3d="http://schemas.microsoft.com/office/drawing/2017/model3d" xmlns:o="urn:schemas-microsoft-com:office:office" xmlns:oel="http://schemas.microsoft.com/office/2019/extlst" xmlns:r="http://schemas.openxmlformats.org/officeDocument/2006/relationships" xmlns:m="http://schemas.openxmlformats.org/officeDocument/2006/math" xmlns:v="urn:schemas-microsoft-com:vml" xmlns:wp14="http://schemas.microsoft.com/office/word/2010/wordprocessingDrawing" xmlns:wp="http://schemas.openxmlformats.org/drawingml/2006/wordprocessingDrawing" xmlns:w10="urn:schemas-microsoft-com:office:word" xmlns:w="http://schemas.openxmlformats.org/wordprocessingml/2006/main" xmlns:w14="http://schemas.microsoft.com/office/word/2010/wordml" xmlns:w15="http://schemas.microsoft.com/office/word/2012/wordml" xmlns:w16cei="http://schemas.microsoft.com/office/word/2026/wordml/cei" xmlns:w16cex="http://schemas.microsoft.com/office/word/2018/wordml/cex" xmlns:w16cid="http://schemas.microsoft.com/office/word/2016/wordml/cid" xmlns:w16="http://schemas.microsoft.com/office/word/2018/wordml" xmlns:w16du="http://schemas.microsoft.com/office/word/2023/wordml/word16du" xmlns:w16sdtdh="http://schemas.microsoft.com/office/word/2020/wordml/sdtdatahash" xmlns:w16sdtfl="http://schemas.microsoft.com/office/word/2024/wordml/sdtformatlock" xmlns:w16se="http://schemas.microsoft.com/office/word/2015/wordml/symex" xmlns:wpg="http://schemas.microsoft.com/office/word/2010/wordprocessingGroup" xmlns:wpi="http://schemas.microsoft.com/office/word/2010/wordprocessingInk" xmlns:wne="http://schemas.microsoft.com/office/word/2006/wordml" xmlns:wps="http://schemas.microsoft.com/office/word/2010/wordprocessingShape" mc:Ignorable="w14 w15 w16se w16cid w16 w16cex w16sdtdh w16sdtfl w16du wp14">
+<w:hdr xmlns:wpc="http://schemas.microsoft.com/office/word/2010/wordprocessingCanvas" xmlns:cx="http://schemas.microsoft.com/office/drawing/2014/chartex" xmlns:cx1="http://schemas.microsoft.com/office/drawing/2015/9/8/chartex" xmlns:cx2="http://schemas.microsoft.com/office/drawing/2015/10/21/chartex" xmlns:cx3="http://schemas.microsoft.com/office/drawing/2016/5/9/chartex" xmlns:cx4="http://schemas.microsoft.com/office/drawing/2016/5/10/chartex" xmlns:cx5="http://schemas.microsoft.com/office/drawing/2016/5/11/chartex" xmlns:cx6="http://schemas.microsoft.com/office/drawing/2016/5/12/chartex" xmlns:cx7="http://schemas.microsoft.com/office/drawing/2016/5/13/chartex" xmlns:cx8="http://schemas.microsoft.com/office/drawing/2016/5/14/chartex" xmlns:mc="http://schemas.openxmlformats.org/markup-compatibility/2006" xmlns:aink="http://schemas.microsoft.com/office/drawing/2016/ink" xmlns:am3d="http://schemas.microsoft.com/office/drawing/2017/model3d" xmlns:o="urn:schemas-microsoft-com:office:office" xmlns:oel="http://schemas.microsoft.com/office/2019/extlst" xmlns:r="http://schemas.openxmlformats.org/officeDocument/2006/relationships" xmlns:m="http://schemas.openxmlformats.org/officeDocument/2006/math" xmlns:v="urn:schemas-microsoft-com:vml" xmlns:wp14="http://schemas.microsoft.com/office/word/2010/wordprocessingDrawing" xmlns:wp="http://schemas.openxmlformats.org/drawingml/2006/wordprocessingDrawing" xmlns:w10="urn:schemas-microsoft-com:office:word" xmlns:w="http://schemas.openxmlformats.org/wordprocessingml/2006/main" xmlns:w14="http://schemas.microsoft.com/office/word/2010/wordml" xmlns:w15="http://schemas.microsoft.com/office/word/2012/wordml" xmlns:w16cex="http://schemas.microsoft.com/office/word/2018/wordml/cex" xmlns:w16cid="http://schemas.microsoft.com/office/word/2016/wordml/cid" xmlns:w16="http://schemas.microsoft.com/office/word/2018/wordml" xmlns:w16du="http://schemas.microsoft.com/office/word/2023/wordml/word16du" xmlns:w16sdtdh="http://schemas.microsoft.com/office/word/2020/wordml/sdtdatahash" xmlns:w16sdtfl="http://schemas.microsoft.com/office/word/2024/wordml/sdtformatlock" xmlns:w16se="http://schemas.microsoft.com/office/word/2015/wordml/symex" xmlns:wpg="http://schemas.microsoft.com/office/word/2010/wordprocessingGroup" xmlns:wpi="http://schemas.microsoft.com/office/word/2010/wordprocessingInk" xmlns:wne="http://schemas.microsoft.com/office/word/2006/wordml" xmlns:wps="http://schemas.microsoft.com/office/word/2010/wordprocessingShape" mc:Ignorable="w14 w15 w16se w16cid w16 w16cex w16sdtdh w16sdtfl w16du wp14">
+  <w:p>
+    <w:pPr>
+      <w:pStyle w:val="Header"/>
+      <w:tabs>
+        <w:tab w:val="clear" w:pos="4153"/>
+        <w:tab w:val="clear" w:pos="8306"/>
+      </w:tabs>
+    </w:pPr>
+  </w:p>
+</w:hdr>
+</file>
+
+<file path=word/header2.xml><?xml version="1.0" encoding="utf-8"?>
+<w:hdr xmlns:wpc="http://schemas.microsoft.com/office/word/2010/wordprocessingCanvas" xmlns:cx="http://schemas.microsoft.com/office/drawing/2014/chartex" xmlns:cx1="http://schemas.microsoft.com/office/drawing/2015/9/8/chartex" xmlns:cx2="http://schemas.microsoft.com/office/drawing/2015/10/21/chartex" xmlns:cx3="http://schemas.microsoft.com/office/drawing/2016/5/9/chartex" xmlns:cx4="http://schemas.microsoft.com/office/drawing/2016/5/10/chartex" xmlns:cx5="http://schemas.microsoft.com/office/drawing/2016/5/11/chartex" xmlns:cx6="http://schemas.microsoft.com/office/drawing/2016/5/12/chartex" xmlns:cx7="http://schemas.microsoft.com/office/drawing/2016/5/13/chartex" xmlns:cx8="http://schemas.microsoft.com/office/drawing/2016/5/14/chartex" xmlns:mc="http://schemas.openxmlformats.org/markup-compatibility/2006" xmlns:aink="http://schemas.microsoft.com/office/drawing/2016/ink" xmlns:am3d="http://schemas.microsoft.com/office/drawing/2017/model3d" xmlns:o="urn:schemas-microsoft-com:office:office" xmlns:oel="http://schemas.microsoft.com/office/2019/extlst" xmlns:r="http://schemas.openxmlformats.org/officeDocument/2006/relationships" xmlns:m="http://schemas.openxmlformats.org/officeDocument/2006/math" xmlns:v="urn:schemas-microsoft-com:vml" xmlns:wp14="http://schemas.microsoft.com/office/word/2010/wordprocessingDrawing" xmlns:wp="http://schemas.openxmlformats.org/drawingml/2006/wordprocessingDrawing" xmlns:w10="urn:schemas-microsoft-com:office:word" xmlns:w="http://schemas.openxmlformats.org/wordprocessingml/2006/main" xmlns:w14="http://schemas.microsoft.com/office/word/2010/wordml" xmlns:w15="http://schemas.microsoft.com/office/word/2012/wordml" xmlns:w16cex="http://schemas.microsoft.com/office/word/2018/wordml/cex" xmlns:w16cid="http://schemas.microsoft.com/office/word/2016/wordml/cid" xmlns:w16="http://schemas.microsoft.com/office/word/2018/wordml" xmlns:w16du="http://schemas.microsoft.com/office/word/2023/wordml/word16du" xmlns:w16sdtdh="http://schemas.microsoft.com/office/word/2020/wordml/sdtdatahash" xmlns:w16sdtfl="http://schemas.microsoft.com/office/word/2024/wordml/sdtformatlock" xmlns:w16se="http://schemas.microsoft.com/office/word/2015/wordml/symex" xmlns:wpg="http://schemas.microsoft.com/office/word/2010/wordprocessingGroup" xmlns:wpi="http://schemas.microsoft.com/office/word/2010/wordprocessingInk" xmlns:wne="http://schemas.microsoft.com/office/word/2006/wordml" xmlns:wps="http://schemas.microsoft.com/office/word/2010/wordprocessingShape" mc:Ignorable="w14 w15 w16se w16cid w16 w16cex w16sdtdh w16sdtfl w16du wp14">
   <w:p>
     <w:pPr>
       <w:pStyle w:val="Header"/>
@@ -2221,10 +2390,10 @@
         <w:noProof/>
       </w:rPr>
       <w:drawing>
-        <wp:inline distT="0" distB="0" distL="0" distR="0" wp14:anchorId="69E73513" wp14:editId="257A67D9">
-          <wp:extent cx="2301240" cy="769620"/>
+        <wp:inline distT="0" distB="0" distL="0" distR="0" wp14:anchorId="19CD7B37" wp14:editId="5F2394BD">
+          <wp:extent cx="2311400" cy="762000"/>
           <wp:effectExtent l="0" t="0" r="0" b="0"/>
-          <wp:docPr id="2" name="Picture 2"/>
+          <wp:docPr id="78653674" name="Picture 1" descr="Green and white text with green letters"/>
           <wp:cNvGraphicFramePr>
             <a:graphicFrameLocks xmlns:a="http://schemas.openxmlformats.org/drawingml/2006/main" noChangeAspect="1"/>
           </wp:cNvGraphicFramePr>
@@ -2232,7 +2401,7 @@
             <a:graphicData uri="http://schemas.openxmlformats.org/drawingml/2006/picture">
               <pic:pic xmlns:pic="http://schemas.openxmlformats.org/drawingml/2006/picture">
                 <pic:nvPicPr>
-                  <pic:cNvPr id="0" name="Picture 2"/>
+                  <pic:cNvPr id="78653674" name="Picture 1" descr="Green and white text with green letters"/>
                   <pic:cNvPicPr>
                     <a:picLocks noChangeAspect="1" noChangeArrowheads="1"/>
                   </pic:cNvPicPr>
@@ -2253,7 +2422,7 @@
                 <pic:spPr bwMode="auto">
                   <a:xfrm>
                     <a:off x="0" y="0"/>
-                    <a:ext cx="2301240" cy="769620"/>
+                    <a:ext cx="2311400" cy="762000"/>
                   </a:xfrm>
                   <a:prstGeom prst="rect">
                     <a:avLst/>
@@ -2274,8 +2443,97 @@
 </file>
 
 <file path=word/numbering.xml><?xml version="1.0" encoding="utf-8"?>
-<w:numbering xmlns:wpc="http://schemas.microsoft.com/office/word/2010/wordprocessingCanvas" xmlns:cx="http://schemas.microsoft.com/office/drawing/2014/chartex" xmlns:cx1="http://schemas.microsoft.com/office/drawing/2015/9/8/chartex" xmlns:cx2="http://schemas.microsoft.com/office/drawing/2015/10/21/chartex" xmlns:cx3="http://schemas.microsoft.com/office/drawing/2016/5/9/chartex" xmlns:cx4="http://schemas.microsoft.com/office/drawing/2016/5/10/chartex" xmlns:cx5="http://schemas.microsoft.com/office/drawing/2016/5/11/chartex" xmlns:cx6="http://schemas.microsoft.com/office/drawing/2016/5/12/chartex" xmlns:cx7="http://schemas.microsoft.com/office/drawing/2016/5/13/chartex" xmlns:cx8="http://schemas.microsoft.com/office/drawing/2016/5/14/chartex" xmlns:mc="http://schemas.openxmlformats.org/markup-compatibility/2006" xmlns:aink="http://schemas.microsoft.com/office/drawing/2016/ink" xmlns:am3d="http://schemas.microsoft.com/office/drawing/2017/model3d" xmlns:o="urn:schemas-microsoft-com:office:office" xmlns:oel="http://schemas.microsoft.com/office/2019/extlst" xmlns:r="http://schemas.openxmlformats.org/officeDocument/2006/relationships" xmlns:m="http://schemas.openxmlformats.org/officeDocument/2006/math" xmlns:v="urn:schemas-microsoft-com:vml" xmlns:wp14="http://schemas.microsoft.com/office/word/2010/wordprocessingDrawing" xmlns:wp="http://schemas.openxmlformats.org/drawingml/2006/wordprocessingDrawing" xmlns:w10="urn:schemas-microsoft-com:office:word" xmlns:w="http://schemas.openxmlformats.org/wordprocessingml/2006/main" xmlns:w14="http://schemas.microsoft.com/office/word/2010/wordml" xmlns:w15="http://schemas.microsoft.com/office/word/2012/wordml" xmlns:w16cei="http://schemas.microsoft.com/office/word/2026/wordml/cei" xmlns:w16cex="http://schemas.microsoft.com/office/word/2018/wordml/cex" xmlns:w16cid="http://schemas.microsoft.com/office/word/2016/wordml/cid" xmlns:w16="http://schemas.microsoft.com/office/word/2018/wordml" xmlns:w16du="http://schemas.microsoft.com/office/word/2023/wordml/word16du" xmlns:w16sdtdh="http://schemas.microsoft.com/office/word/2020/wordml/sdtdatahash" xmlns:w16sdtfl="http://schemas.microsoft.com/office/word/2024/wordml/sdtformatlock" xmlns:w16se="http://schemas.microsoft.com/office/word/2015/wordml/symex" xmlns:wpg="http://schemas.microsoft.com/office/word/2010/wordprocessingGroup" xmlns:wpi="http://schemas.microsoft.com/office/word/2010/wordprocessingInk" xmlns:wne="http://schemas.microsoft.com/office/word/2006/wordml" xmlns:wps="http://schemas.microsoft.com/office/word/2010/wordprocessingShape" mc:Ignorable="w14 w15 w16se w16cid w16 w16cex w16sdtdh w16sdtfl w16du wp14">
+<w:numbering xmlns:wpc="http://schemas.microsoft.com/office/word/2010/wordprocessingCanvas" xmlns:cx="http://schemas.microsoft.com/office/drawing/2014/chartex" xmlns:cx1="http://schemas.microsoft.com/office/drawing/2015/9/8/chartex" xmlns:cx2="http://schemas.microsoft.com/office/drawing/2015/10/21/chartex" xmlns:cx3="http://schemas.microsoft.com/office/drawing/2016/5/9/chartex" xmlns:cx4="http://schemas.microsoft.com/office/drawing/2016/5/10/chartex" xmlns:cx5="http://schemas.microsoft.com/office/drawing/2016/5/11/chartex" xmlns:cx6="http://schemas.microsoft.com/office/drawing/2016/5/12/chartex" xmlns:cx7="http://schemas.microsoft.com/office/drawing/2016/5/13/chartex" xmlns:cx8="http://schemas.microsoft.com/office/drawing/2016/5/14/chartex" xmlns:mc="http://schemas.openxmlformats.org/markup-compatibility/2006" xmlns:aink="http://schemas.microsoft.com/office/drawing/2016/ink" xmlns:am3d="http://schemas.microsoft.com/office/drawing/2017/model3d" xmlns:o="urn:schemas-microsoft-com:office:office" xmlns:oel="http://schemas.microsoft.com/office/2019/extlst" xmlns:r="http://schemas.openxmlformats.org/officeDocument/2006/relationships" xmlns:m="http://schemas.openxmlformats.org/officeDocument/2006/math" xmlns:v="urn:schemas-microsoft-com:vml" xmlns:wp14="http://schemas.microsoft.com/office/word/2010/wordprocessingDrawing" xmlns:wp="http://schemas.openxmlformats.org/drawingml/2006/wordprocessingDrawing" xmlns:w10="urn:schemas-microsoft-com:office:word" xmlns:w="http://schemas.openxmlformats.org/wordprocessingml/2006/main" xmlns:w14="http://schemas.microsoft.com/office/word/2010/wordml" xmlns:w15="http://schemas.microsoft.com/office/word/2012/wordml" xmlns:w16cex="http://schemas.microsoft.com/office/word/2018/wordml/cex" xmlns:w16cid="http://schemas.microsoft.com/office/word/2016/wordml/cid" xmlns:w16="http://schemas.microsoft.com/office/word/2018/wordml" xmlns:w16du="http://schemas.microsoft.com/office/word/2023/wordml/word16du" xmlns:w16sdtdh="http://schemas.microsoft.com/office/word/2020/wordml/sdtdatahash" xmlns:w16sdtfl="http://schemas.microsoft.com/office/word/2024/wordml/sdtformatlock" xmlns:w16se="http://schemas.microsoft.com/office/word/2015/wordml/symex" xmlns:wpg="http://schemas.microsoft.com/office/word/2010/wordprocessingGroup" xmlns:wpi="http://schemas.microsoft.com/office/word/2010/wordprocessingInk" xmlns:wne="http://schemas.microsoft.com/office/word/2006/wordml" xmlns:wps="http://schemas.microsoft.com/office/word/2010/wordprocessingShape" mc:Ignorable="w14 w15 w16se w16cid w16 w16cex w16sdtdh w16sdtfl w16du wp14">
   <w:abstractNum w:abstractNumId="0" w15:restartNumberingAfterBreak="0">
+    <w:nsid w:val="057518D1"/>
+    <w:multiLevelType w:val="hybridMultilevel"/>
+    <w:tmpl w:val="BB90231A"/>
+    <w:lvl w:ilvl="0" w:tplc="A282F5F0">
+      <w:start w:val="1"/>
+      <w:numFmt w:val="lowerRoman"/>
+      <w:lvlText w:val="(%1)"/>
+      <w:lvlJc w:val="left"/>
+      <w:pPr>
+        <w:ind w:left="1440" w:hanging="720"/>
+      </w:pPr>
+      <w:rPr>
+        <w:rFonts w:hint="default"/>
+      </w:rPr>
+    </w:lvl>
+    <w:lvl w:ilvl="1" w:tplc="08090019" w:tentative="1">
+      <w:start w:val="1"/>
+      <w:numFmt w:val="lowerLetter"/>
+      <w:lvlText w:val="%2."/>
+      <w:lvlJc w:val="left"/>
+      <w:pPr>
+        <w:ind w:left="1800" w:hanging="360"/>
+      </w:pPr>
+    </w:lvl>
+    <w:lvl w:ilvl="2" w:tplc="0809001B" w:tentative="1">
+      <w:start w:val="1"/>
+      <w:numFmt w:val="lowerRoman"/>
+      <w:lvlText w:val="%3."/>
+      <w:lvlJc w:val="right"/>
+      <w:pPr>
+        <w:ind w:left="2520" w:hanging="180"/>
+      </w:pPr>
+    </w:lvl>
+    <w:lvl w:ilvl="3" w:tplc="0809000F" w:tentative="1">
+      <w:start w:val="1"/>
+      <w:numFmt w:val="decimal"/>
+      <w:lvlText w:val="%4."/>
+      <w:lvlJc w:val="left"/>
+      <w:pPr>
+        <w:ind w:left="3240" w:hanging="360"/>
+      </w:pPr>
+    </w:lvl>
+    <w:lvl w:ilvl="4" w:tplc="08090019" w:tentative="1">
+      <w:start w:val="1"/>
+      <w:numFmt w:val="lowerLetter"/>
+      <w:lvlText w:val="%5."/>
+      <w:lvlJc w:val="left"/>
+      <w:pPr>
+        <w:ind w:left="3960" w:hanging="360"/>
+      </w:pPr>
+    </w:lvl>
+    <w:lvl w:ilvl="5" w:tplc="0809001B" w:tentative="1">
+      <w:start w:val="1"/>
+      <w:numFmt w:val="lowerRoman"/>
+      <w:lvlText w:val="%6."/>
+      <w:lvlJc w:val="right"/>
+      <w:pPr>
+        <w:ind w:left="4680" w:hanging="180"/>
+      </w:pPr>
+    </w:lvl>
+    <w:lvl w:ilvl="6" w:tplc="0809000F" w:tentative="1">
+      <w:start w:val="1"/>
+      <w:numFmt w:val="decimal"/>
+      <w:lvlText w:val="%7."/>
+      <w:lvlJc w:val="left"/>
+      <w:pPr>
+        <w:ind w:left="5400" w:hanging="360"/>
+      </w:pPr>
+    </w:lvl>
+    <w:lvl w:ilvl="7" w:tplc="08090019" w:tentative="1">
+      <w:start w:val="1"/>
+      <w:numFmt w:val="lowerLetter"/>
+      <w:lvlText w:val="%8."/>
+      <w:lvlJc w:val="left"/>
+      <w:pPr>
+        <w:ind w:left="6120" w:hanging="360"/>
+      </w:pPr>
+    </w:lvl>
+    <w:lvl w:ilvl="8" w:tplc="0809001B" w:tentative="1">
+      <w:start w:val="1"/>
+      <w:numFmt w:val="lowerRoman"/>
+      <w:lvlText w:val="%9."/>
+      <w:lvlJc w:val="right"/>
+      <w:pPr>
+        <w:ind w:left="6840" w:hanging="180"/>
+      </w:pPr>
+    </w:lvl>
+  </w:abstractNum>
+  <w:abstractNum w:abstractNumId="1" w15:restartNumberingAfterBreak="0">
     <w:nsid w:val="10CE62FD"/>
     <w:multiLevelType w:val="singleLevel"/>
     <w:tmpl w:val="08090001"/>
@@ -2295,7 +2553,7 @@
       </w:rPr>
     </w:lvl>
   </w:abstractNum>
-  <w:abstractNum w:abstractNumId="1" w15:restartNumberingAfterBreak="0">
+  <w:abstractNum w:abstractNumId="2" w15:restartNumberingAfterBreak="0">
     <w:nsid w:val="15CF528F"/>
     <w:multiLevelType w:val="multilevel"/>
     <w:tmpl w:val="3D401000"/>
@@ -2435,7 +2693,7 @@
       </w:rPr>
     </w:lvl>
   </w:abstractNum>
-  <w:abstractNum w:abstractNumId="2" w15:restartNumberingAfterBreak="0">
+  <w:abstractNum w:abstractNumId="3" w15:restartNumberingAfterBreak="0">
     <w:nsid w:val="1E392DFF"/>
     <w:multiLevelType w:val="singleLevel"/>
     <w:tmpl w:val="1646F456"/>
@@ -2455,7 +2713,7 @@
       </w:rPr>
     </w:lvl>
   </w:abstractNum>
-  <w:abstractNum w:abstractNumId="3" w15:restartNumberingAfterBreak="0">
+  <w:abstractNum w:abstractNumId="4" w15:restartNumberingAfterBreak="0">
     <w:nsid w:val="238D1118"/>
     <w:multiLevelType w:val="multilevel"/>
     <w:tmpl w:val="E340AC64"/>
@@ -2595,7 +2853,7 @@
       </w:rPr>
     </w:lvl>
   </w:abstractNum>
-  <w:abstractNum w:abstractNumId="4" w15:restartNumberingAfterBreak="0">
+  <w:abstractNum w:abstractNumId="5" w15:restartNumberingAfterBreak="0">
     <w:nsid w:val="23DD05B6"/>
     <w:multiLevelType w:val="hybridMultilevel"/>
     <w:tmpl w:val="26781382"/>
@@ -2708,7 +2966,7 @@
       </w:pPr>
     </w:lvl>
   </w:abstractNum>
-  <w:abstractNum w:abstractNumId="5" w15:restartNumberingAfterBreak="0">
+  <w:abstractNum w:abstractNumId="6" w15:restartNumberingAfterBreak="0">
     <w:nsid w:val="29567A59"/>
     <w:multiLevelType w:val="multilevel"/>
     <w:tmpl w:val="FE8041BA"/>
@@ -2848,7 +3106,119 @@
       </w:rPr>
     </w:lvl>
   </w:abstractNum>
-  <w:abstractNum w:abstractNumId="6" w15:restartNumberingAfterBreak="0">
+  <w:abstractNum w:abstractNumId="7" w15:restartNumberingAfterBreak="0">
+    <w:nsid w:val="2DA01490"/>
+    <w:multiLevelType w:val="hybridMultilevel"/>
+    <w:tmpl w:val="BA18A8B8"/>
+    <w:lvl w:ilvl="0" w:tplc="08090001">
+      <w:numFmt w:val="bullet"/>
+      <w:lvlText w:val=""/>
+      <w:lvlJc w:val="left"/>
+      <w:pPr>
+        <w:ind w:left="720" w:hanging="360"/>
+      </w:pPr>
+      <w:rPr>
+        <w:rFonts w:ascii="Symbol" w:eastAsia="Times New Roman" w:hAnsi="Symbol" w:cs="Times New Roman" w:hint="default"/>
+      </w:rPr>
+    </w:lvl>
+    <w:lvl w:ilvl="1" w:tplc="08090003" w:tentative="1">
+      <w:start w:val="1"/>
+      <w:numFmt w:val="bullet"/>
+      <w:lvlText w:val="o"/>
+      <w:lvlJc w:val="left"/>
+      <w:pPr>
+        <w:ind w:left="1440" w:hanging="360"/>
+      </w:pPr>
+      <w:rPr>
+        <w:rFonts w:ascii="Courier New" w:hAnsi="Courier New" w:cs="Courier New" w:hint="default"/>
+      </w:rPr>
+    </w:lvl>
+    <w:lvl w:ilvl="2" w:tplc="08090005" w:tentative="1">
+      <w:start w:val="1"/>
+      <w:numFmt w:val="bullet"/>
+      <w:lvlText w:val=""/>
+      <w:lvlJc w:val="left"/>
+      <w:pPr>
+        <w:ind w:left="2160" w:hanging="360"/>
+      </w:pPr>
+      <w:rPr>
+        <w:rFonts w:ascii="Wingdings" w:hAnsi="Wingdings" w:hint="default"/>
+      </w:rPr>
+    </w:lvl>
+    <w:lvl w:ilvl="3" w:tplc="08090001" w:tentative="1">
+      <w:start w:val="1"/>
+      <w:numFmt w:val="bullet"/>
+      <w:lvlText w:val=""/>
+      <w:lvlJc w:val="left"/>
+      <w:pPr>
+        <w:ind w:left="2880" w:hanging="360"/>
+      </w:pPr>
+      <w:rPr>
+        <w:rFonts w:ascii="Symbol" w:hAnsi="Symbol" w:hint="default"/>
+      </w:rPr>
+    </w:lvl>
+    <w:lvl w:ilvl="4" w:tplc="08090003" w:tentative="1">
+      <w:start w:val="1"/>
+      <w:numFmt w:val="bullet"/>
+      <w:lvlText w:val="o"/>
+      <w:lvlJc w:val="left"/>
+      <w:pPr>
+        <w:ind w:left="3600" w:hanging="360"/>
+      </w:pPr>
+      <w:rPr>
+        <w:rFonts w:ascii="Courier New" w:hAnsi="Courier New" w:cs="Courier New" w:hint="default"/>
+      </w:rPr>
+    </w:lvl>
+    <w:lvl w:ilvl="5" w:tplc="08090005" w:tentative="1">
+      <w:start w:val="1"/>
+      <w:numFmt w:val="bullet"/>
+      <w:lvlText w:val=""/>
+      <w:lvlJc w:val="left"/>
+      <w:pPr>
+        <w:ind w:left="4320" w:hanging="360"/>
+      </w:pPr>
+      <w:rPr>
+        <w:rFonts w:ascii="Wingdings" w:hAnsi="Wingdings" w:hint="default"/>
+      </w:rPr>
+    </w:lvl>
+    <w:lvl w:ilvl="6" w:tplc="08090001" w:tentative="1">
+      <w:start w:val="1"/>
+      <w:numFmt w:val="bullet"/>
+      <w:lvlText w:val=""/>
+      <w:lvlJc w:val="left"/>
+      <w:pPr>
+        <w:ind w:left="5040" w:hanging="360"/>
+      </w:pPr>
+      <w:rPr>
+        <w:rFonts w:ascii="Symbol" w:hAnsi="Symbol" w:hint="default"/>
+      </w:rPr>
+    </w:lvl>
+    <w:lvl w:ilvl="7" w:tplc="08090003" w:tentative="1">
+      <w:start w:val="1"/>
+      <w:numFmt w:val="bullet"/>
+      <w:lvlText w:val="o"/>
+      <w:lvlJc w:val="left"/>
+      <w:pPr>
+        <w:ind w:left="5760" w:hanging="360"/>
+      </w:pPr>
+      <w:rPr>
+        <w:rFonts w:ascii="Courier New" w:hAnsi="Courier New" w:cs="Courier New" w:hint="default"/>
+      </w:rPr>
+    </w:lvl>
+    <w:lvl w:ilvl="8" w:tplc="08090005" w:tentative="1">
+      <w:start w:val="1"/>
+      <w:numFmt w:val="bullet"/>
+      <w:lvlText w:val=""/>
+      <w:lvlJc w:val="left"/>
+      <w:pPr>
+        <w:ind w:left="6480" w:hanging="360"/>
+      </w:pPr>
+      <w:rPr>
+        <w:rFonts w:ascii="Wingdings" w:hAnsi="Wingdings" w:hint="default"/>
+      </w:rPr>
+    </w:lvl>
+  </w:abstractNum>
+  <w:abstractNum w:abstractNumId="8" w15:restartNumberingAfterBreak="0">
     <w:nsid w:val="33A61ACD"/>
     <w:multiLevelType w:val="singleLevel"/>
     <w:tmpl w:val="08090001"/>
@@ -2868,7 +3238,7 @@
       </w:rPr>
     </w:lvl>
   </w:abstractNum>
-  <w:abstractNum w:abstractNumId="7" w15:restartNumberingAfterBreak="0">
+  <w:abstractNum w:abstractNumId="9" w15:restartNumberingAfterBreak="0">
     <w:nsid w:val="39192753"/>
     <w:multiLevelType w:val="multilevel"/>
     <w:tmpl w:val="182A6B40"/>
@@ -3008,7 +3378,7 @@
       </w:rPr>
     </w:lvl>
   </w:abstractNum>
-  <w:abstractNum w:abstractNumId="8" w15:restartNumberingAfterBreak="0">
+  <w:abstractNum w:abstractNumId="10" w15:restartNumberingAfterBreak="0">
     <w:nsid w:val="3D146440"/>
     <w:multiLevelType w:val="multilevel"/>
     <w:tmpl w:val="182A6B40"/>
@@ -3157,7 +3527,7 @@
       </w:rPr>
     </w:lvl>
   </w:abstractNum>
-  <w:abstractNum w:abstractNumId="9" w15:restartNumberingAfterBreak="0">
+  <w:abstractNum w:abstractNumId="11" w15:restartNumberingAfterBreak="0">
     <w:nsid w:val="421E3EE3"/>
     <w:multiLevelType w:val="multilevel"/>
     <w:tmpl w:val="7CFC3D28"/>
@@ -3297,7 +3667,7 @@
       </w:rPr>
     </w:lvl>
   </w:abstractNum>
-  <w:abstractNum w:abstractNumId="10" w15:restartNumberingAfterBreak="0">
+  <w:abstractNum w:abstractNumId="12" w15:restartNumberingAfterBreak="0">
     <w:nsid w:val="47926EFA"/>
     <w:multiLevelType w:val="hybridMultilevel"/>
     <w:tmpl w:val="88BE7738"/>
@@ -3437,7 +3807,7 @@
       </w:rPr>
     </w:lvl>
   </w:abstractNum>
-  <w:abstractNum w:abstractNumId="11" w15:restartNumberingAfterBreak="0">
+  <w:abstractNum w:abstractNumId="13" w15:restartNumberingAfterBreak="0">
     <w:nsid w:val="4ED0500E"/>
     <w:multiLevelType w:val="singleLevel"/>
     <w:tmpl w:val="08090001"/>
@@ -3457,7 +3827,7 @@
       </w:rPr>
     </w:lvl>
   </w:abstractNum>
-  <w:abstractNum w:abstractNumId="12" w15:restartNumberingAfterBreak="0">
+  <w:abstractNum w:abstractNumId="14" w15:restartNumberingAfterBreak="0">
     <w:nsid w:val="4EE860D0"/>
     <w:multiLevelType w:val="hybridMultilevel"/>
     <w:tmpl w:val="50182DC2"/>
@@ -3573,7 +3943,7 @@
       </w:pPr>
     </w:lvl>
   </w:abstractNum>
-  <w:abstractNum w:abstractNumId="13" w15:restartNumberingAfterBreak="0">
+  <w:abstractNum w:abstractNumId="15" w15:restartNumberingAfterBreak="0">
     <w:nsid w:val="4F6C267C"/>
     <w:multiLevelType w:val="singleLevel"/>
     <w:tmpl w:val="529A3838"/>
@@ -3593,7 +3963,7 @@
       </w:rPr>
     </w:lvl>
   </w:abstractNum>
-  <w:abstractNum w:abstractNumId="14" w15:restartNumberingAfterBreak="0">
+  <w:abstractNum w:abstractNumId="16" w15:restartNumberingAfterBreak="0">
     <w:nsid w:val="51A45267"/>
     <w:multiLevelType w:val="hybridMultilevel"/>
     <w:tmpl w:val="89D42B4E"/>
@@ -3712,7 +4082,7 @@
       </w:pPr>
     </w:lvl>
   </w:abstractNum>
-  <w:abstractNum w:abstractNumId="15" w15:restartNumberingAfterBreak="0">
+  <w:abstractNum w:abstractNumId="17" w15:restartNumberingAfterBreak="0">
     <w:nsid w:val="52CC32A2"/>
     <w:multiLevelType w:val="singleLevel"/>
     <w:tmpl w:val="37B8FCCC"/>
@@ -3733,7 +4103,7 @@
       </w:rPr>
     </w:lvl>
   </w:abstractNum>
-  <w:abstractNum w:abstractNumId="16" w15:restartNumberingAfterBreak="0">
+  <w:abstractNum w:abstractNumId="18" w15:restartNumberingAfterBreak="0">
     <w:nsid w:val="55212311"/>
     <w:multiLevelType w:val="multilevel"/>
     <w:tmpl w:val="182A6B40"/>
@@ -3882,7 +4252,7 @@
       </w:rPr>
     </w:lvl>
   </w:abstractNum>
-  <w:abstractNum w:abstractNumId="17" w15:restartNumberingAfterBreak="0">
+  <w:abstractNum w:abstractNumId="19" w15:restartNumberingAfterBreak="0">
     <w:nsid w:val="58AD3029"/>
     <w:multiLevelType w:val="singleLevel"/>
     <w:tmpl w:val="08090001"/>
@@ -3902,7 +4272,7 @@
       </w:rPr>
     </w:lvl>
   </w:abstractNum>
-  <w:abstractNum w:abstractNumId="18" w15:restartNumberingAfterBreak="0">
+  <w:abstractNum w:abstractNumId="20" w15:restartNumberingAfterBreak="0">
     <w:nsid w:val="5AD3131D"/>
     <w:multiLevelType w:val="singleLevel"/>
     <w:tmpl w:val="0809000F"/>
@@ -3917,230 +4287,6 @@
         </w:tabs>
         <w:ind w:left="360" w:hanging="360"/>
       </w:pPr>
-    </w:lvl>
-  </w:abstractNum>
-  <w:abstractNum w:abstractNumId="19" w15:restartNumberingAfterBreak="0">
-    <w:nsid w:val="5CE51561"/>
-    <w:multiLevelType w:val="hybridMultilevel"/>
-    <w:tmpl w:val="3DF2DDEA"/>
-    <w:lvl w:ilvl="0" w:tplc="08090001">
-      <w:numFmt w:val="bullet"/>
-      <w:lvlText w:val=""/>
-      <w:lvlJc w:val="left"/>
-      <w:pPr>
-        <w:ind w:left="720" w:hanging="360"/>
-      </w:pPr>
-      <w:rPr>
-        <w:rFonts w:ascii="Symbol" w:eastAsia="Times New Roman" w:hAnsi="Symbol" w:cs="Times New Roman" w:hint="default"/>
-      </w:rPr>
-    </w:lvl>
-    <w:lvl w:ilvl="1" w:tplc="08090003" w:tentative="1">
-      <w:start w:val="1"/>
-      <w:numFmt w:val="bullet"/>
-      <w:lvlText w:val="o"/>
-      <w:lvlJc w:val="left"/>
-      <w:pPr>
-        <w:ind w:left="1440" w:hanging="360"/>
-      </w:pPr>
-      <w:rPr>
-        <w:rFonts w:ascii="Courier New" w:hAnsi="Courier New" w:cs="Courier New" w:hint="default"/>
-      </w:rPr>
-    </w:lvl>
-    <w:lvl w:ilvl="2" w:tplc="08090005" w:tentative="1">
-      <w:start w:val="1"/>
-      <w:numFmt w:val="bullet"/>
-      <w:lvlText w:val=""/>
-      <w:lvlJc w:val="left"/>
-      <w:pPr>
-        <w:ind w:left="2160" w:hanging="360"/>
-      </w:pPr>
-      <w:rPr>
-        <w:rFonts w:ascii="Wingdings" w:hAnsi="Wingdings" w:hint="default"/>
-      </w:rPr>
-    </w:lvl>
-    <w:lvl w:ilvl="3" w:tplc="08090001" w:tentative="1">
-      <w:start w:val="1"/>
-      <w:numFmt w:val="bullet"/>
-      <w:lvlText w:val=""/>
-      <w:lvlJc w:val="left"/>
-      <w:pPr>
-        <w:ind w:left="2880" w:hanging="360"/>
-      </w:pPr>
-      <w:rPr>
-        <w:rFonts w:ascii="Symbol" w:hAnsi="Symbol" w:hint="default"/>
-      </w:rPr>
-    </w:lvl>
-    <w:lvl w:ilvl="4" w:tplc="08090003" w:tentative="1">
-      <w:start w:val="1"/>
-      <w:numFmt w:val="bullet"/>
-      <w:lvlText w:val="o"/>
-      <w:lvlJc w:val="left"/>
-      <w:pPr>
-        <w:ind w:left="3600" w:hanging="360"/>
-      </w:pPr>
-      <w:rPr>
-        <w:rFonts w:ascii="Courier New" w:hAnsi="Courier New" w:cs="Courier New" w:hint="default"/>
-      </w:rPr>
-    </w:lvl>
-    <w:lvl w:ilvl="5" w:tplc="08090005" w:tentative="1">
-      <w:start w:val="1"/>
-      <w:numFmt w:val="bullet"/>
-      <w:lvlText w:val=""/>
-      <w:lvlJc w:val="left"/>
-      <w:pPr>
-        <w:ind w:left="4320" w:hanging="360"/>
-      </w:pPr>
-      <w:rPr>
-        <w:rFonts w:ascii="Wingdings" w:hAnsi="Wingdings" w:hint="default"/>
-      </w:rPr>
-    </w:lvl>
-    <w:lvl w:ilvl="6" w:tplc="08090001" w:tentative="1">
-      <w:start w:val="1"/>
-      <w:numFmt w:val="bullet"/>
-      <w:lvlText w:val=""/>
-      <w:lvlJc w:val="left"/>
-      <w:pPr>
-        <w:ind w:left="5040" w:hanging="360"/>
-      </w:pPr>
-      <w:rPr>
-        <w:rFonts w:ascii="Symbol" w:hAnsi="Symbol" w:hint="default"/>
-      </w:rPr>
-    </w:lvl>
-    <w:lvl w:ilvl="7" w:tplc="08090003" w:tentative="1">
-      <w:start w:val="1"/>
-      <w:numFmt w:val="bullet"/>
-      <w:lvlText w:val="o"/>
-      <w:lvlJc w:val="left"/>
-      <w:pPr>
-        <w:ind w:left="5760" w:hanging="360"/>
-      </w:pPr>
-      <w:rPr>
-        <w:rFonts w:ascii="Courier New" w:hAnsi="Courier New" w:cs="Courier New" w:hint="default"/>
-      </w:rPr>
-    </w:lvl>
-    <w:lvl w:ilvl="8" w:tplc="08090005" w:tentative="1">
-      <w:start w:val="1"/>
-      <w:numFmt w:val="bullet"/>
-      <w:lvlText w:val=""/>
-      <w:lvlJc w:val="left"/>
-      <w:pPr>
-        <w:ind w:left="6480" w:hanging="360"/>
-      </w:pPr>
-      <w:rPr>
-        <w:rFonts w:ascii="Wingdings" w:hAnsi="Wingdings" w:hint="default"/>
-      </w:rPr>
-    </w:lvl>
-  </w:abstractNum>
-  <w:abstractNum w:abstractNumId="20" w15:restartNumberingAfterBreak="0">
-    <w:nsid w:val="5DA0183B"/>
-    <w:multiLevelType w:val="hybridMultilevel"/>
-    <w:tmpl w:val="3EB6289A"/>
-    <w:lvl w:ilvl="0" w:tplc="08090001">
-      <w:numFmt w:val="bullet"/>
-      <w:lvlText w:val=""/>
-      <w:lvlJc w:val="left"/>
-      <w:pPr>
-        <w:ind w:left="720" w:hanging="360"/>
-      </w:pPr>
-      <w:rPr>
-        <w:rFonts w:ascii="Symbol" w:eastAsia="Times New Roman" w:hAnsi="Symbol" w:cs="Times New Roman" w:hint="default"/>
-      </w:rPr>
-    </w:lvl>
-    <w:lvl w:ilvl="1" w:tplc="08090003" w:tentative="1">
-      <w:start w:val="1"/>
-      <w:numFmt w:val="bullet"/>
-      <w:lvlText w:val="o"/>
-      <w:lvlJc w:val="left"/>
-      <w:pPr>
-        <w:ind w:left="1440" w:hanging="360"/>
-      </w:pPr>
-      <w:rPr>
-        <w:rFonts w:ascii="Courier New" w:hAnsi="Courier New" w:cs="Courier New" w:hint="default"/>
-      </w:rPr>
-    </w:lvl>
-    <w:lvl w:ilvl="2" w:tplc="08090005" w:tentative="1">
-      <w:start w:val="1"/>
-      <w:numFmt w:val="bullet"/>
-      <w:lvlText w:val=""/>
-      <w:lvlJc w:val="left"/>
-      <w:pPr>
-        <w:ind w:left="2160" w:hanging="360"/>
-      </w:pPr>
-      <w:rPr>
-        <w:rFonts w:ascii="Wingdings" w:hAnsi="Wingdings" w:hint="default"/>
-      </w:rPr>
-    </w:lvl>
-    <w:lvl w:ilvl="3" w:tplc="08090001" w:tentative="1">
-      <w:start w:val="1"/>
-      <w:numFmt w:val="bullet"/>
-      <w:lvlText w:val=""/>
-      <w:lvlJc w:val="left"/>
-      <w:pPr>
-        <w:ind w:left="2880" w:hanging="360"/>
-      </w:pPr>
-      <w:rPr>
-        <w:rFonts w:ascii="Symbol" w:hAnsi="Symbol" w:hint="default"/>
-      </w:rPr>
-    </w:lvl>
-    <w:lvl w:ilvl="4" w:tplc="08090003" w:tentative="1">
-      <w:start w:val="1"/>
-      <w:numFmt w:val="bullet"/>
-      <w:lvlText w:val="o"/>
-      <w:lvlJc w:val="left"/>
-      <w:pPr>
-        <w:ind w:left="3600" w:hanging="360"/>
-      </w:pPr>
-      <w:rPr>
-        <w:rFonts w:ascii="Courier New" w:hAnsi="Courier New" w:cs="Courier New" w:hint="default"/>
-      </w:rPr>
-    </w:lvl>
-    <w:lvl w:ilvl="5" w:tplc="08090005" w:tentative="1">
-      <w:start w:val="1"/>
-      <w:numFmt w:val="bullet"/>
-      <w:lvlText w:val=""/>
-      <w:lvlJc w:val="left"/>
-      <w:pPr>
-        <w:ind w:left="4320" w:hanging="360"/>
-      </w:pPr>
-      <w:rPr>
-        <w:rFonts w:ascii="Wingdings" w:hAnsi="Wingdings" w:hint="default"/>
-      </w:rPr>
-    </w:lvl>
-    <w:lvl w:ilvl="6" w:tplc="08090001" w:tentative="1">
-      <w:start w:val="1"/>
-      <w:numFmt w:val="bullet"/>
-      <w:lvlText w:val=""/>
-      <w:lvlJc w:val="left"/>
-      <w:pPr>
-        <w:ind w:left="5040" w:hanging="360"/>
-      </w:pPr>
-      <w:rPr>
-        <w:rFonts w:ascii="Symbol" w:hAnsi="Symbol" w:hint="default"/>
-      </w:rPr>
-    </w:lvl>
-    <w:lvl w:ilvl="7" w:tplc="08090003" w:tentative="1">
-      <w:start w:val="1"/>
-      <w:numFmt w:val="bullet"/>
-      <w:lvlText w:val="o"/>
-      <w:lvlJc w:val="left"/>
-      <w:pPr>
-        <w:ind w:left="5760" w:hanging="360"/>
-      </w:pPr>
-      <w:rPr>
-        <w:rFonts w:ascii="Courier New" w:hAnsi="Courier New" w:cs="Courier New" w:hint="default"/>
-      </w:rPr>
-    </w:lvl>
-    <w:lvl w:ilvl="8" w:tplc="08090005" w:tentative="1">
-      <w:start w:val="1"/>
-      <w:numFmt w:val="bullet"/>
-      <w:lvlText w:val=""/>
-      <w:lvlJc w:val="left"/>
-      <w:pPr>
-        <w:ind w:left="6480" w:hanging="360"/>
-      </w:pPr>
-      <w:rPr>
-        <w:rFonts w:ascii="Wingdings" w:hAnsi="Wingdings" w:hint="default"/>
-      </w:rPr>
     </w:lvl>
   </w:abstractNum>
   <w:abstractNum w:abstractNumId="21" w15:restartNumberingAfterBreak="0">
@@ -5122,6 +5268,119 @@
     </w:lvl>
   </w:abstractNum>
   <w:abstractNum w:abstractNumId="37" w15:restartNumberingAfterBreak="0">
+    <w:nsid w:val="79ED4FD8"/>
+    <w:multiLevelType w:val="hybridMultilevel"/>
+    <w:tmpl w:val="8F843C06"/>
+    <w:lvl w:ilvl="0" w:tplc="08090001">
+      <w:start w:val="1"/>
+      <w:numFmt w:val="bullet"/>
+      <w:lvlText w:val=""/>
+      <w:lvlJc w:val="left"/>
+      <w:pPr>
+        <w:ind w:left="720" w:hanging="360"/>
+      </w:pPr>
+      <w:rPr>
+        <w:rFonts w:ascii="Symbol" w:hAnsi="Symbol" w:hint="default"/>
+      </w:rPr>
+    </w:lvl>
+    <w:lvl w:ilvl="1" w:tplc="08090003" w:tentative="1">
+      <w:start w:val="1"/>
+      <w:numFmt w:val="bullet"/>
+      <w:lvlText w:val="o"/>
+      <w:lvlJc w:val="left"/>
+      <w:pPr>
+        <w:ind w:left="1440" w:hanging="360"/>
+      </w:pPr>
+      <w:rPr>
+        <w:rFonts w:ascii="Courier New" w:hAnsi="Courier New" w:cs="Courier New" w:hint="default"/>
+      </w:rPr>
+    </w:lvl>
+    <w:lvl w:ilvl="2" w:tplc="08090005" w:tentative="1">
+      <w:start w:val="1"/>
+      <w:numFmt w:val="bullet"/>
+      <w:lvlText w:val=""/>
+      <w:lvlJc w:val="left"/>
+      <w:pPr>
+        <w:ind w:left="2160" w:hanging="360"/>
+      </w:pPr>
+      <w:rPr>
+        <w:rFonts w:ascii="Wingdings" w:hAnsi="Wingdings" w:hint="default"/>
+      </w:rPr>
+    </w:lvl>
+    <w:lvl w:ilvl="3" w:tplc="08090001" w:tentative="1">
+      <w:start w:val="1"/>
+      <w:numFmt w:val="bullet"/>
+      <w:lvlText w:val=""/>
+      <w:lvlJc w:val="left"/>
+      <w:pPr>
+        <w:ind w:left="2880" w:hanging="360"/>
+      </w:pPr>
+      <w:rPr>
+        <w:rFonts w:ascii="Symbol" w:hAnsi="Symbol" w:hint="default"/>
+      </w:rPr>
+    </w:lvl>
+    <w:lvl w:ilvl="4" w:tplc="08090003" w:tentative="1">
+      <w:start w:val="1"/>
+      <w:numFmt w:val="bullet"/>
+      <w:lvlText w:val="o"/>
+      <w:lvlJc w:val="left"/>
+      <w:pPr>
+        <w:ind w:left="3600" w:hanging="360"/>
+      </w:pPr>
+      <w:rPr>
+        <w:rFonts w:ascii="Courier New" w:hAnsi="Courier New" w:cs="Courier New" w:hint="default"/>
+      </w:rPr>
+    </w:lvl>
+    <w:lvl w:ilvl="5" w:tplc="08090005" w:tentative="1">
+      <w:start w:val="1"/>
+      <w:numFmt w:val="bullet"/>
+      <w:lvlText w:val=""/>
+      <w:lvlJc w:val="left"/>
+      <w:pPr>
+        <w:ind w:left="4320" w:hanging="360"/>
+      </w:pPr>
+      <w:rPr>
+        <w:rFonts w:ascii="Wingdings" w:hAnsi="Wingdings" w:hint="default"/>
+      </w:rPr>
+    </w:lvl>
+    <w:lvl w:ilvl="6" w:tplc="08090001" w:tentative="1">
+      <w:start w:val="1"/>
+      <w:numFmt w:val="bullet"/>
+      <w:lvlText w:val=""/>
+      <w:lvlJc w:val="left"/>
+      <w:pPr>
+        <w:ind w:left="5040" w:hanging="360"/>
+      </w:pPr>
+      <w:rPr>
+        <w:rFonts w:ascii="Symbol" w:hAnsi="Symbol" w:hint="default"/>
+      </w:rPr>
+    </w:lvl>
+    <w:lvl w:ilvl="7" w:tplc="08090003" w:tentative="1">
+      <w:start w:val="1"/>
+      <w:numFmt w:val="bullet"/>
+      <w:lvlText w:val="o"/>
+      <w:lvlJc w:val="left"/>
+      <w:pPr>
+        <w:ind w:left="5760" w:hanging="360"/>
+      </w:pPr>
+      <w:rPr>
+        <w:rFonts w:ascii="Courier New" w:hAnsi="Courier New" w:cs="Courier New" w:hint="default"/>
+      </w:rPr>
+    </w:lvl>
+    <w:lvl w:ilvl="8" w:tplc="08090005" w:tentative="1">
+      <w:start w:val="1"/>
+      <w:numFmt w:val="bullet"/>
+      <w:lvlText w:val=""/>
+      <w:lvlJc w:val="left"/>
+      <w:pPr>
+        <w:ind w:left="6480" w:hanging="360"/>
+      </w:pPr>
+      <w:rPr>
+        <w:rFonts w:ascii="Wingdings" w:hAnsi="Wingdings" w:hint="default"/>
+      </w:rPr>
+    </w:lvl>
+  </w:abstractNum>
+  <w:abstractNum w:abstractNumId="38" w15:restartNumberingAfterBreak="0">
     <w:nsid w:val="7ACC26E8"/>
     <w:multiLevelType w:val="singleLevel"/>
     <w:tmpl w:val="0809000F"/>
@@ -5138,7 +5397,96 @@
       </w:pPr>
     </w:lvl>
   </w:abstractNum>
-  <w:abstractNum w:abstractNumId="38" w15:restartNumberingAfterBreak="0">
+  <w:abstractNum w:abstractNumId="39" w15:restartNumberingAfterBreak="0">
+    <w:nsid w:val="7C3C6210"/>
+    <w:multiLevelType w:val="hybridMultilevel"/>
+    <w:tmpl w:val="60889E7E"/>
+    <w:lvl w:ilvl="0" w:tplc="63427066">
+      <w:start w:val="1"/>
+      <w:numFmt w:val="lowerRoman"/>
+      <w:lvlText w:val="(%1)"/>
+      <w:lvlJc w:val="left"/>
+      <w:pPr>
+        <w:ind w:left="1440" w:hanging="720"/>
+      </w:pPr>
+      <w:rPr>
+        <w:rFonts w:hint="default"/>
+      </w:rPr>
+    </w:lvl>
+    <w:lvl w:ilvl="1" w:tplc="08090019" w:tentative="1">
+      <w:start w:val="1"/>
+      <w:numFmt w:val="lowerLetter"/>
+      <w:lvlText w:val="%2."/>
+      <w:lvlJc w:val="left"/>
+      <w:pPr>
+        <w:ind w:left="1800" w:hanging="360"/>
+      </w:pPr>
+    </w:lvl>
+    <w:lvl w:ilvl="2" w:tplc="0809001B" w:tentative="1">
+      <w:start w:val="1"/>
+      <w:numFmt w:val="lowerRoman"/>
+      <w:lvlText w:val="%3."/>
+      <w:lvlJc w:val="right"/>
+      <w:pPr>
+        <w:ind w:left="2520" w:hanging="180"/>
+      </w:pPr>
+    </w:lvl>
+    <w:lvl w:ilvl="3" w:tplc="0809000F" w:tentative="1">
+      <w:start w:val="1"/>
+      <w:numFmt w:val="decimal"/>
+      <w:lvlText w:val="%4."/>
+      <w:lvlJc w:val="left"/>
+      <w:pPr>
+        <w:ind w:left="3240" w:hanging="360"/>
+      </w:pPr>
+    </w:lvl>
+    <w:lvl w:ilvl="4" w:tplc="08090019" w:tentative="1">
+      <w:start w:val="1"/>
+      <w:numFmt w:val="lowerLetter"/>
+      <w:lvlText w:val="%5."/>
+      <w:lvlJc w:val="left"/>
+      <w:pPr>
+        <w:ind w:left="3960" w:hanging="360"/>
+      </w:pPr>
+    </w:lvl>
+    <w:lvl w:ilvl="5" w:tplc="0809001B" w:tentative="1">
+      <w:start w:val="1"/>
+      <w:numFmt w:val="lowerRoman"/>
+      <w:lvlText w:val="%6."/>
+      <w:lvlJc w:val="right"/>
+      <w:pPr>
+        <w:ind w:left="4680" w:hanging="180"/>
+      </w:pPr>
+    </w:lvl>
+    <w:lvl w:ilvl="6" w:tplc="0809000F" w:tentative="1">
+      <w:start w:val="1"/>
+      <w:numFmt w:val="decimal"/>
+      <w:lvlText w:val="%7."/>
+      <w:lvlJc w:val="left"/>
+      <w:pPr>
+        <w:ind w:left="5400" w:hanging="360"/>
+      </w:pPr>
+    </w:lvl>
+    <w:lvl w:ilvl="7" w:tplc="08090019" w:tentative="1">
+      <w:start w:val="1"/>
+      <w:numFmt w:val="lowerLetter"/>
+      <w:lvlText w:val="%8."/>
+      <w:lvlJc w:val="left"/>
+      <w:pPr>
+        <w:ind w:left="6120" w:hanging="360"/>
+      </w:pPr>
+    </w:lvl>
+    <w:lvl w:ilvl="8" w:tplc="0809001B" w:tentative="1">
+      <w:start w:val="1"/>
+      <w:numFmt w:val="lowerRoman"/>
+      <w:lvlText w:val="%9."/>
+      <w:lvlJc w:val="right"/>
+      <w:pPr>
+        <w:ind w:left="6840" w:hanging="180"/>
+      </w:pPr>
+    </w:lvl>
+  </w:abstractNum>
+  <w:abstractNum w:abstractNumId="40" w15:restartNumberingAfterBreak="0">
     <w:nsid w:val="7C6D2C92"/>
     <w:multiLevelType w:val="singleLevel"/>
     <w:tmpl w:val="1646F456"/>
@@ -5158,7 +5506,7 @@
       </w:rPr>
     </w:lvl>
   </w:abstractNum>
-  <w:abstractNum w:abstractNumId="39" w15:restartNumberingAfterBreak="0">
+  <w:abstractNum w:abstractNumId="41" w15:restartNumberingAfterBreak="0">
     <w:nsid w:val="7CB620D1"/>
     <w:multiLevelType w:val="multilevel"/>
     <w:tmpl w:val="3D401000"/>
@@ -5298,125 +5646,131 @@
       </w:rPr>
     </w:lvl>
   </w:abstractNum>
-  <w:num w:numId="1" w16cid:durableId="1755004770">
+  <w:num w:numId="1" w16cid:durableId="490488233">
     <w:abstractNumId w:val="32"/>
   </w:num>
-  <w:num w:numId="2" w16cid:durableId="1688478760">
+  <w:num w:numId="2" w16cid:durableId="1879507112">
     <w:abstractNumId w:val="35"/>
   </w:num>
-  <w:num w:numId="3" w16cid:durableId="1859616477">
+  <w:num w:numId="3" w16cid:durableId="1747456588">
+    <w:abstractNumId w:val="11"/>
+  </w:num>
+  <w:num w:numId="4" w16cid:durableId="163714902">
+    <w:abstractNumId w:val="15"/>
+  </w:num>
+  <w:num w:numId="5" w16cid:durableId="1992783480">
+    <w:abstractNumId w:val="27"/>
+  </w:num>
+  <w:num w:numId="6" w16cid:durableId="784544936">
+    <w:abstractNumId w:val="6"/>
+  </w:num>
+  <w:num w:numId="7" w16cid:durableId="725418987">
+    <w:abstractNumId w:val="38"/>
+  </w:num>
+  <w:num w:numId="8" w16cid:durableId="83306057">
+    <w:abstractNumId w:val="17"/>
+  </w:num>
+  <w:num w:numId="9" w16cid:durableId="2004896461">
+    <w:abstractNumId w:val="33"/>
+  </w:num>
+  <w:num w:numId="10" w16cid:durableId="1982467050">
+    <w:abstractNumId w:val="40"/>
+  </w:num>
+  <w:num w:numId="11" w16cid:durableId="1054279320">
+    <w:abstractNumId w:val="3"/>
+  </w:num>
+  <w:num w:numId="12" w16cid:durableId="1466459679">
+    <w:abstractNumId w:val="10"/>
+  </w:num>
+  <w:num w:numId="13" w16cid:durableId="720714978">
     <w:abstractNumId w:val="9"/>
   </w:num>
-  <w:num w:numId="4" w16cid:durableId="1474367502">
+  <w:num w:numId="14" w16cid:durableId="813109130">
+    <w:abstractNumId w:val="18"/>
+  </w:num>
+  <w:num w:numId="15" w16cid:durableId="1620145494">
+    <w:abstractNumId w:val="30"/>
+  </w:num>
+  <w:num w:numId="16" w16cid:durableId="128131987">
+    <w:abstractNumId w:val="20"/>
+  </w:num>
+  <w:num w:numId="17" w16cid:durableId="936325374">
+    <w:abstractNumId w:val="28"/>
+  </w:num>
+  <w:num w:numId="18" w16cid:durableId="1963224469">
+    <w:abstractNumId w:val="36"/>
+  </w:num>
+  <w:num w:numId="19" w16cid:durableId="36782227">
+    <w:abstractNumId w:val="24"/>
+  </w:num>
+  <w:num w:numId="20" w16cid:durableId="450130622">
+    <w:abstractNumId w:val="8"/>
+  </w:num>
+  <w:num w:numId="21" w16cid:durableId="976182966">
+    <w:abstractNumId w:val="22"/>
+  </w:num>
+  <w:num w:numId="22" w16cid:durableId="1882015551">
+    <w:abstractNumId w:val="31"/>
+  </w:num>
+  <w:num w:numId="23" w16cid:durableId="1089738380">
     <w:abstractNumId w:val="13"/>
   </w:num>
-  <w:num w:numId="5" w16cid:durableId="385878663">
-    <w:abstractNumId w:val="27"/>
+  <w:num w:numId="24" w16cid:durableId="196771256">
+    <w:abstractNumId w:val="23"/>
   </w:num>
-  <w:num w:numId="6" w16cid:durableId="874852866">
+  <w:num w:numId="25" w16cid:durableId="2075661539">
+    <w:abstractNumId w:val="4"/>
+  </w:num>
+  <w:num w:numId="26" w16cid:durableId="1754936184">
+    <w:abstractNumId w:val="41"/>
+  </w:num>
+  <w:num w:numId="27" w16cid:durableId="9112192">
+    <w:abstractNumId w:val="2"/>
+  </w:num>
+  <w:num w:numId="28" w16cid:durableId="998189302">
+    <w:abstractNumId w:val="34"/>
+  </w:num>
+  <w:num w:numId="29" w16cid:durableId="1795244985">
+    <w:abstractNumId w:val="1"/>
+  </w:num>
+  <w:num w:numId="30" w16cid:durableId="2079091449">
+    <w:abstractNumId w:val="19"/>
+  </w:num>
+  <w:num w:numId="31" w16cid:durableId="1247034329">
+    <w:abstractNumId w:val="29"/>
+  </w:num>
+  <w:num w:numId="32" w16cid:durableId="1216043756">
+    <w:abstractNumId w:val="25"/>
+  </w:num>
+  <w:num w:numId="33" w16cid:durableId="346054804">
+    <w:abstractNumId w:val="16"/>
+  </w:num>
+  <w:num w:numId="34" w16cid:durableId="445000868">
     <w:abstractNumId w:val="5"/>
   </w:num>
-  <w:num w:numId="7" w16cid:durableId="296497153">
-    <w:abstractNumId w:val="37"/>
+  <w:num w:numId="35" w16cid:durableId="1869177558">
+    <w:abstractNumId w:val="26"/>
   </w:num>
-  <w:num w:numId="8" w16cid:durableId="87316176">
-    <w:abstractNumId w:val="15"/>
+  <w:num w:numId="36" w16cid:durableId="1344941526">
+    <w:abstractNumId w:val="14"/>
   </w:num>
-  <w:num w:numId="9" w16cid:durableId="599678779">
-    <w:abstractNumId w:val="33"/>
+  <w:num w:numId="37" w16cid:durableId="1393193819">
+    <w:abstractNumId w:val="21"/>
   </w:num>
-  <w:num w:numId="10" w16cid:durableId="1005279559">
-    <w:abstractNumId w:val="38"/>
+  <w:num w:numId="38" w16cid:durableId="396366024">
+    <w:abstractNumId w:val="12"/>
   </w:num>
-  <w:num w:numId="11" w16cid:durableId="1058867100">
-    <w:abstractNumId w:val="2"/>
+  <w:num w:numId="39" w16cid:durableId="653677547">
+    <w:abstractNumId w:val="39"/>
   </w:num>
-  <w:num w:numId="12" w16cid:durableId="623657727">
-    <w:abstractNumId w:val="8"/>
+  <w:num w:numId="40" w16cid:durableId="417988917">
+    <w:abstractNumId w:val="0"/>
   </w:num>
-  <w:num w:numId="13" w16cid:durableId="862943721">
+  <w:num w:numId="41" w16cid:durableId="756634194">
     <w:abstractNumId w:val="7"/>
   </w:num>
-  <w:num w:numId="14" w16cid:durableId="1539275963">
-    <w:abstractNumId w:val="16"/>
-  </w:num>
-  <w:num w:numId="15" w16cid:durableId="110050247">
-    <w:abstractNumId w:val="30"/>
-  </w:num>
-  <w:num w:numId="16" w16cid:durableId="5713072">
-    <w:abstractNumId w:val="18"/>
-  </w:num>
-  <w:num w:numId="17" w16cid:durableId="1364211851">
-    <w:abstractNumId w:val="28"/>
-  </w:num>
-  <w:num w:numId="18" w16cid:durableId="529220192">
-    <w:abstractNumId w:val="36"/>
-  </w:num>
-  <w:num w:numId="19" w16cid:durableId="693968318">
-    <w:abstractNumId w:val="24"/>
-  </w:num>
-  <w:num w:numId="20" w16cid:durableId="371811723">
-    <w:abstractNumId w:val="6"/>
-  </w:num>
-  <w:num w:numId="21" w16cid:durableId="337269114">
-    <w:abstractNumId w:val="22"/>
-  </w:num>
-  <w:num w:numId="22" w16cid:durableId="2124306743">
-    <w:abstractNumId w:val="31"/>
-  </w:num>
-  <w:num w:numId="23" w16cid:durableId="456031453">
-    <w:abstractNumId w:val="11"/>
-  </w:num>
-  <w:num w:numId="24" w16cid:durableId="60561788">
-    <w:abstractNumId w:val="23"/>
-  </w:num>
-  <w:num w:numId="25" w16cid:durableId="1003974366">
-    <w:abstractNumId w:val="3"/>
-  </w:num>
-  <w:num w:numId="26" w16cid:durableId="2087723707">
-    <w:abstractNumId w:val="39"/>
-  </w:num>
-  <w:num w:numId="27" w16cid:durableId="297951966">
-    <w:abstractNumId w:val="1"/>
-  </w:num>
-  <w:num w:numId="28" w16cid:durableId="1482162302">
-    <w:abstractNumId w:val="34"/>
-  </w:num>
-  <w:num w:numId="29" w16cid:durableId="1512522925">
-    <w:abstractNumId w:val="0"/>
-  </w:num>
-  <w:num w:numId="30" w16cid:durableId="975767518">
-    <w:abstractNumId w:val="17"/>
-  </w:num>
-  <w:num w:numId="31" w16cid:durableId="1960838165">
-    <w:abstractNumId w:val="29"/>
-  </w:num>
-  <w:num w:numId="32" w16cid:durableId="1974679190">
-    <w:abstractNumId w:val="25"/>
-  </w:num>
-  <w:num w:numId="33" w16cid:durableId="1913736226">
-    <w:abstractNumId w:val="14"/>
-  </w:num>
-  <w:num w:numId="34" w16cid:durableId="1623800589">
-    <w:abstractNumId w:val="4"/>
-  </w:num>
-  <w:num w:numId="35" w16cid:durableId="280065771">
-    <w:abstractNumId w:val="26"/>
-  </w:num>
-  <w:num w:numId="36" w16cid:durableId="1174493304">
-    <w:abstractNumId w:val="12"/>
-  </w:num>
-  <w:num w:numId="37" w16cid:durableId="842159600">
-    <w:abstractNumId w:val="21"/>
-  </w:num>
-  <w:num w:numId="38" w16cid:durableId="152331591">
-    <w:abstractNumId w:val="10"/>
-  </w:num>
-  <w:num w:numId="39" w16cid:durableId="711660311">
-    <w:abstractNumId w:val="19"/>
-  </w:num>
-  <w:num w:numId="40" w16cid:durableId="1062754795">
-    <w:abstractNumId w:val="20"/>
+  <w:num w:numId="42" w16cid:durableId="785854946">
+    <w:abstractNumId w:val="37"/>
   </w:num>
 </w:numbering>
 </file>
@@ -5427,7 +5781,7 @@
     <w:rPrDefault>
       <w:rPr>
         <w:rFonts w:ascii="Times New Roman" w:eastAsia="Times New Roman" w:hAnsi="Times New Roman" w:cs="Times New Roman"/>
-        <w:lang w:val="el-GR" w:eastAsia="el-GR" w:bidi="ar-SA"/>
+        <w:lang w:val="en-GB" w:eastAsia="en-GB" w:bidi="ar-SA"/>
       </w:rPr>
     </w:rPrDefault>
     <w:pPrDefault/>
@@ -5440,11 +5794,100 @@
     <w:lsdException w:name="heading 4" w:qFormat="1"/>
     <w:lsdException w:name="heading 5" w:qFormat="1"/>
     <w:lsdException w:name="heading 6" w:qFormat="1"/>
-    <w:lsdException w:name="heading 7" w:qFormat="1"/>
-    <w:lsdException w:name="heading 8" w:qFormat="1"/>
-    <w:lsdException w:name="heading 9" w:qFormat="1"/>
+    <w:lsdException w:name="heading 7" w:semiHidden="1" w:unhideWhenUsed="1" w:qFormat="1"/>
+    <w:lsdException w:name="heading 8" w:semiHidden="1" w:unhideWhenUsed="1" w:qFormat="1"/>
+    <w:lsdException w:name="heading 9" w:semiHidden="1" w:unhideWhenUsed="1" w:qFormat="1"/>
+    <w:lsdException w:name="index 1" w:semiHidden="1" w:unhideWhenUsed="1"/>
+    <w:lsdException w:name="index 2" w:semiHidden="1" w:unhideWhenUsed="1"/>
+    <w:lsdException w:name="index 3" w:semiHidden="1" w:unhideWhenUsed="1"/>
+    <w:lsdException w:name="index 4" w:semiHidden="1" w:unhideWhenUsed="1"/>
+    <w:lsdException w:name="index 5" w:semiHidden="1" w:unhideWhenUsed="1"/>
+    <w:lsdException w:name="index 6" w:semiHidden="1" w:unhideWhenUsed="1"/>
+    <w:lsdException w:name="index 7" w:semiHidden="1" w:unhideWhenUsed="1"/>
+    <w:lsdException w:name="index 8" w:semiHidden="1" w:unhideWhenUsed="1"/>
+    <w:lsdException w:name="index 9" w:semiHidden="1" w:unhideWhenUsed="1"/>
+    <w:lsdException w:name="toc 1" w:semiHidden="1" w:unhideWhenUsed="1"/>
+    <w:lsdException w:name="toc 2" w:semiHidden="1" w:unhideWhenUsed="1"/>
+    <w:lsdException w:name="toc 3" w:semiHidden="1" w:unhideWhenUsed="1"/>
+    <w:lsdException w:name="toc 4" w:semiHidden="1" w:unhideWhenUsed="1"/>
+    <w:lsdException w:name="toc 5" w:semiHidden="1" w:unhideWhenUsed="1"/>
+    <w:lsdException w:name="toc 6" w:semiHidden="1" w:unhideWhenUsed="1"/>
+    <w:lsdException w:name="toc 7" w:semiHidden="1" w:unhideWhenUsed="1"/>
+    <w:lsdException w:name="toc 8" w:semiHidden="1" w:unhideWhenUsed="1"/>
+    <w:lsdException w:name="toc 9" w:semiHidden="1" w:unhideWhenUsed="1"/>
+    <w:lsdException w:name="Normal Indent" w:semiHidden="1" w:unhideWhenUsed="1"/>
+    <w:lsdException w:name="footnote text" w:semiHidden="1" w:unhideWhenUsed="1"/>
+    <w:lsdException w:name="annotation text" w:semiHidden="1" w:unhideWhenUsed="1"/>
+    <w:lsdException w:name="header" w:semiHidden="1" w:unhideWhenUsed="1"/>
+    <w:lsdException w:name="footer" w:semiHidden="1" w:unhideWhenUsed="1"/>
+    <w:lsdException w:name="index heading" w:semiHidden="1" w:unhideWhenUsed="1"/>
     <w:lsdException w:name="caption" w:semiHidden="1" w:unhideWhenUsed="1" w:qFormat="1"/>
+    <w:lsdException w:name="table of figures" w:semiHidden="1" w:unhideWhenUsed="1"/>
+    <w:lsdException w:name="envelope address" w:semiHidden="1" w:unhideWhenUsed="1"/>
+    <w:lsdException w:name="envelope return" w:semiHidden="1" w:unhideWhenUsed="1"/>
+    <w:lsdException w:name="footnote reference" w:semiHidden="1" w:unhideWhenUsed="1"/>
+    <w:lsdException w:name="annotation reference" w:semiHidden="1" w:unhideWhenUsed="1"/>
+    <w:lsdException w:name="line number" w:semiHidden="1" w:unhideWhenUsed="1"/>
+    <w:lsdException w:name="page number" w:semiHidden="1" w:unhideWhenUsed="1"/>
+    <w:lsdException w:name="endnote reference" w:semiHidden="1" w:unhideWhenUsed="1"/>
+    <w:lsdException w:name="endnote text" w:semiHidden="1" w:unhideWhenUsed="1"/>
+    <w:lsdException w:name="table of authorities" w:semiHidden="1" w:unhideWhenUsed="1"/>
+    <w:lsdException w:name="macro" w:semiHidden="1" w:unhideWhenUsed="1"/>
+    <w:lsdException w:name="toa heading" w:semiHidden="1" w:unhideWhenUsed="1"/>
+    <w:lsdException w:name="List" w:semiHidden="1" w:unhideWhenUsed="1"/>
+    <w:lsdException w:name="List Bullet" w:semiHidden="1" w:unhideWhenUsed="1"/>
+    <w:lsdException w:name="List 2" w:semiHidden="1" w:unhideWhenUsed="1"/>
+    <w:lsdException w:name="List 3" w:semiHidden="1" w:unhideWhenUsed="1"/>
+    <w:lsdException w:name="List Bullet 2" w:semiHidden="1" w:unhideWhenUsed="1"/>
+    <w:lsdException w:name="List Bullet 3" w:semiHidden="1" w:unhideWhenUsed="1"/>
+    <w:lsdException w:name="List Bullet 4" w:semiHidden="1" w:unhideWhenUsed="1"/>
+    <w:lsdException w:name="List Bullet 5" w:semiHidden="1" w:unhideWhenUsed="1"/>
+    <w:lsdException w:name="List Number 2" w:semiHidden="1" w:unhideWhenUsed="1"/>
+    <w:lsdException w:name="List Number 3" w:semiHidden="1" w:unhideWhenUsed="1"/>
+    <w:lsdException w:name="List Number 4" w:semiHidden="1" w:unhideWhenUsed="1"/>
+    <w:lsdException w:name="List Number 5" w:semiHidden="1" w:unhideWhenUsed="1"/>
+    <w:lsdException w:name="Closing" w:semiHidden="1" w:unhideWhenUsed="1"/>
+    <w:lsdException w:name="Signature" w:semiHidden="1" w:unhideWhenUsed="1"/>
+    <w:lsdException w:name="Default Paragraph Font" w:semiHidden="1" w:unhideWhenUsed="1"/>
+    <w:lsdException w:name="Body Text" w:semiHidden="1" w:unhideWhenUsed="1"/>
+    <w:lsdException w:name="Body Text Indent" w:semiHidden="1" w:unhideWhenUsed="1"/>
+    <w:lsdException w:name="List Continue" w:semiHidden="1" w:unhideWhenUsed="1"/>
+    <w:lsdException w:name="List Continue 2" w:semiHidden="1" w:unhideWhenUsed="1"/>
+    <w:lsdException w:name="List Continue 3" w:semiHidden="1" w:unhideWhenUsed="1"/>
+    <w:lsdException w:name="List Continue 4" w:semiHidden="1" w:unhideWhenUsed="1"/>
+    <w:lsdException w:name="List Continue 5" w:semiHidden="1" w:unhideWhenUsed="1"/>
+    <w:lsdException w:name="Message Header" w:semiHidden="1" w:unhideWhenUsed="1"/>
+    <w:lsdException w:name="Body Text First Indent 2" w:semiHidden="1" w:unhideWhenUsed="1"/>
+    <w:lsdException w:name="Note Heading" w:semiHidden="1" w:unhideWhenUsed="1"/>
+    <w:lsdException w:name="Body Text 2" w:semiHidden="1" w:unhideWhenUsed="1"/>
+    <w:lsdException w:name="Body Text 3" w:semiHidden="1" w:unhideWhenUsed="1"/>
+    <w:lsdException w:name="Body Text Indent 2" w:semiHidden="1" w:unhideWhenUsed="1"/>
+    <w:lsdException w:name="Body Text Indent 3" w:semiHidden="1" w:unhideWhenUsed="1"/>
+    <w:lsdException w:name="Block Text" w:semiHidden="1" w:unhideWhenUsed="1"/>
+    <w:lsdException w:name="Hyperlink" w:semiHidden="1" w:unhideWhenUsed="1"/>
+    <w:lsdException w:name="FollowedHyperlink" w:semiHidden="1" w:unhideWhenUsed="1"/>
+    <w:lsdException w:name="Document Map" w:semiHidden="1" w:unhideWhenUsed="1"/>
+    <w:lsdException w:name="Plain Text" w:semiHidden="1" w:unhideWhenUsed="1"/>
+    <w:lsdException w:name="E-mail Signature" w:semiHidden="1" w:unhideWhenUsed="1"/>
+    <w:lsdException w:name="HTML Top of Form" w:semiHidden="1" w:unhideWhenUsed="1"/>
+    <w:lsdException w:name="HTML Bottom of Form" w:semiHidden="1" w:unhideWhenUsed="1"/>
+    <w:lsdException w:name="Normal (Web)" w:semiHidden="1" w:unhideWhenUsed="1"/>
+    <w:lsdException w:name="HTML Acronym" w:semiHidden="1" w:unhideWhenUsed="1"/>
+    <w:lsdException w:name="HTML Address" w:semiHidden="1" w:unhideWhenUsed="1"/>
+    <w:lsdException w:name="HTML Cite" w:semiHidden="1" w:unhideWhenUsed="1"/>
+    <w:lsdException w:name="HTML Code" w:semiHidden="1" w:unhideWhenUsed="1"/>
+    <w:lsdException w:name="HTML Definition" w:semiHidden="1" w:unhideWhenUsed="1"/>
+    <w:lsdException w:name="HTML Keyboard" w:semiHidden="1" w:unhideWhenUsed="1"/>
+    <w:lsdException w:name="HTML Preformatted" w:semiHidden="1" w:unhideWhenUsed="1"/>
+    <w:lsdException w:name="HTML Sample" w:semiHidden="1" w:unhideWhenUsed="1"/>
+    <w:lsdException w:name="HTML Typewriter" w:semiHidden="1" w:unhideWhenUsed="1"/>
+    <w:lsdException w:name="HTML Variable" w:semiHidden="1" w:unhideWhenUsed="1"/>
     <w:lsdException w:name="Normal Table" w:semiHidden="1" w:unhideWhenUsed="1"/>
+    <w:lsdException w:name="annotation subject" w:semiHidden="1" w:unhideWhenUsed="1"/>
+    <w:lsdException w:name="No List" w:semiHidden="1" w:unhideWhenUsed="1"/>
+    <w:lsdException w:name="Outline List 1" w:semiHidden="1" w:unhideWhenUsed="1"/>
+    <w:lsdException w:name="Outline List 2" w:semiHidden="1" w:unhideWhenUsed="1"/>
+    <w:lsdException w:name="Outline List 3" w:semiHidden="1" w:unhideWhenUsed="1"/>
     <w:lsdException w:name="Table Simple 1" w:semiHidden="1" w:unhideWhenUsed="1"/>
     <w:lsdException w:name="Table Simple 2" w:semiHidden="1" w:unhideWhenUsed="1"/>
     <w:lsdException w:name="Table Simple 3" w:semiHidden="1" w:unhideWhenUsed="1"/>
@@ -5487,6 +5930,7 @@
     <w:lsdException w:name="Table Web 1" w:semiHidden="1" w:unhideWhenUsed="1"/>
     <w:lsdException w:name="Table Web 2" w:semiHidden="1" w:unhideWhenUsed="1"/>
     <w:lsdException w:name="Table Web 3" w:semiHidden="1" w:unhideWhenUsed="1"/>
+    <w:lsdException w:name="Balloon Text" w:semiHidden="1" w:unhideWhenUsed="1"/>
     <w:lsdException w:name="Table Theme" w:semiHidden="1" w:unhideWhenUsed="1"/>
     <w:lsdException w:name="Placeholder Text" w:semiHidden="1" w:uiPriority="99"/>
     <w:lsdException w:name="No Spacing" w:uiPriority="1"/>
@@ -5712,11 +6156,10 @@
   <w:style w:type="paragraph" w:default="1" w:styleId="Normal">
     <w:name w:val="Normal"/>
     <w:qFormat/>
-    <w:rsid w:val="0009253D"/>
+    <w:rsid w:val="009551FD"/>
     <w:rPr>
       <w:rFonts w:ascii="Arial" w:hAnsi="Arial"/>
       <w:sz w:val="22"/>
-      <w:lang w:val="en-GB" w:eastAsia="en-GB"/>
     </w:rPr>
   </w:style>
   <w:style w:type="paragraph" w:styleId="Heading1">
@@ -6047,7 +6490,7 @@
     </w:pPr>
     <w:rPr>
       <w:rFonts w:ascii="Arial" w:hAnsi="Arial"/>
-      <w:lang w:val="en-GB" w:eastAsia="en-US"/>
+      <w:lang w:eastAsia="en-US"/>
     </w:rPr>
   </w:style>
   <w:style w:type="paragraph" w:customStyle="1" w:styleId="certificateHeading">
@@ -6059,7 +6502,7 @@
     <w:rPr>
       <w:rFonts w:ascii="Arial Black" w:hAnsi="Arial Black"/>
       <w:sz w:val="18"/>
-      <w:lang w:val="en-GB" w:eastAsia="en-US"/>
+      <w:lang w:eastAsia="en-US"/>
     </w:rPr>
   </w:style>
   <w:style w:type="character" w:customStyle="1" w:styleId="change">
@@ -6086,7 +6529,6 @@
       <w:noProof/>
       <w:sz w:val="24"/>
       <w:u w:val="single"/>
-      <w:lang w:val="en-GB" w:eastAsia="en-GB"/>
     </w:rPr>
   </w:style>
   <w:style w:type="paragraph" w:styleId="BodyText2">
@@ -6135,7 +6577,6 @@
       <w:caps/>
       <w:noProof/>
       <w:sz w:val="24"/>
-      <w:lang w:val="en-GB" w:eastAsia="en-GB"/>
     </w:rPr>
   </w:style>
   <w:style w:type="paragraph" w:customStyle="1" w:styleId="hidden">
@@ -6454,13 +6895,58 @@
       <w:szCs w:val="22"/>
     </w:rPr>
   </w:style>
-  <w:style w:type="character" w:customStyle="1" w:styleId="FooterChar">
-    <w:name w:val="Footer Char"/>
-    <w:link w:val="Footer"/>
-    <w:rsid w:val="00A13B50"/>
+  <w:style w:type="paragraph" w:customStyle="1" w:styleId="Default">
+    <w:name w:val="Default"/>
+    <w:rsid w:val="001D2633"/>
+    <w:pPr>
+      <w:autoSpaceDE w:val="0"/>
+      <w:autoSpaceDN w:val="0"/>
+      <w:adjustRightInd w:val="0"/>
+    </w:pPr>
+    <w:rPr>
+      <w:rFonts w:ascii="Arial" w:hAnsi="Arial" w:cs="Arial"/>
+      <w:color w:val="000000"/>
+      <w:sz w:val="24"/>
+      <w:szCs w:val="24"/>
+    </w:rPr>
+  </w:style>
+  <w:style w:type="paragraph" w:styleId="ListParagraph">
+    <w:name w:val="List Paragraph"/>
+    <w:basedOn w:val="Normal"/>
+    <w:uiPriority w:val="34"/>
+    <w:rsid w:val="001D2633"/>
+    <w:pPr>
+      <w:ind w:left="720"/>
+      <w:contextualSpacing/>
+    </w:pPr>
+  </w:style>
+  <w:style w:type="paragraph" w:styleId="FootnoteText">
+    <w:name w:val="footnote text"/>
+    <w:basedOn w:val="Normal"/>
+    <w:link w:val="FootnoteTextChar"/>
+    <w:rsid w:val="0059741A"/>
+    <w:rPr>
+      <w:sz w:val="20"/>
+    </w:rPr>
+  </w:style>
+  <w:style w:type="character" w:customStyle="1" w:styleId="FootnoteTextChar">
+    <w:name w:val="Footnote Text Char"/>
+    <w:basedOn w:val="DefaultParagraphFont"/>
+    <w:link w:val="FootnoteText"/>
+    <w:rsid w:val="0059741A"/>
     <w:rPr>
       <w:rFonts w:ascii="Arial" w:hAnsi="Arial"/>
-      <w:sz w:val="22"/>
+    </w:rPr>
+  </w:style>
+  <w:style w:type="character" w:styleId="FollowedHyperlink">
+    <w:name w:val="FollowedHyperlink"/>
+    <w:basedOn w:val="DefaultParagraphFont"/>
+    <w:semiHidden/>
+    <w:unhideWhenUsed/>
+    <w:rsid w:val="00F373BA"/>
+    <w:rPr>
+      <w:color w:val="954F72" w:themeColor="followedHyperlink"/>
+      <w:u w:val="single"/>
     </w:rPr>
   </w:style>
   <w:style w:type="character" w:styleId="UnresolvedMention">
@@ -6469,32 +6955,31 @@
     <w:uiPriority w:val="99"/>
     <w:semiHidden/>
     <w:unhideWhenUsed/>
-    <w:rsid w:val="00F2655B"/>
+    <w:rsid w:val="00AC5DCC"/>
     <w:rPr>
       <w:color w:val="605E5C"/>
       <w:shd w:val="clear" w:color="auto" w:fill="E1DFDD"/>
     </w:rPr>
   </w:style>
-  <w:style w:type="paragraph" w:styleId="ListParagraph">
-    <w:name w:val="List Paragraph"/>
-    <w:basedOn w:val="Normal"/>
-    <w:uiPriority w:val="34"/>
-    <w:rsid w:val="00F47E32"/>
-    <w:pPr>
-      <w:ind w:left="720"/>
-      <w:contextualSpacing/>
-    </w:pPr>
+  <w:style w:type="character" w:customStyle="1" w:styleId="FooterChar">
+    <w:name w:val="Footer Char"/>
+    <w:basedOn w:val="DefaultParagraphFont"/>
+    <w:link w:val="Footer"/>
+    <w:rsid w:val="00A2783C"/>
+    <w:rPr>
+      <w:rFonts w:ascii="Arial" w:hAnsi="Arial"/>
+      <w:sz w:val="22"/>
+    </w:rPr>
   </w:style>
   <w:style w:type="paragraph" w:styleId="Revision">
     <w:name w:val="Revision"/>
     <w:hidden/>
     <w:uiPriority w:val="99"/>
     <w:semiHidden/>
-    <w:rsid w:val="00EF0807"/>
+    <w:rsid w:val="0019673B"/>
     <w:rPr>
       <w:rFonts w:ascii="Arial" w:hAnsi="Arial"/>
       <w:sz w:val="22"/>
-      <w:lang w:val="en-GB" w:eastAsia="en-GB"/>
     </w:rPr>
   </w:style>
 </w:styles>
@@ -6517,7 +7002,7 @@
         <a:srgbClr val="E7E6E6"/>
       </a:lt2>
       <a:accent1>
-        <a:srgbClr val="4472C4"/>
+        <a:srgbClr val="5B9BD5"/>
       </a:accent1>
       <a:accent2>
         <a:srgbClr val="ED7D31"/>
@@ -6529,7 +7014,7 @@
         <a:srgbClr val="FFC000"/>
       </a:accent4>
       <a:accent5>
-        <a:srgbClr val="5B9BD5"/>
+        <a:srgbClr val="4472C4"/>
       </a:accent5>
       <a:accent6>
         <a:srgbClr val="70AD47"/>
@@ -6546,9 +7031,9 @@
         <a:latin typeface="Calibri Light" panose="020F0302020204030204"/>
         <a:ea typeface=""/>
         <a:cs typeface=""/>
-        <a:font script="Jpan" typeface="游ゴシック Light"/>
+        <a:font script="Jpan" typeface="ＭＳ ゴシック"/>
         <a:font script="Hang" typeface="맑은 고딕"/>
-        <a:font script="Hans" typeface="等线 Light"/>
+        <a:font script="Hans" typeface="宋体"/>
         <a:font script="Hant" typeface="新細明體"/>
         <a:font script="Arab" typeface="Times New Roman"/>
         <a:font script="Hebr" typeface="Times New Roman"/>
@@ -6576,31 +7061,14 @@
         <a:font script="Viet" typeface="Times New Roman"/>
         <a:font script="Uigh" typeface="Microsoft Uighur"/>
         <a:font script="Geor" typeface="Sylfaen"/>
-        <a:font script="Armn" typeface="Arial"/>
-        <a:font script="Bugi" typeface="Leelawadee UI"/>
-        <a:font script="Bopo" typeface="Microsoft JhengHei"/>
-        <a:font script="Java" typeface="Javanese Text"/>
-        <a:font script="Lisu" typeface="Segoe UI"/>
-        <a:font script="Mymr" typeface="Myanmar Text"/>
-        <a:font script="Nkoo" typeface="Ebrima"/>
-        <a:font script="Olck" typeface="Nirmala UI"/>
-        <a:font script="Osma" typeface="Ebrima"/>
-        <a:font script="Phag" typeface="Phagspa"/>
-        <a:font script="Syrn" typeface="Estrangelo Edessa"/>
-        <a:font script="Syrj" typeface="Estrangelo Edessa"/>
-        <a:font script="Syre" typeface="Estrangelo Edessa"/>
-        <a:font script="Sora" typeface="Nirmala UI"/>
-        <a:font script="Tale" typeface="Microsoft Tai Le"/>
-        <a:font script="Talu" typeface="Microsoft New Tai Lue"/>
-        <a:font script="Tfng" typeface="Ebrima"/>
       </a:majorFont>
       <a:minorFont>
         <a:latin typeface="Calibri" panose="020F0502020204030204"/>
         <a:ea typeface=""/>
         <a:cs typeface=""/>
-        <a:font script="Jpan" typeface="游明朝"/>
+        <a:font script="Jpan" typeface="ＭＳ 明朝"/>
         <a:font script="Hang" typeface="맑은 고딕"/>
-        <a:font script="Hans" typeface="等线"/>
+        <a:font script="Hans" typeface="宋体"/>
         <a:font script="Hant" typeface="新細明體"/>
         <a:font script="Arab" typeface="Arial"/>
         <a:font script="Hebr" typeface="Arial"/>
@@ -6628,23 +7096,6 @@
         <a:font script="Viet" typeface="Arial"/>
         <a:font script="Uigh" typeface="Microsoft Uighur"/>
         <a:font script="Geor" typeface="Sylfaen"/>
-        <a:font script="Armn" typeface="Arial"/>
-        <a:font script="Bugi" typeface="Leelawadee UI"/>
-        <a:font script="Bopo" typeface="Microsoft JhengHei"/>
-        <a:font script="Java" typeface="Javanese Text"/>
-        <a:font script="Lisu" typeface="Segoe UI"/>
-        <a:font script="Mymr" typeface="Myanmar Text"/>
-        <a:font script="Nkoo" typeface="Ebrima"/>
-        <a:font script="Olck" typeface="Nirmala UI"/>
-        <a:font script="Osma" typeface="Ebrima"/>
-        <a:font script="Phag" typeface="Phagspa"/>
-        <a:font script="Syrn" typeface="Estrangelo Edessa"/>
-        <a:font script="Syrj" typeface="Estrangelo Edessa"/>
-        <a:font script="Syre" typeface="Estrangelo Edessa"/>
-        <a:font script="Sora" typeface="Nirmala UI"/>
-        <a:font script="Tale" typeface="Microsoft Tai Le"/>
-        <a:font script="Talu" typeface="Microsoft New Tai Lue"/>
-        <a:font script="Tfng" typeface="Ebrima"/>
       </a:minorFont>
     </a:fontScheme>
     <a:fmtScheme name="Office">
@@ -6796,31 +7247,10 @@
 </file>
 
 <file path=customXml/item1.xml><?xml version="1.0" encoding="utf-8"?>
-<?mso-contentType ?>
-<FormTemplates xmlns="http://schemas.microsoft.com/sharepoint/v3/contenttype/forms">
-  <Display>DocumentLibraryForm</Display>
-  <Edit>DocumentLibraryForm</Edit>
-  <New>DocumentLibraryForm</New>
-</FormTemplates>
+<b:Sources xmlns:b="http://schemas.openxmlformats.org/officeDocument/2006/bibliography" xmlns="http://schemas.openxmlformats.org/officeDocument/2006/bibliography" SelectedStyle="\APA.XSL" StyleName="APA"/>
 </file>
 
 <file path=customXml/item2.xml><?xml version="1.0" encoding="utf-8"?>
-<LongProperties xmlns="http://schemas.microsoft.com/office/2006/metadata/longProperties"/>
-</file>
-
-<file path=customXml/item3.xml><?xml version="1.0" encoding="utf-8"?>
-<p:properties xmlns:p="http://schemas.microsoft.com/office/2006/metadata/properties" xmlns:xsi="http://www.w3.org/2001/XMLSchema-instance" xmlns:pc="http://schemas.microsoft.com/office/infopath/2007/PartnerControls">
-  <documentManagement>
-    <TaxCatchAll xmlns="81936f9c-53d8-4266-aa9b-a06434fad9b0" xsi:nil="true"/>
-    <lcf76f155ced4ddcb4097134ff3c332f xmlns="3e1b29f8-7008-403b-b2fb-9ef1de52b77a">
-      <Terms xmlns="http://schemas.microsoft.com/office/infopath/2007/PartnerControls"/>
-    </lcf76f155ced4ddcb4097134ff3c332f>
-    <Issuedate xmlns="3e1b29f8-7008-403b-b2fb-9ef1de52b77a" xsi:nil="true"/>
-  </documentManagement>
-</p:properties>
-</file>
-
-<file path=customXml/item4.xml><?xml version="1.0" encoding="utf-8"?>
 <ct:contentTypeSchema xmlns:ct="http://schemas.microsoft.com/office/2006/metadata/contentType" xmlns:ma="http://schemas.microsoft.com/office/2006/metadata/properties/metaAttributes" ct:_="" ma:_="" ma:contentTypeName="Document" ma:contentTypeID="0x0101006464DC95341EFA46ACBB54F68238415D" ma:contentTypeVersion="17" ma:contentTypeDescription="Create a new document." ma:contentTypeScope="" ma:versionID="22441c213f16c00d66fb180b6a3159d6">
   <xsd:schema xmlns:xsd="http://www.w3.org/2001/XMLSchema" xmlns:xs="http://www.w3.org/2001/XMLSchema" xmlns:p="http://schemas.microsoft.com/office/2006/metadata/properties" xmlns:ns2="3e1b29f8-7008-403b-b2fb-9ef1de52b77a" xmlns:ns3="81936f9c-53d8-4266-aa9b-a06434fad9b0" targetNamespace="http://schemas.microsoft.com/office/2006/metadata/properties" ma:root="true" ma:fieldsID="285fcd3ced75032b95044bc3c244456a" ns2:_="" ns3:_="">
     <xsd:import namespace="3e1b29f8-7008-403b-b2fb-9ef1de52b77a"/>
@@ -7069,35 +7499,37 @@
 </ct:contentTypeSchema>
 </file>
 
+<file path=customXml/item3.xml><?xml version="1.0" encoding="utf-8"?>
+<p:properties xmlns:p="http://schemas.microsoft.com/office/2006/metadata/properties" xmlns:xsi="http://www.w3.org/2001/XMLSchema-instance" xmlns:pc="http://schemas.microsoft.com/office/infopath/2007/PartnerControls">
+  <documentManagement>
+    <TaxCatchAll xmlns="81936f9c-53d8-4266-aa9b-a06434fad9b0" xsi:nil="true"/>
+    <lcf76f155ced4ddcb4097134ff3c332f xmlns="3e1b29f8-7008-403b-b2fb-9ef1de52b77a">
+      <Terms xmlns="http://schemas.microsoft.com/office/infopath/2007/PartnerControls"/>
+    </lcf76f155ced4ddcb4097134ff3c332f>
+    <Issuedate xmlns="3e1b29f8-7008-403b-b2fb-9ef1de52b77a" xsi:nil="true"/>
+  </documentManagement>
+</p:properties>
+</file>
+
+<file path=customXml/item4.xml><?xml version="1.0" encoding="utf-8"?>
+<?mso-contentType ?>
+<FormTemplates xmlns="http://schemas.microsoft.com/sharepoint/v3/contenttype/forms">
+  <Display>DocumentLibraryForm</Display>
+  <Edit>DocumentLibraryForm</Edit>
+  <New>DocumentLibraryForm</New>
+</FormTemplates>
+</file>
+
 <file path=customXml/itemProps1.xml><?xml version="1.0" encoding="utf-8"?>
-<ds:datastoreItem xmlns:ds="http://schemas.openxmlformats.org/officeDocument/2006/customXml" ds:itemID="{123BCE83-6201-434C-8A2F-4F5EEEAF9F60}">
+<ds:datastoreItem xmlns:ds="http://schemas.openxmlformats.org/officeDocument/2006/customXml" ds:itemID="{175E2CE5-3841-4B6C-9677-0243CC2886BB}">
   <ds:schemaRefs>
-    <ds:schemaRef ds:uri="http://schemas.microsoft.com/sharepoint/v3/contenttype/forms"/>
+    <ds:schemaRef ds:uri="http://schemas.openxmlformats.org/officeDocument/2006/bibliography"/>
   </ds:schemaRefs>
 </ds:datastoreItem>
 </file>
 
 <file path=customXml/itemProps2.xml><?xml version="1.0" encoding="utf-8"?>
-<ds:datastoreItem xmlns:ds="http://schemas.openxmlformats.org/officeDocument/2006/customXml" ds:itemID="{349FC049-DA55-482F-87DF-55CDDF9723FE}">
-  <ds:schemaRefs>
-    <ds:schemaRef ds:uri="http://schemas.microsoft.com/office/2006/metadata/longProperties"/>
-  </ds:schemaRefs>
-</ds:datastoreItem>
-</file>
-
-<file path=customXml/itemProps3.xml><?xml version="1.0" encoding="utf-8"?>
-<ds:datastoreItem xmlns:ds="http://schemas.openxmlformats.org/officeDocument/2006/customXml" ds:itemID="{836D2F3A-1878-4919-ABF7-888ACDE64797}">
-  <ds:schemaRefs>
-    <ds:schemaRef ds:uri="http://schemas.microsoft.com/office/2006/metadata/properties"/>
-    <ds:schemaRef ds:uri="http://schemas.microsoft.com/office/infopath/2007/PartnerControls"/>
-    <ds:schemaRef ds:uri="81936f9c-53d8-4266-aa9b-a06434fad9b0"/>
-    <ds:schemaRef ds:uri="3e1b29f8-7008-403b-b2fb-9ef1de52b77a"/>
-  </ds:schemaRefs>
-</ds:datastoreItem>
-</file>
-
-<file path=customXml/itemProps4.xml><?xml version="1.0" encoding="utf-8"?>
-<ds:datastoreItem xmlns:ds="http://schemas.openxmlformats.org/officeDocument/2006/customXml" ds:itemID="{2225B991-F231-461F-8247-8C1C41AAD989}">
+<ds:datastoreItem xmlns:ds="http://schemas.openxmlformats.org/officeDocument/2006/customXml" ds:itemID="{42728C25-4BA3-439F-B10A-131203BC9E13}">
   <ds:schemaRefs>
     <ds:schemaRef ds:uri="http://schemas.microsoft.com/office/2006/metadata/contentType"/>
     <ds:schemaRef ds:uri="http://schemas.microsoft.com/office/2006/metadata/properties/metaAttributes"/>
@@ -7113,4 +7545,23 @@
     <ds:schemaRef ds:uri="http://schemas.microsoft.com/internal/obd"/>
   </ds:schemaRefs>
 </ds:datastoreItem>
+</file>
+
+<file path=customXml/itemProps3.xml><?xml version="1.0" encoding="utf-8"?>
+<ds:datastoreItem xmlns:ds="http://schemas.openxmlformats.org/officeDocument/2006/customXml" ds:itemID="{7BFF354A-BE2D-4FE0-8B2B-B725ACEA640D}">
+  <ds:schemaRefs>
+    <ds:schemaRef ds:uri="http://schemas.microsoft.com/office/2006/metadata/properties"/>
+    <ds:schemaRef ds:uri="http://schemas.microsoft.com/office/infopath/2007/PartnerControls"/>
+    <ds:schemaRef ds:uri="81936f9c-53d8-4266-aa9b-a06434fad9b0"/>
+    <ds:schemaRef ds:uri="3e1b29f8-7008-403b-b2fb-9ef1de52b77a"/>
+  </ds:schemaRefs>
+</ds:datastoreItem>
+</file>
+
+<file path=customXml/itemProps4.xml><?xml version="1.0" encoding="utf-8"?>
+<ds:datastoreItem xmlns:ds="http://schemas.openxmlformats.org/officeDocument/2006/customXml" ds:itemID="{97687979-B147-4FE1-A490-391F7672E2A0}">
+  <ds:schemaRefs>
+    <ds:schemaRef ds:uri="http://schemas.microsoft.com/sharepoint/v3/contenttype/forms"/>
+  </ds:schemaRefs>
+</ds:datastoreItem>
 </file>